--- a/spim/documents/低轨卫星项目说明手册.docx
+++ b/spim/documents/低轨卫星项目说明手册.docx
@@ -1699,7 +1699,7 @@
           <w:noProof/>
         </w:rPr>
         <w:drawing>
-          <wp:inline distT="0" distB="0" distL="0" distR="0" wp14:anchorId="6DE80466" wp14:editId="1173933C">
+          <wp:inline distT="0" distB="0" distL="0" distR="0" wp14:anchorId="6DE80466" wp14:editId="27EAF505">
             <wp:extent cx="3920976" cy="2149642"/>
             <wp:effectExtent l="0" t="0" r="3810" b="3175"/>
             <wp:docPr id="1325979309" name="图片 1"/>
@@ -4093,11 +4093,6 @@
       </w:r>
     </w:p>
     <w:p>
-      <w:pPr>
-        <w:rPr>
-          <w:rFonts w:hint="eastAsia"/>
-        </w:rPr>
-      </w:pPr>
       <w:r>
         <w:rPr>
           <w:rFonts w:hint="eastAsia"/>
@@ -4120,11 +4115,6 @@
       </w:r>
     </w:p>
     <w:p>
-      <w:pPr>
-        <w:rPr>
-          <w:rFonts w:hint="eastAsia"/>
-        </w:rPr>
-      </w:pPr>
       <w:r>
         <w:rPr>
           <w:rFonts w:hint="eastAsia"/>
@@ -4214,7 +4204,6 @@
           <w:p>
             <w:pPr>
               <w:rPr>
-                <w:rFonts w:hint="eastAsia"/>
                 <w:b/>
                 <w:bCs/>
               </w:rPr>
@@ -4250,7 +4239,6 @@
           <w:p>
             <w:pPr>
               <w:rPr>
-                <w:rFonts w:hint="eastAsia"/>
                 <w:b/>
                 <w:bCs/>
               </w:rPr>
@@ -8333,40 +8321,11 @@
       </w:tr>
     </w:tbl>
     <w:p>
-      <w:pPr>
-        <w:rPr>
-          <w:rFonts w:hint="eastAsia"/>
-        </w:rPr>
-      </w:pPr>
-      <w:r>
-        <w:rPr>
-          <w:rFonts w:hint="eastAsia"/>
-        </w:rPr>
-        <w:t>开发板</w:t>
-      </w:r>
-      <w:r>
-        <w:rPr>
-          <w:rFonts w:hint="eastAsia"/>
-        </w:rPr>
-        <w:t>左</w:t>
-      </w:r>
-      <w:r>
-        <w:rPr>
-          <w:rFonts w:hint="eastAsia"/>
-        </w:rPr>
-        <w:t>侧J1</w:t>
-      </w:r>
-      <w:r>
-        <w:rPr>
-          <w:rFonts w:hint="eastAsia"/>
-        </w:rPr>
-        <w:t>2</w:t>
-      </w:r>
-      <w:r>
-        <w:rPr>
-          <w:rFonts w:hint="eastAsia"/>
-        </w:rPr>
-        <w:t xml:space="preserve">两列排针管教定义如下，对应于SPI channel </w:t>
+      <w:r>
+        <w:rPr>
+          <w:rFonts w:hint="eastAsia"/>
+        </w:rPr>
+        <w:t xml:space="preserve">开发板左侧J12两列排针管教定义如下，对应于SPI channel </w:t>
       </w:r>
       <w:r>
         <w:t>8～</w:t>
@@ -12541,13 +12500,7 @@
         </w:tc>
       </w:tr>
     </w:tbl>
-    <w:p>
-      <w:pPr>
-        <w:rPr>
-          <w:rFonts w:hint="eastAsia"/>
-        </w:rPr>
-      </w:pPr>
-    </w:p>
+    <w:p/>
     <w:p>
       <w:pPr>
         <w:pStyle w:val="1"/>
@@ -12649,9 +12602,6 @@
     <w:p>
       <w:pPr>
         <w:pStyle w:val="2"/>
-        <w:rPr>
-          <w:rFonts w:hint="eastAsia"/>
-        </w:rPr>
       </w:pPr>
       <w:r>
         <w:rPr>
@@ -12661,11 +12611,6 @@
       </w:r>
     </w:p>
     <w:p>
-      <w:pPr>
-        <w:rPr>
-          <w:rFonts w:hint="eastAsia"/>
-        </w:rPr>
-      </w:pPr>
       <w:r>
         <w:rPr>
           <w:rFonts w:hint="eastAsia"/>
@@ -12709,11 +12654,6 @@
             <w:tcW w:w="2074" w:type="dxa"/>
           </w:tcPr>
           <w:p>
-            <w:pPr>
-              <w:rPr>
-                <w:rFonts w:hint="eastAsia"/>
-              </w:rPr>
-            </w:pPr>
             <w:r>
               <w:rPr>
                 <w:rFonts w:hint="eastAsia"/>
@@ -12730,11 +12670,6 @@
             <w:tcW w:w="2074" w:type="dxa"/>
           </w:tcPr>
           <w:p>
-            <w:pPr>
-              <w:rPr>
-                <w:rFonts w:hint="eastAsia"/>
-              </w:rPr>
-            </w:pPr>
             <w:r>
               <w:rPr>
                 <w:rFonts w:hint="eastAsia"/>
@@ -12748,11 +12683,6 @@
             <w:tcW w:w="2074" w:type="dxa"/>
           </w:tcPr>
           <w:p>
-            <w:pPr>
-              <w:rPr>
-                <w:rFonts w:hint="eastAsia"/>
-              </w:rPr>
-            </w:pPr>
             <w:r>
               <w:rPr>
                 <w:rFonts w:hint="eastAsia"/>
@@ -12766,11 +12696,6 @@
             <w:tcW w:w="2074" w:type="dxa"/>
           </w:tcPr>
           <w:p>
-            <w:pPr>
-              <w:rPr>
-                <w:rFonts w:hint="eastAsia"/>
-              </w:rPr>
-            </w:pPr>
             <w:r>
               <w:rPr>
                 <w:rFonts w:hint="eastAsia"/>
@@ -12804,11 +12729,6 @@
             <w:tcW w:w="2074" w:type="dxa"/>
           </w:tcPr>
           <w:p>
-            <w:pPr>
-              <w:rPr>
-                <w:rFonts w:hint="eastAsia"/>
-              </w:rPr>
-            </w:pPr>
             <w:r>
               <w:rPr>
                 <w:rFonts w:hint="eastAsia"/>
@@ -12822,11 +12742,6 @@
             <w:tcW w:w="2074" w:type="dxa"/>
           </w:tcPr>
           <w:p>
-            <w:pPr>
-              <w:rPr>
-                <w:rFonts w:hint="eastAsia"/>
-              </w:rPr>
-            </w:pPr>
             <w:r>
               <w:rPr>
                 <w:rFonts w:hint="eastAsia"/>
@@ -12840,11 +12755,6 @@
             <w:tcW w:w="2074" w:type="dxa"/>
           </w:tcPr>
           <w:p>
-            <w:pPr>
-              <w:rPr>
-                <w:rFonts w:hint="eastAsia"/>
-              </w:rPr>
-            </w:pPr>
             <w:r>
               <w:rPr>
                 <w:rFonts w:hint="eastAsia"/>
@@ -12870,11 +12780,6 @@
             <w:tcW w:w="2074" w:type="dxa"/>
           </w:tcPr>
           <w:p>
-            <w:pPr>
-              <w:rPr>
-                <w:rFonts w:hint="eastAsia"/>
-              </w:rPr>
-            </w:pPr>
             <w:r>
               <w:rPr>
                 <w:rFonts w:hint="eastAsia"/>
@@ -12902,11 +12807,6 @@
             <w:tcW w:w="2074" w:type="dxa"/>
           </w:tcPr>
           <w:p>
-            <w:pPr>
-              <w:rPr>
-                <w:rFonts w:hint="eastAsia"/>
-              </w:rPr>
-            </w:pPr>
             <w:r>
               <w:rPr>
                 <w:rFonts w:hint="eastAsia"/>
@@ -12920,11 +12820,6 @@
             <w:tcW w:w="2074" w:type="dxa"/>
           </w:tcPr>
           <w:p>
-            <w:pPr>
-              <w:rPr>
-                <w:rFonts w:hint="eastAsia"/>
-              </w:rPr>
-            </w:pPr>
             <w:r>
               <w:rPr>
                 <w:rFonts w:hint="eastAsia"/>
@@ -12938,11 +12833,6 @@
             <w:tcW w:w="2074" w:type="dxa"/>
           </w:tcPr>
           <w:p>
-            <w:pPr>
-              <w:rPr>
-                <w:rFonts w:hint="eastAsia"/>
-              </w:rPr>
-            </w:pPr>
             <w:r>
               <w:rPr>
                 <w:rFonts w:hint="eastAsia"/>
@@ -12956,11 +12846,6 @@
             <w:tcW w:w="2074" w:type="dxa"/>
           </w:tcPr>
           <w:p>
-            <w:pPr>
-              <w:rPr>
-                <w:rFonts w:hint="eastAsia"/>
-              </w:rPr>
-            </w:pPr>
             <w:r>
               <w:rPr>
                 <w:rFonts w:hint="eastAsia"/>
@@ -13072,11 +12957,6 @@
             <w:tcW w:w="2547" w:type="dxa"/>
           </w:tcPr>
           <w:p>
-            <w:pPr>
-              <w:rPr>
-                <w:rFonts w:hint="eastAsia"/>
-              </w:rPr>
-            </w:pPr>
             <w:r>
               <w:rPr>
                 <w:rFonts w:hint="eastAsia"/>
@@ -13090,11 +12970,6 @@
             <w:tcW w:w="850" w:type="dxa"/>
           </w:tcPr>
           <w:p>
-            <w:pPr>
-              <w:rPr>
-                <w:rFonts w:hint="eastAsia"/>
-              </w:rPr>
-            </w:pPr>
             <w:r>
               <w:rPr>
                 <w:rFonts w:hint="eastAsia"/>
@@ -13108,11 +12983,6 @@
             <w:tcW w:w="4899" w:type="dxa"/>
           </w:tcPr>
           <w:p>
-            <w:pPr>
-              <w:rPr>
-                <w:rFonts w:hint="eastAsia"/>
-              </w:rPr>
-            </w:pPr>
             <w:r>
               <w:rPr>
                 <w:rFonts w:hint="eastAsia"/>
@@ -13128,11 +12998,6 @@
             <w:tcW w:w="2547" w:type="dxa"/>
           </w:tcPr>
           <w:p>
-            <w:pPr>
-              <w:rPr>
-                <w:rFonts w:hint="eastAsia"/>
-              </w:rPr>
-            </w:pPr>
             <w:r>
               <w:rPr>
                 <w:rFonts w:hint="eastAsia"/>
@@ -13146,11 +13011,6 @@
             <w:tcW w:w="850" w:type="dxa"/>
           </w:tcPr>
           <w:p>
-            <w:pPr>
-              <w:rPr>
-                <w:rFonts w:hint="eastAsia"/>
-              </w:rPr>
-            </w:pPr>
             <w:r>
               <w:rPr>
                 <w:rFonts w:hint="eastAsia"/>
@@ -13164,11 +13024,6 @@
             <w:tcW w:w="4899" w:type="dxa"/>
           </w:tcPr>
           <w:p>
-            <w:pPr>
-              <w:rPr>
-                <w:rFonts w:hint="eastAsia"/>
-              </w:rPr>
-            </w:pPr>
             <w:r>
               <w:rPr>
                 <w:rFonts w:hint="eastAsia"/>
@@ -13184,11 +13039,6 @@
             <w:tcW w:w="2547" w:type="dxa"/>
           </w:tcPr>
           <w:p>
-            <w:pPr>
-              <w:rPr>
-                <w:rFonts w:hint="eastAsia"/>
-              </w:rPr>
-            </w:pPr>
             <w:r>
               <w:rPr>
                 <w:rFonts w:hint="eastAsia"/>
@@ -13202,11 +13052,6 @@
             <w:tcW w:w="850" w:type="dxa"/>
           </w:tcPr>
           <w:p>
-            <w:pPr>
-              <w:rPr>
-                <w:rFonts w:hint="eastAsia"/>
-              </w:rPr>
-            </w:pPr>
             <w:r>
               <w:rPr>
                 <w:rFonts w:hint="eastAsia"/>
@@ -13220,11 +13065,6 @@
             <w:tcW w:w="4899" w:type="dxa"/>
           </w:tcPr>
           <w:p>
-            <w:pPr>
-              <w:rPr>
-                <w:rFonts w:hint="eastAsia"/>
-              </w:rPr>
-            </w:pPr>
             <w:r>
               <w:rPr>
                 <w:rFonts w:hint="eastAsia"/>
@@ -13240,11 +13080,6 @@
             <w:tcW w:w="2547" w:type="dxa"/>
           </w:tcPr>
           <w:p>
-            <w:pPr>
-              <w:rPr>
-                <w:rFonts w:hint="eastAsia"/>
-              </w:rPr>
-            </w:pPr>
             <w:r>
               <w:rPr>
                 <w:rFonts w:hint="eastAsia"/>
@@ -13258,11 +13093,6 @@
             <w:tcW w:w="850" w:type="dxa"/>
           </w:tcPr>
           <w:p>
-            <w:pPr>
-              <w:rPr>
-                <w:rFonts w:hint="eastAsia"/>
-              </w:rPr>
-            </w:pPr>
             <w:r>
               <w:rPr>
                 <w:rFonts w:hint="eastAsia"/>
@@ -13276,11 +13106,6 @@
             <w:tcW w:w="4899" w:type="dxa"/>
           </w:tcPr>
           <w:p>
-            <w:pPr>
-              <w:rPr>
-                <w:rFonts w:hint="eastAsia"/>
-              </w:rPr>
-            </w:pPr>
             <w:r>
               <w:rPr>
                 <w:rFonts w:hint="eastAsia"/>
@@ -13299,11 +13124,6 @@
             <w:tcW w:w="2547" w:type="dxa"/>
           </w:tcPr>
           <w:p>
-            <w:pPr>
-              <w:rPr>
-                <w:rFonts w:hint="eastAsia"/>
-              </w:rPr>
-            </w:pPr>
             <w:r>
               <w:rPr>
                 <w:rFonts w:hint="eastAsia"/>
@@ -13317,11 +13137,6 @@
             <w:tcW w:w="850" w:type="dxa"/>
           </w:tcPr>
           <w:p>
-            <w:pPr>
-              <w:rPr>
-                <w:rFonts w:hint="eastAsia"/>
-              </w:rPr>
-            </w:pPr>
             <w:r>
               <w:rPr>
                 <w:rFonts w:hint="eastAsia"/>
@@ -13335,11 +13150,6 @@
             <w:tcW w:w="4899" w:type="dxa"/>
           </w:tcPr>
           <w:p>
-            <w:pPr>
-              <w:rPr>
-                <w:rFonts w:hint="eastAsia"/>
-              </w:rPr>
-            </w:pPr>
             <w:r>
               <w:rPr>
                 <w:rFonts w:hint="eastAsia"/>
@@ -13366,11 +13176,6 @@
             <w:tcW w:w="2547" w:type="dxa"/>
           </w:tcPr>
           <w:p>
-            <w:pPr>
-              <w:rPr>
-                <w:rFonts w:hint="eastAsia"/>
-              </w:rPr>
-            </w:pPr>
             <w:r>
               <w:rPr>
                 <w:rFonts w:hint="eastAsia"/>
@@ -13384,22 +13189,11 @@
             <w:tcW w:w="850" w:type="dxa"/>
           </w:tcPr>
           <w:p>
-            <w:pPr>
-              <w:rPr>
-                <w:rFonts w:hint="eastAsia"/>
-              </w:rPr>
-            </w:pPr>
-            <w:r>
-              <w:rPr>
-                <w:rFonts w:hint="eastAsia"/>
-              </w:rPr>
-              <w:t>0x0</w:t>
-            </w:r>
-            <w:r>
-              <w:rPr>
-                <w:rFonts w:hint="eastAsia"/>
-              </w:rPr>
-              <w:t>4</w:t>
+            <w:r>
+              <w:rPr>
+                <w:rFonts w:hint="eastAsia"/>
+              </w:rPr>
+              <w:t>0x04</w:t>
             </w:r>
           </w:p>
         </w:tc>
@@ -13408,11 +13202,6 @@
             <w:tcW w:w="4899" w:type="dxa"/>
           </w:tcPr>
           <w:p>
-            <w:pPr>
-              <w:rPr>
-                <w:rFonts w:hint="eastAsia"/>
-              </w:rPr>
-            </w:pPr>
             <w:r>
               <w:rPr>
                 <w:rFonts w:hint="eastAsia"/>
@@ -13436,11 +13225,6 @@
             <w:tcW w:w="2547" w:type="dxa"/>
           </w:tcPr>
           <w:p>
-            <w:pPr>
-              <w:rPr>
-                <w:rFonts w:hint="eastAsia"/>
-              </w:rPr>
-            </w:pPr>
             <w:r>
               <w:rPr>
                 <w:rFonts w:hint="eastAsia"/>
@@ -13454,22 +13238,11 @@
             <w:tcW w:w="850" w:type="dxa"/>
           </w:tcPr>
           <w:p>
-            <w:pPr>
-              <w:rPr>
-                <w:rFonts w:hint="eastAsia"/>
-              </w:rPr>
-            </w:pPr>
-            <w:r>
-              <w:rPr>
-                <w:rFonts w:hint="eastAsia"/>
-              </w:rPr>
-              <w:t>0x0</w:t>
-            </w:r>
-            <w:r>
-              <w:rPr>
-                <w:rFonts w:hint="eastAsia"/>
-              </w:rPr>
-              <w:t>5</w:t>
+            <w:r>
+              <w:rPr>
+                <w:rFonts w:hint="eastAsia"/>
+              </w:rPr>
+              <w:t>0x05</w:t>
             </w:r>
           </w:p>
         </w:tc>
@@ -13478,11 +13251,6 @@
             <w:tcW w:w="4899" w:type="dxa"/>
           </w:tcPr>
           <w:p>
-            <w:pPr>
-              <w:rPr>
-                <w:rFonts w:hint="eastAsia"/>
-              </w:rPr>
-            </w:pPr>
             <w:r>
               <w:rPr>
                 <w:rFonts w:hint="eastAsia"/>
@@ -13498,11 +13266,6 @@
             <w:tcW w:w="2547" w:type="dxa"/>
           </w:tcPr>
           <w:p>
-            <w:pPr>
-              <w:rPr>
-                <w:rFonts w:hint="eastAsia"/>
-              </w:rPr>
-            </w:pPr>
             <w:r>
               <w:rPr>
                 <w:rFonts w:hint="eastAsia"/>
@@ -13516,22 +13279,11 @@
             <w:tcW w:w="850" w:type="dxa"/>
           </w:tcPr>
           <w:p>
-            <w:pPr>
-              <w:rPr>
-                <w:rFonts w:hint="eastAsia"/>
-              </w:rPr>
-            </w:pPr>
-            <w:r>
-              <w:rPr>
-                <w:rFonts w:hint="eastAsia"/>
-              </w:rPr>
-              <w:t>0x0</w:t>
-            </w:r>
-            <w:r>
-              <w:rPr>
-                <w:rFonts w:hint="eastAsia"/>
-              </w:rPr>
-              <w:t>6</w:t>
+            <w:r>
+              <w:rPr>
+                <w:rFonts w:hint="eastAsia"/>
+              </w:rPr>
+              <w:t>0x06</w:t>
             </w:r>
           </w:p>
         </w:tc>
@@ -13540,11 +13292,6 @@
             <w:tcW w:w="4899" w:type="dxa"/>
           </w:tcPr>
           <w:p>
-            <w:pPr>
-              <w:rPr>
-                <w:rFonts w:hint="eastAsia"/>
-              </w:rPr>
-            </w:pPr>
             <w:r>
               <w:rPr>
                 <w:rFonts w:hint="eastAsia"/>
@@ -13563,11 +13310,6 @@
             <w:tcW w:w="2547" w:type="dxa"/>
           </w:tcPr>
           <w:p>
-            <w:pPr>
-              <w:rPr>
-                <w:rFonts w:hint="eastAsia"/>
-              </w:rPr>
-            </w:pPr>
             <w:r>
               <w:rPr>
                 <w:rFonts w:hint="eastAsia"/>
@@ -13582,22 +13324,11 @@
             <w:tcW w:w="850" w:type="dxa"/>
           </w:tcPr>
           <w:p>
-            <w:pPr>
-              <w:rPr>
-                <w:rFonts w:hint="eastAsia"/>
-              </w:rPr>
-            </w:pPr>
-            <w:r>
-              <w:rPr>
-                <w:rFonts w:hint="eastAsia"/>
-              </w:rPr>
-              <w:t>0x0</w:t>
-            </w:r>
-            <w:r>
-              <w:rPr>
-                <w:rFonts w:hint="eastAsia"/>
-              </w:rPr>
-              <w:t>7</w:t>
+            <w:r>
+              <w:rPr>
+                <w:rFonts w:hint="eastAsia"/>
+              </w:rPr>
+              <w:t>0x07</w:t>
             </w:r>
           </w:p>
         </w:tc>
@@ -13606,11 +13337,6 @@
             <w:tcW w:w="4899" w:type="dxa"/>
           </w:tcPr>
           <w:p>
-            <w:pPr>
-              <w:rPr>
-                <w:rFonts w:hint="eastAsia"/>
-              </w:rPr>
-            </w:pPr>
             <w:r>
               <w:rPr>
                 <w:rFonts w:hint="eastAsia"/>
@@ -13629,11 +13355,6 @@
             <w:tcW w:w="2547" w:type="dxa"/>
           </w:tcPr>
           <w:p>
-            <w:pPr>
-              <w:rPr>
-                <w:rFonts w:hint="eastAsia"/>
-              </w:rPr>
-            </w:pPr>
             <w:r>
               <w:rPr>
                 <w:rFonts w:hint="eastAsia"/>
@@ -13647,22 +13368,11 @@
             <w:tcW w:w="850" w:type="dxa"/>
           </w:tcPr>
           <w:p>
-            <w:pPr>
-              <w:rPr>
-                <w:rFonts w:hint="eastAsia"/>
-              </w:rPr>
-            </w:pPr>
-            <w:r>
-              <w:rPr>
-                <w:rFonts w:hint="eastAsia"/>
-              </w:rPr>
-              <w:t>0x0</w:t>
-            </w:r>
-            <w:r>
-              <w:rPr>
-                <w:rFonts w:hint="eastAsia"/>
-              </w:rPr>
-              <w:t>8</w:t>
+            <w:r>
+              <w:rPr>
+                <w:rFonts w:hint="eastAsia"/>
+              </w:rPr>
+              <w:t>0x08</w:t>
             </w:r>
           </w:p>
         </w:tc>
@@ -13671,11 +13381,6 @@
             <w:tcW w:w="4899" w:type="dxa"/>
           </w:tcPr>
           <w:p>
-            <w:pPr>
-              <w:rPr>
-                <w:rFonts w:hint="eastAsia"/>
-              </w:rPr>
-            </w:pPr>
             <w:r>
               <w:rPr>
                 <w:rFonts w:hint="eastAsia"/>
@@ -13694,11 +13399,6 @@
             <w:tcW w:w="2547" w:type="dxa"/>
           </w:tcPr>
           <w:p>
-            <w:pPr>
-              <w:rPr>
-                <w:rFonts w:hint="eastAsia"/>
-              </w:rPr>
-            </w:pPr>
             <w:r>
               <w:rPr>
                 <w:rFonts w:hint="eastAsia"/>
@@ -13712,22 +13412,11 @@
             <w:tcW w:w="850" w:type="dxa"/>
           </w:tcPr>
           <w:p>
-            <w:pPr>
-              <w:rPr>
-                <w:rFonts w:hint="eastAsia"/>
-              </w:rPr>
-            </w:pPr>
-            <w:r>
-              <w:rPr>
-                <w:rFonts w:hint="eastAsia"/>
-              </w:rPr>
-              <w:t>0x0</w:t>
-            </w:r>
-            <w:r>
-              <w:rPr>
-                <w:rFonts w:hint="eastAsia"/>
-              </w:rPr>
-              <w:t>9</w:t>
+            <w:r>
+              <w:rPr>
+                <w:rFonts w:hint="eastAsia"/>
+              </w:rPr>
+              <w:t>0x09</w:t>
             </w:r>
           </w:p>
         </w:tc>
@@ -13736,11 +13425,6 @@
             <w:tcW w:w="4899" w:type="dxa"/>
           </w:tcPr>
           <w:p>
-            <w:pPr>
-              <w:rPr>
-                <w:rFonts w:hint="eastAsia"/>
-              </w:rPr>
-            </w:pPr>
             <w:r>
               <w:rPr>
                 <w:rFonts w:hint="eastAsia"/>
@@ -13759,11 +13443,6 @@
             <w:tcW w:w="2547" w:type="dxa"/>
           </w:tcPr>
           <w:p>
-            <w:pPr>
-              <w:rPr>
-                <w:rFonts w:hint="eastAsia"/>
-              </w:rPr>
-            </w:pPr>
             <w:r>
               <w:rPr>
                 <w:rFonts w:hint="eastAsia"/>
@@ -13777,11 +13456,6 @@
             <w:tcW w:w="850" w:type="dxa"/>
           </w:tcPr>
           <w:p>
-            <w:pPr>
-              <w:rPr>
-                <w:rFonts w:hint="eastAsia"/>
-              </w:rPr>
-            </w:pPr>
             <w:r>
               <w:rPr>
                 <w:rFonts w:hint="eastAsia"/>
@@ -13801,11 +13475,6 @@
             <w:tcW w:w="4899" w:type="dxa"/>
           </w:tcPr>
           <w:p>
-            <w:pPr>
-              <w:rPr>
-                <w:rFonts w:hint="eastAsia"/>
-              </w:rPr>
-            </w:pPr>
             <w:r>
               <w:rPr>
                 <w:rFonts w:hint="eastAsia"/>
@@ -13824,11 +13493,6 @@
             <w:tcW w:w="2547" w:type="dxa"/>
           </w:tcPr>
           <w:p>
-            <w:pPr>
-              <w:rPr>
-                <w:rFonts w:hint="eastAsia"/>
-              </w:rPr>
-            </w:pPr>
             <w:r>
               <w:rPr>
                 <w:rFonts w:hint="eastAsia"/>
@@ -13842,11 +13506,6 @@
             <w:tcW w:w="850" w:type="dxa"/>
           </w:tcPr>
           <w:p>
-            <w:pPr>
-              <w:rPr>
-                <w:rFonts w:hint="eastAsia"/>
-              </w:rPr>
-            </w:pPr>
             <w:r>
               <w:rPr>
                 <w:rFonts w:hint="eastAsia"/>
@@ -13866,11 +13525,6 @@
             <w:tcW w:w="4899" w:type="dxa"/>
           </w:tcPr>
           <w:p>
-            <w:pPr>
-              <w:rPr>
-                <w:rFonts w:hint="eastAsia"/>
-              </w:rPr>
-            </w:pPr>
             <w:r>
               <w:rPr>
                 <w:rFonts w:hint="eastAsia"/>
@@ -13887,10 +13541,7 @@
               <w:t>文件</w:t>
             </w:r>
             <w:r>
-              <w:t>，</w:t>
-            </w:r>
-            <w:r>
-              <w:t>完写后自动开机生效</w:t>
+              <w:t>，完写后自动开机生效</w:t>
             </w:r>
           </w:p>
         </w:tc>
@@ -13901,11 +13552,6 @@
             <w:tcW w:w="2547" w:type="dxa"/>
           </w:tcPr>
           <w:p>
-            <w:pPr>
-              <w:rPr>
-                <w:rFonts w:hint="eastAsia"/>
-              </w:rPr>
-            </w:pPr>
             <w:r>
               <w:rPr>
                 <w:rFonts w:hint="eastAsia"/>
@@ -13919,11 +13565,6 @@
             <w:tcW w:w="850" w:type="dxa"/>
           </w:tcPr>
           <w:p>
-            <w:pPr>
-              <w:rPr>
-                <w:rFonts w:hint="eastAsia"/>
-              </w:rPr>
-            </w:pPr>
             <w:r>
               <w:rPr>
                 <w:rFonts w:hint="eastAsia"/>
@@ -13943,11 +13584,6 @@
             <w:tcW w:w="4899" w:type="dxa"/>
           </w:tcPr>
           <w:p>
-            <w:pPr>
-              <w:rPr>
-                <w:rFonts w:hint="eastAsia"/>
-              </w:rPr>
-            </w:pPr>
             <w:r>
               <w:rPr>
                 <w:rFonts w:hint="eastAsia"/>
@@ -13966,11 +13602,6 @@
             <w:tcW w:w="2547" w:type="dxa"/>
           </w:tcPr>
           <w:p>
-            <w:pPr>
-              <w:rPr>
-                <w:rFonts w:hint="eastAsia"/>
-              </w:rPr>
-            </w:pPr>
             <w:r>
               <w:rPr>
                 <w:rFonts w:hint="eastAsia"/>
@@ -13984,11 +13615,6 @@
             <w:tcW w:w="850" w:type="dxa"/>
           </w:tcPr>
           <w:p>
-            <w:pPr>
-              <w:rPr>
-                <w:rFonts w:hint="eastAsia"/>
-              </w:rPr>
-            </w:pPr>
             <w:r>
               <w:rPr>
                 <w:rFonts w:hint="eastAsia"/>
@@ -14008,11 +13634,6 @@
             <w:tcW w:w="4899" w:type="dxa"/>
           </w:tcPr>
           <w:p>
-            <w:pPr>
-              <w:rPr>
-                <w:rFonts w:hint="eastAsia"/>
-              </w:rPr>
-            </w:pPr>
             <w:r>
               <w:rPr>
                 <w:rFonts w:hint="eastAsia"/>
@@ -14031,11 +13652,6 @@
             <w:tcW w:w="2547" w:type="dxa"/>
           </w:tcPr>
           <w:p>
-            <w:pPr>
-              <w:rPr>
-                <w:rFonts w:hint="eastAsia"/>
-              </w:rPr>
-            </w:pPr>
             <w:r>
               <w:rPr>
                 <w:rFonts w:hint="eastAsia"/>
@@ -14049,11 +13665,6 @@
             <w:tcW w:w="850" w:type="dxa"/>
           </w:tcPr>
           <w:p>
-            <w:pPr>
-              <w:rPr>
-                <w:rFonts w:hint="eastAsia"/>
-              </w:rPr>
-            </w:pPr>
             <w:r>
               <w:rPr>
                 <w:rFonts w:hint="eastAsia"/>
@@ -14073,11 +13684,6 @@
             <w:tcW w:w="4899" w:type="dxa"/>
           </w:tcPr>
           <w:p>
-            <w:pPr>
-              <w:rPr>
-                <w:rFonts w:hint="eastAsia"/>
-              </w:rPr>
-            </w:pPr>
             <w:r>
               <w:rPr>
                 <w:rFonts w:hint="eastAsia"/>
@@ -14085,13 +13691,7 @@
               <w:t>设置</w:t>
             </w:r>
             <w:r>
-              <w:t>SPI的分频系数</w:t>
-            </w:r>
-            <w:r>
-              <w:t>,100MHz</w:t>
-            </w:r>
-            <w:r>
-              <w:t>/SPI_DIV</w:t>
+              <w:t>SPI的分频系数,100MHz/SPI_DIV</w:t>
             </w:r>
           </w:p>
         </w:tc>
@@ -14100,9 +13700,6 @@
     <w:p>
       <w:pPr>
         <w:pStyle w:val="2"/>
-        <w:rPr>
-          <w:rFonts w:hint="eastAsia"/>
-        </w:rPr>
       </w:pPr>
       <w:r>
         <w:rPr>
@@ -14212,11 +13809,6 @@
             </w:r>
           </w:p>
           <w:p>
-            <w:pPr>
-              <w:rPr>
-                <w:rFonts w:hint="eastAsia"/>
-              </w:rPr>
-            </w:pPr>
             <w:r>
               <w:t>B</w:t>
             </w:r>
@@ -14261,13 +13853,7 @@
               <w:rPr>
                 <w:rFonts w:hint="eastAsia"/>
               </w:rPr>
-              <w:t>yte</w:t>
-            </w:r>
-            <w:r>
-              <w:rPr>
-                <w:rFonts w:hint="eastAsia"/>
-              </w:rPr>
-              <w:t>1</w:t>
+              <w:t>yte1</w:t>
             </w:r>
           </w:p>
         </w:tc>
@@ -14304,13 +13890,7 @@
               <w:rPr>
                 <w:rFonts w:hint="eastAsia"/>
               </w:rPr>
-              <w:t>yte</w:t>
-            </w:r>
-            <w:r>
-              <w:rPr>
-                <w:rFonts w:hint="eastAsia"/>
-              </w:rPr>
-              <w:t>2</w:t>
+              <w:t>yte2</w:t>
             </w:r>
           </w:p>
         </w:tc>
@@ -14347,13 +13927,7 @@
               <w:rPr>
                 <w:rFonts w:hint="eastAsia"/>
               </w:rPr>
-              <w:t>yte</w:t>
-            </w:r>
-            <w:r>
-              <w:rPr>
-                <w:rFonts w:hint="eastAsia"/>
-              </w:rPr>
-              <w:t>3</w:t>
+              <w:t>yte3</w:t>
             </w:r>
           </w:p>
         </w:tc>
@@ -14390,13 +13964,7 @@
               <w:rPr>
                 <w:rFonts w:hint="eastAsia"/>
               </w:rPr>
-              <w:t>yte</w:t>
-            </w:r>
-            <w:r>
-              <w:rPr>
-                <w:rFonts w:hint="eastAsia"/>
-              </w:rPr>
-              <w:t>4</w:t>
+              <w:t>yte4</w:t>
             </w:r>
           </w:p>
         </w:tc>
@@ -16456,13 +16024,7 @@
         </w:tc>
       </w:tr>
     </w:tbl>
-    <w:p>
-      <w:pPr>
-        <w:rPr>
-          <w:rFonts w:hint="eastAsia"/>
-        </w:rPr>
-      </w:pPr>
-    </w:p>
+    <w:p/>
     <w:p>
       <w:pPr>
         <w:pStyle w:val="a9"/>
@@ -16518,13 +16080,7 @@
         <w:t>表示ping成功</w:t>
       </w:r>
     </w:p>
-    <w:p>
-      <w:pPr>
-        <w:rPr>
-          <w:rFonts w:hint="eastAsia"/>
-        </w:rPr>
-      </w:pPr>
-    </w:p>
+    <w:p/>
     <w:p>
       <w:pPr>
         <w:pStyle w:val="a9"/>
@@ -16573,11 +16129,6 @@
             <w:tcW w:w="1659" w:type="dxa"/>
           </w:tcPr>
           <w:p>
-            <w:pPr>
-              <w:rPr>
-                <w:rFonts w:hint="eastAsia"/>
-              </w:rPr>
-            </w:pPr>
             <w:r>
               <w:rPr>
                 <w:rFonts w:hint="eastAsia"/>
@@ -16591,11 +16142,6 @@
             <w:tcW w:w="1659" w:type="dxa"/>
           </w:tcPr>
           <w:p>
-            <w:pPr>
-              <w:rPr>
-                <w:rFonts w:hint="eastAsia"/>
-              </w:rPr>
-            </w:pPr>
             <w:proofErr w:type="spellStart"/>
             <w:r>
               <w:rPr>
@@ -16617,11 +16163,6 @@
             <w:tcW w:w="1659" w:type="dxa"/>
           </w:tcPr>
           <w:p>
-            <w:pPr>
-              <w:rPr>
-                <w:rFonts w:hint="eastAsia"/>
-              </w:rPr>
-            </w:pPr>
             <w:proofErr w:type="spellStart"/>
             <w:r>
               <w:rPr>
@@ -16643,11 +16184,6 @@
             <w:tcW w:w="1659" w:type="dxa"/>
           </w:tcPr>
           <w:p>
-            <w:pPr>
-              <w:rPr>
-                <w:rFonts w:hint="eastAsia"/>
-              </w:rPr>
-            </w:pPr>
             <w:proofErr w:type="spellStart"/>
             <w:r>
               <w:rPr>
@@ -16669,11 +16205,6 @@
             <w:tcW w:w="1660" w:type="dxa"/>
           </w:tcPr>
           <w:p>
-            <w:pPr>
-              <w:rPr>
-                <w:rFonts w:hint="eastAsia"/>
-              </w:rPr>
-            </w:pPr>
             <w:proofErr w:type="spellStart"/>
             <w:r>
               <w:rPr>
@@ -16693,11 +16224,6 @@
       </w:tr>
     </w:tbl>
     <w:p>
-      <w:pPr>
-        <w:rPr>
-          <w:rFonts w:hint="eastAsia"/>
-        </w:rPr>
-      </w:pPr>
       <w:r>
         <w:rPr>
           <w:rFonts w:hint="eastAsia"/>
@@ -16747,19 +16273,7 @@
         <w:rPr>
           <w:rFonts w:hint="eastAsia"/>
         </w:rPr>
-        <w:t>5，payload内容为</w:t>
-      </w:r>
-      <w:r>
-        <w:rPr>
-          <w:rFonts w:hint="eastAsia"/>
-        </w:rPr>
-        <w:t>0x01 0x02 0x03 0x04 0x05</w:t>
-      </w:r>
-      <w:r>
-        <w:rPr>
-          <w:rFonts w:hint="eastAsia"/>
-        </w:rPr>
-        <w:t>，校验和为0x00</w:t>
+        <w:t>5，payload内容为0x01 0x02 0x03 0x04 0x05，校验和为0x00</w:t>
       </w:r>
       <w:r>
         <w:rPr>
@@ -16774,13 +16288,7 @@
         <w:t>channel为0x02，chip address为0x03，register address为0x04，要写入的数据为0x05。</w:t>
       </w:r>
     </w:p>
-    <w:p>
-      <w:pPr>
-        <w:rPr>
-          <w:rFonts w:hint="eastAsia"/>
-        </w:rPr>
-      </w:pPr>
-    </w:p>
+    <w:p/>
     <w:p>
       <w:pPr>
         <w:pStyle w:val="a9"/>
@@ -16788,9 +16296,6 @@
           <w:ilvl w:val="0"/>
           <w:numId w:val="5"/>
         </w:numPr>
-        <w:rPr>
-          <w:rFonts w:hint="eastAsia"/>
-        </w:rPr>
       </w:pPr>
       <w:r>
         <w:rPr>
@@ -16848,11 +16353,6 @@
             <w:tcW w:w="1382" w:type="dxa"/>
           </w:tcPr>
           <w:p>
-            <w:pPr>
-              <w:rPr>
-                <w:rFonts w:hint="eastAsia"/>
-              </w:rPr>
-            </w:pPr>
             <w:r>
               <w:rPr>
                 <w:rFonts w:hint="eastAsia"/>
@@ -16866,11 +16366,6 @@
             <w:tcW w:w="1382" w:type="dxa"/>
           </w:tcPr>
           <w:p>
-            <w:pPr>
-              <w:rPr>
-                <w:rFonts w:hint="eastAsia"/>
-              </w:rPr>
-            </w:pPr>
             <w:proofErr w:type="spellStart"/>
             <w:r>
               <w:rPr>
@@ -16886,11 +16381,6 @@
             <w:tcW w:w="1383" w:type="dxa"/>
           </w:tcPr>
           <w:p>
-            <w:pPr>
-              <w:rPr>
-                <w:rFonts w:hint="eastAsia"/>
-              </w:rPr>
-            </w:pPr>
             <w:proofErr w:type="spellStart"/>
             <w:r>
               <w:rPr>
@@ -16912,11 +16402,6 @@
             <w:tcW w:w="1383" w:type="dxa"/>
           </w:tcPr>
           <w:p>
-            <w:pPr>
-              <w:rPr>
-                <w:rFonts w:hint="eastAsia"/>
-              </w:rPr>
-            </w:pPr>
             <w:proofErr w:type="spellStart"/>
             <w:r>
               <w:rPr>
@@ -16938,11 +16423,6 @@
             <w:tcW w:w="1383" w:type="dxa"/>
           </w:tcPr>
           <w:p>
-            <w:pPr>
-              <w:rPr>
-                <w:rFonts w:hint="eastAsia"/>
-              </w:rPr>
-            </w:pPr>
             <w:proofErr w:type="spellStart"/>
             <w:r>
               <w:rPr>
@@ -16964,11 +16444,6 @@
             <w:tcW w:w="1383" w:type="dxa"/>
           </w:tcPr>
           <w:p>
-            <w:pPr>
-              <w:rPr>
-                <w:rFonts w:hint="eastAsia"/>
-              </w:rPr>
-            </w:pPr>
             <w:proofErr w:type="spellStart"/>
             <w:r>
               <w:rPr>
@@ -17113,13 +16588,7 @@
         <w:t>modify之后再写入到寄存器里。</w:t>
       </w:r>
     </w:p>
-    <w:p>
-      <w:pPr>
-        <w:rPr>
-          <w:rFonts w:hint="eastAsia"/>
-        </w:rPr>
-      </w:pPr>
-    </w:p>
+    <w:p/>
     <w:p>
       <w:pPr>
         <w:pStyle w:val="a9"/>
@@ -17127,9 +16596,6 @@
           <w:ilvl w:val="0"/>
           <w:numId w:val="5"/>
         </w:numPr>
-        <w:rPr>
-          <w:rFonts w:hint="eastAsia"/>
-        </w:rPr>
       </w:pPr>
       <w:r>
         <w:rPr>
@@ -17176,13 +16642,7 @@
         <w:t>FPGA的FIFO中，暂时不会发送出去，等到CMD_WR_START时，才会一次性全部发送。</w:t>
       </w:r>
     </w:p>
-    <w:p>
-      <w:pPr>
-        <w:rPr>
-          <w:rFonts w:hint="eastAsia"/>
-        </w:rPr>
-      </w:pPr>
-    </w:p>
+    <w:p/>
     <w:p>
       <w:pPr>
         <w:pStyle w:val="a9"/>
@@ -17190,9 +16650,6 @@
           <w:ilvl w:val="0"/>
           <w:numId w:val="5"/>
         </w:numPr>
-        <w:rPr>
-          <w:rFonts w:hint="eastAsia"/>
-        </w:rPr>
       </w:pPr>
       <w:r>
         <w:rPr>
@@ -17226,11 +16683,6 @@
             <w:tcW w:w="2765" w:type="dxa"/>
           </w:tcPr>
           <w:p>
-            <w:pPr>
-              <w:rPr>
-                <w:rFonts w:hint="eastAsia"/>
-              </w:rPr>
-            </w:pPr>
             <w:r>
               <w:rPr>
                 <w:rFonts w:hint="eastAsia"/>
@@ -17244,11 +16696,6 @@
             <w:tcW w:w="2765" w:type="dxa"/>
           </w:tcPr>
           <w:p>
-            <w:pPr>
-              <w:rPr>
-                <w:rFonts w:hint="eastAsia"/>
-              </w:rPr>
-            </w:pPr>
             <w:proofErr w:type="gramStart"/>
             <w:r>
               <w:rPr>
@@ -17270,11 +16717,6 @@
             <w:tcW w:w="2766" w:type="dxa"/>
           </w:tcPr>
           <w:p>
-            <w:pPr>
-              <w:rPr>
-                <w:rFonts w:hint="eastAsia"/>
-              </w:rPr>
-            </w:pPr>
             <w:proofErr w:type="gramStart"/>
             <w:r>
               <w:rPr>
@@ -17319,13 +16761,7 @@
         <w:t>数据。</w:t>
       </w:r>
     </w:p>
-    <w:p>
-      <w:pPr>
-        <w:rPr>
-          <w:rFonts w:hint="eastAsia"/>
-        </w:rPr>
-      </w:pPr>
-    </w:p>
+    <w:p/>
     <w:p>
       <w:pPr>
         <w:pStyle w:val="a9"/>
@@ -17333,9 +16769,6 @@
           <w:ilvl w:val="0"/>
           <w:numId w:val="5"/>
         </w:numPr>
-        <w:rPr>
-          <w:rFonts w:hint="eastAsia"/>
-        </w:rPr>
       </w:pPr>
       <w:r>
         <w:rPr>
@@ -17388,11 +16821,6 @@
             <w:tcW w:w="2074" w:type="dxa"/>
           </w:tcPr>
           <w:p>
-            <w:pPr>
-              <w:rPr>
-                <w:rFonts w:hint="eastAsia"/>
-              </w:rPr>
-            </w:pPr>
             <w:r>
               <w:rPr>
                 <w:rFonts w:hint="eastAsia"/>
@@ -17406,11 +16834,6 @@
             <w:tcW w:w="2074" w:type="dxa"/>
           </w:tcPr>
           <w:p>
-            <w:pPr>
-              <w:rPr>
-                <w:rFonts w:hint="eastAsia"/>
-              </w:rPr>
-            </w:pPr>
             <w:proofErr w:type="spellStart"/>
             <w:r>
               <w:rPr>
@@ -17426,11 +16849,6 @@
             <w:tcW w:w="2074" w:type="dxa"/>
           </w:tcPr>
           <w:p>
-            <w:pPr>
-              <w:rPr>
-                <w:rFonts w:hint="eastAsia"/>
-              </w:rPr>
-            </w:pPr>
             <w:proofErr w:type="spellStart"/>
             <w:r>
               <w:rPr>
@@ -17452,11 +16870,6 @@
             <w:tcW w:w="2074" w:type="dxa"/>
           </w:tcPr>
           <w:p>
-            <w:pPr>
-              <w:rPr>
-                <w:rFonts w:hint="eastAsia"/>
-              </w:rPr>
-            </w:pPr>
             <w:proofErr w:type="spellStart"/>
             <w:r>
               <w:rPr>
@@ -17489,13 +16902,7 @@
         <w:t>发送给上位机</w:t>
       </w:r>
     </w:p>
-    <w:p>
-      <w:pPr>
-        <w:rPr>
-          <w:rFonts w:hint="eastAsia"/>
-        </w:rPr>
-      </w:pPr>
-    </w:p>
+    <w:p/>
     <w:p>
       <w:pPr>
         <w:pStyle w:val="a9"/>
@@ -17503,9 +16910,6 @@
           <w:ilvl w:val="0"/>
           <w:numId w:val="5"/>
         </w:numPr>
-        <w:rPr>
-          <w:rFonts w:hint="eastAsia"/>
-        </w:rPr>
       </w:pPr>
       <w:r>
         <w:rPr>
@@ -17519,19 +16923,7 @@
         <w:rPr>
           <w:rFonts w:hint="eastAsia"/>
         </w:rPr>
-        <w:t>命令字为0x0</w:t>
-      </w:r>
-      <w:r>
-        <w:rPr>
-          <w:rFonts w:hint="eastAsia"/>
-        </w:rPr>
-        <w:t>6</w:t>
-      </w:r>
-      <w:r>
-        <w:rPr>
-          <w:rFonts w:hint="eastAsia"/>
-        </w:rPr>
-        <w:t>，数据字为</w:t>
+        <w:t>命令字为0x06，数据字为</w:t>
       </w:r>
       <w:r>
         <w:rPr>
@@ -17565,11 +16957,6 @@
             <w:tcW w:w="1659" w:type="dxa"/>
           </w:tcPr>
           <w:p>
-            <w:pPr>
-              <w:rPr>
-                <w:rFonts w:hint="eastAsia"/>
-              </w:rPr>
-            </w:pPr>
             <w:r>
               <w:rPr>
                 <w:rFonts w:hint="eastAsia"/>
@@ -17583,11 +16970,6 @@
             <w:tcW w:w="1659" w:type="dxa"/>
           </w:tcPr>
           <w:p>
-            <w:pPr>
-              <w:rPr>
-                <w:rFonts w:hint="eastAsia"/>
-              </w:rPr>
-            </w:pPr>
             <w:proofErr w:type="spellStart"/>
             <w:r>
               <w:rPr>
@@ -17615,11 +16997,6 @@
             <w:tcW w:w="1659" w:type="dxa"/>
           </w:tcPr>
           <w:p>
-            <w:pPr>
-              <w:rPr>
-                <w:rFonts w:hint="eastAsia"/>
-              </w:rPr>
-            </w:pPr>
             <w:proofErr w:type="spellStart"/>
             <w:r>
               <w:rPr>
@@ -17641,11 +17018,6 @@
             <w:tcW w:w="1659" w:type="dxa"/>
           </w:tcPr>
           <w:p>
-            <w:pPr>
-              <w:rPr>
-                <w:rFonts w:hint="eastAsia"/>
-              </w:rPr>
-            </w:pPr>
             <w:proofErr w:type="spellStart"/>
             <w:r>
               <w:rPr>
@@ -17667,11 +17039,6 @@
             <w:tcW w:w="1660" w:type="dxa"/>
           </w:tcPr>
           <w:p>
-            <w:pPr>
-              <w:rPr>
-                <w:rFonts w:hint="eastAsia"/>
-              </w:rPr>
-            </w:pPr>
             <w:proofErr w:type="spellStart"/>
             <w:r>
               <w:rPr>
@@ -17859,22 +17226,14 @@
               <w:rPr>
                 <w:rFonts w:hint="eastAsia"/>
               </w:rPr>
-              <w:t xml:space="preserve"> </w:t>
-            </w:r>
-            <w:proofErr w:type="spellStart"/>
-            <w:r>
-              <w:rPr>
-                <w:rFonts w:hint="eastAsia"/>
-              </w:rPr>
-              <w:t>0x0</w:t>
-            </w:r>
-            <w:r>
-              <w:rPr>
-                <w:rFonts w:hint="eastAsia"/>
-              </w:rPr>
-              <w:t>5</w:t>
-            </w:r>
-            <w:proofErr w:type="spellEnd"/>
+              <w:t xml:space="preserve"> 0x05 0x0</w:t>
+            </w:r>
+            <w:r>
+              <w:rPr>
+                <w:rFonts w:hint="eastAsia"/>
+              </w:rPr>
+              <w:t>6</w:t>
+            </w:r>
             <w:r>
               <w:rPr>
                 <w:rFonts w:hint="eastAsia"/>
@@ -17885,7 +17244,7 @@
               <w:rPr>
                 <w:rFonts w:hint="eastAsia"/>
               </w:rPr>
-              <w:t>6</w:t>
+              <w:t>7</w:t>
             </w:r>
             <w:r>
               <w:rPr>
@@ -17897,18 +17256,6 @@
               <w:rPr>
                 <w:rFonts w:hint="eastAsia"/>
               </w:rPr>
-              <w:t>7</w:t>
-            </w:r>
-            <w:r>
-              <w:rPr>
-                <w:rFonts w:hint="eastAsia"/>
-              </w:rPr>
-              <w:t xml:space="preserve"> 0x0</w:t>
-            </w:r>
-            <w:r>
-              <w:rPr>
-                <w:rFonts w:hint="eastAsia"/>
-              </w:rPr>
               <w:t>8</w:t>
             </w:r>
             <w:r>
@@ -17919,11 +17266,6 @@
             </w:r>
           </w:p>
           <w:p>
-            <w:pPr>
-              <w:rPr>
-                <w:rFonts w:hint="eastAsia"/>
-              </w:rPr>
-            </w:pPr>
             <w:r>
               <w:rPr>
                 <w:rFonts w:hint="eastAsia"/>
@@ -17966,13 +17308,7 @@
         </w:tc>
       </w:tr>
     </w:tbl>
-    <w:p>
-      <w:pPr>
-        <w:rPr>
-          <w:rFonts w:hint="eastAsia"/>
-        </w:rPr>
-      </w:pPr>
-    </w:p>
+    <w:p/>
     <w:p>
       <w:pPr>
         <w:pStyle w:val="a9"/>
@@ -17995,11 +17331,6 @@
       </w:r>
     </w:p>
     <w:p>
-      <w:pPr>
-        <w:rPr>
-          <w:rFonts w:hint="eastAsia"/>
-        </w:rPr>
-      </w:pPr>
       <w:r>
         <w:rPr>
           <w:rFonts w:hint="eastAsia"/>
@@ -18033,11 +17364,6 @@
             <w:tcW w:w="1382" w:type="dxa"/>
           </w:tcPr>
           <w:p>
-            <w:pPr>
-              <w:rPr>
-                <w:rFonts w:hint="eastAsia"/>
-              </w:rPr>
-            </w:pPr>
             <w:r>
               <w:rPr>
                 <w:rFonts w:hint="eastAsia"/>
@@ -18051,11 +17377,6 @@
             <w:tcW w:w="1382" w:type="dxa"/>
           </w:tcPr>
           <w:p>
-            <w:pPr>
-              <w:rPr>
-                <w:rFonts w:hint="eastAsia"/>
-              </w:rPr>
-            </w:pPr>
             <w:proofErr w:type="spellStart"/>
             <w:r>
               <w:rPr>
@@ -18071,11 +17392,6 @@
             <w:tcW w:w="1383" w:type="dxa"/>
           </w:tcPr>
           <w:p>
-            <w:pPr>
-              <w:rPr>
-                <w:rFonts w:hint="eastAsia"/>
-              </w:rPr>
-            </w:pPr>
             <w:proofErr w:type="spellStart"/>
             <w:r>
               <w:rPr>
@@ -18097,11 +17413,6 @@
             <w:tcW w:w="1383" w:type="dxa"/>
           </w:tcPr>
           <w:p>
-            <w:pPr>
-              <w:rPr>
-                <w:rFonts w:hint="eastAsia"/>
-              </w:rPr>
-            </w:pPr>
             <w:proofErr w:type="spellStart"/>
             <w:r>
               <w:rPr>
@@ -18123,11 +17434,6 @@
             <w:tcW w:w="1383" w:type="dxa"/>
           </w:tcPr>
           <w:p>
-            <w:pPr>
-              <w:rPr>
-                <w:rFonts w:hint="eastAsia"/>
-              </w:rPr>
-            </w:pPr>
             <w:proofErr w:type="spellStart"/>
             <w:r>
               <w:rPr>
@@ -18149,11 +17455,6 @@
             <w:tcW w:w="1383" w:type="dxa"/>
           </w:tcPr>
           <w:p>
-            <w:pPr>
-              <w:rPr>
-                <w:rFonts w:hint="eastAsia"/>
-              </w:rPr>
-            </w:pPr>
             <w:proofErr w:type="spellStart"/>
             <w:r>
               <w:rPr>
@@ -18234,13 +17535,7 @@
         <w:t>）</w:t>
       </w:r>
     </w:p>
-    <w:p>
-      <w:pPr>
-        <w:rPr>
-          <w:rFonts w:hint="eastAsia"/>
-        </w:rPr>
-      </w:pPr>
-    </w:p>
+    <w:p/>
     <w:p>
       <w:pPr>
         <w:pStyle w:val="a9"/>
@@ -18248,9 +17543,6 @@
           <w:ilvl w:val="0"/>
           <w:numId w:val="5"/>
         </w:numPr>
-        <w:rPr>
-          <w:rFonts w:hint="eastAsia"/>
-        </w:rPr>
       </w:pPr>
       <w:r>
         <w:rPr>
@@ -18290,11 +17582,6 @@
             <w:tcW w:w="2765" w:type="dxa"/>
           </w:tcPr>
           <w:p>
-            <w:pPr>
-              <w:rPr>
-                <w:rFonts w:hint="eastAsia"/>
-              </w:rPr>
-            </w:pPr>
             <w:r>
               <w:rPr>
                 <w:rFonts w:hint="eastAsia"/>
@@ -18308,11 +17595,6 @@
             <w:tcW w:w="2765" w:type="dxa"/>
           </w:tcPr>
           <w:p>
-            <w:pPr>
-              <w:rPr>
-                <w:rFonts w:hint="eastAsia"/>
-              </w:rPr>
-            </w:pPr>
             <w:proofErr w:type="spellStart"/>
             <w:r>
               <w:rPr>
@@ -18328,11 +17610,6 @@
             <w:tcW w:w="2766" w:type="dxa"/>
           </w:tcPr>
           <w:p>
-            <w:pPr>
-              <w:rPr>
-                <w:rFonts w:hint="eastAsia"/>
-              </w:rPr>
-            </w:pPr>
             <w:proofErr w:type="spellStart"/>
             <w:r>
               <w:rPr>
@@ -18371,21 +17648,7 @@
         <w:rPr>
           <w:rFonts w:hint="eastAsia"/>
         </w:rPr>
-        <w:t>可取</w:t>
-      </w:r>
-      <w:proofErr w:type="gramStart"/>
-      <w:r>
-        <w:rPr>
-          <w:rFonts w:hint="eastAsia"/>
-        </w:rPr>
-        <w:t>0~</w:t>
-      </w:r>
-      <w:proofErr w:type="gramEnd"/>
-      <w:r>
-        <w:rPr>
-          <w:rFonts w:hint="eastAsia"/>
-        </w:rPr>
-        <w:t>15，</w:t>
+        <w:t>可取0~15，</w:t>
       </w:r>
       <w:proofErr w:type="spellStart"/>
       <w:r>
@@ -18410,9 +17673,6 @@
           <w:ilvl w:val="0"/>
           <w:numId w:val="5"/>
         </w:numPr>
-        <w:rPr>
-          <w:rFonts w:hint="eastAsia"/>
-        </w:rPr>
       </w:pPr>
       <w:r>
         <w:rPr>
@@ -18426,19 +17686,7 @@
         <w:rPr>
           <w:rFonts w:hint="eastAsia"/>
         </w:rPr>
-        <w:t>命令字为0x0</w:t>
-      </w:r>
-      <w:r>
-        <w:rPr>
-          <w:rFonts w:hint="eastAsia"/>
-        </w:rPr>
-        <w:t>9</w:t>
-      </w:r>
-      <w:r>
-        <w:rPr>
-          <w:rFonts w:hint="eastAsia"/>
-        </w:rPr>
-        <w:t>，数据字为2个bytes</w:t>
+        <w:t>命令字为0x09，数据字为2个bytes</w:t>
       </w:r>
     </w:p>
     <w:tbl>
@@ -18458,11 +17706,6 @@
             <w:tcW w:w="2765" w:type="dxa"/>
           </w:tcPr>
           <w:p>
-            <w:pPr>
-              <w:rPr>
-                <w:rFonts w:hint="eastAsia"/>
-              </w:rPr>
-            </w:pPr>
             <w:r>
               <w:rPr>
                 <w:rFonts w:hint="eastAsia"/>
@@ -18476,11 +17719,6 @@
             <w:tcW w:w="2765" w:type="dxa"/>
           </w:tcPr>
           <w:p>
-            <w:pPr>
-              <w:rPr>
-                <w:rFonts w:hint="eastAsia"/>
-              </w:rPr>
-            </w:pPr>
             <w:proofErr w:type="gramStart"/>
             <w:r>
               <w:rPr>
@@ -18502,11 +17740,6 @@
             <w:tcW w:w="2766" w:type="dxa"/>
           </w:tcPr>
           <w:p>
-            <w:pPr>
-              <w:rPr>
-                <w:rFonts w:hint="eastAsia"/>
-              </w:rPr>
-            </w:pPr>
             <w:proofErr w:type="gramStart"/>
             <w:r>
               <w:rPr>
@@ -18547,9 +17780,6 @@
           <w:ilvl w:val="0"/>
           <w:numId w:val="5"/>
         </w:numPr>
-        <w:rPr>
-          <w:rFonts w:hint="eastAsia"/>
-        </w:rPr>
       </w:pPr>
       <w:r>
         <w:rPr>
@@ -18595,11 +17825,6 @@
             <w:tcW w:w="2765" w:type="dxa"/>
           </w:tcPr>
           <w:p>
-            <w:pPr>
-              <w:rPr>
-                <w:rFonts w:hint="eastAsia"/>
-              </w:rPr>
-            </w:pPr>
             <w:r>
               <w:rPr>
                 <w:rFonts w:hint="eastAsia"/>
@@ -18619,11 +17844,6 @@
             <w:tcW w:w="2765" w:type="dxa"/>
           </w:tcPr>
           <w:p>
-            <w:pPr>
-              <w:rPr>
-                <w:rFonts w:hint="eastAsia"/>
-              </w:rPr>
-            </w:pPr>
             <w:proofErr w:type="spellStart"/>
             <w:proofErr w:type="gramStart"/>
             <w:r>
@@ -18653,11 +17873,6 @@
             <w:tcW w:w="2766" w:type="dxa"/>
           </w:tcPr>
           <w:p>
-            <w:pPr>
-              <w:rPr>
-                <w:rFonts w:hint="eastAsia"/>
-              </w:rPr>
-            </w:pPr>
             <w:proofErr w:type="spellStart"/>
             <w:proofErr w:type="gramStart"/>
             <w:r>
@@ -18761,11 +17976,6 @@
       </w:r>
     </w:p>
     <w:p>
-      <w:pPr>
-        <w:rPr>
-          <w:rFonts w:hint="eastAsia"/>
-        </w:rPr>
-      </w:pPr>
       <w:r>
         <w:rPr>
           <w:rFonts w:hint="eastAsia"/>
@@ -18881,11 +18091,6 @@
             <w:tcW w:w="4148" w:type="dxa"/>
           </w:tcPr>
           <w:p>
-            <w:pPr>
-              <w:rPr>
-                <w:rFonts w:hint="eastAsia"/>
-              </w:rPr>
-            </w:pPr>
             <w:r>
               <w:rPr>
                 <w:rFonts w:hint="eastAsia"/>
@@ -18899,11 +18104,6 @@
             <w:tcW w:w="4148" w:type="dxa"/>
           </w:tcPr>
           <w:p>
-            <w:pPr>
-              <w:rPr>
-                <w:rFonts w:hint="eastAsia"/>
-              </w:rPr>
-            </w:pPr>
             <w:proofErr w:type="spellStart"/>
             <w:r>
               <w:rPr>
@@ -18917,11 +18117,6 @@
       </w:tr>
     </w:tbl>
     <w:p>
-      <w:pPr>
-        <w:rPr>
-          <w:rFonts w:hint="eastAsia"/>
-        </w:rPr>
-      </w:pPr>
       <w:r>
         <w:rPr>
           <w:rFonts w:hint="eastAsia"/>
@@ -18982,11 +18177,6 @@
             <w:tcW w:w="2765" w:type="dxa"/>
           </w:tcPr>
           <w:p>
-            <w:pPr>
-              <w:rPr>
-                <w:rFonts w:hint="eastAsia"/>
-              </w:rPr>
-            </w:pPr>
             <w:r>
               <w:rPr>
                 <w:rFonts w:hint="eastAsia"/>
@@ -19000,11 +18190,6 @@
             <w:tcW w:w="2765" w:type="dxa"/>
           </w:tcPr>
           <w:p>
-            <w:pPr>
-              <w:rPr>
-                <w:rFonts w:hint="eastAsia"/>
-              </w:rPr>
-            </w:pPr>
             <w:proofErr w:type="gramStart"/>
             <w:r>
               <w:rPr>
@@ -19026,11 +18211,6 @@
             <w:tcW w:w="2766" w:type="dxa"/>
           </w:tcPr>
           <w:p>
-            <w:pPr>
-              <w:rPr>
-                <w:rFonts w:hint="eastAsia"/>
-              </w:rPr>
-            </w:pPr>
             <w:proofErr w:type="gramStart"/>
             <w:r>
               <w:rPr>
@@ -19050,11 +18230,6 @@
       </w:tr>
     </w:tbl>
     <w:p>
-      <w:pPr>
-        <w:rPr>
-          <w:rFonts w:hint="eastAsia"/>
-        </w:rPr>
-      </w:pPr>
       <w:r>
         <w:rPr>
           <w:rFonts w:hint="eastAsia"/>
@@ -19077,12 +18252,10 @@
       </w:r>
     </w:p>
     <w:p>
-      <w:pPr>
-        <w:rPr>
-          <w:rFonts w:hint="eastAsia"/>
-        </w:rPr>
-      </w:pPr>
-      <w:r>
+      <w:r>
+        <w:rPr>
+          <w:noProof/>
+        </w:rPr>
         <w:drawing>
           <wp:inline distT="0" distB="0" distL="0" distR="0" wp14:anchorId="51802022" wp14:editId="467D61C5">
             <wp:extent cx="5274310" cy="1144905"/>
@@ -19142,9 +18315,12 @@
     </w:p>
     <w:p>
       <w:r>
+        <w:rPr>
+          <w:noProof/>
+        </w:rPr>
         <w:lastRenderedPageBreak/>
         <w:drawing>
-          <wp:inline distT="0" distB="0" distL="0" distR="0" wp14:anchorId="483570CE" wp14:editId="379E62EA">
+          <wp:inline distT="0" distB="0" distL="0" distR="0" wp14:anchorId="483570CE" wp14:editId="6B2FE82D">
             <wp:extent cx="5274310" cy="1124585"/>
             <wp:effectExtent l="0" t="0" r="2540" b="0"/>
             <wp:docPr id="2105542019" name="图片 4" descr="图形用户界面&#10;&#10;AI 生成的内容可能不正确。"/>
@@ -19238,7 +18414,13 @@
         <w:rPr>
           <w:rFonts w:hint="eastAsia"/>
         </w:rPr>
-        <w:t>函数的使用与上述类似，以下是函数使用</w:t>
+        <w:t>spi_tool.py封装了各种读写函数，testcase_template.py是示例文件，用户可直接在上面更改成自己想要的操作</w:t>
+      </w:r>
+      <w:r>
+        <w:rPr>
+          <w:rFonts w:hint="eastAsia"/>
+        </w:rPr>
+        <w:t>，以下是函数使用</w:t>
       </w:r>
       <w:r>
         <w:rPr>
@@ -19274,21 +18456,33 @@
               <w:jc w:val="left"/>
               <w:rPr>
                 <w:rFonts w:ascii="Courier New" w:eastAsia="宋体" w:hAnsi="Courier New" w:cs="Courier New"/>
-                <w:color w:val="008000"/>
-                <w:kern w:val="0"/>
-                <w:sz w:val="18"/>
-                <w:szCs w:val="18"/>
+                <w:color w:val="000000"/>
+                <w:kern w:val="0"/>
+                <w:sz w:val="20"/>
+                <w:szCs w:val="20"/>
               </w:rPr>
             </w:pPr>
             <w:r>
               <w:rPr>
                 <w:rFonts w:ascii="Courier New" w:eastAsia="宋体" w:hAnsi="Courier New" w:cs="Courier New"/>
-                <w:color w:val="008000"/>
-                <w:kern w:val="0"/>
-                <w:sz w:val="18"/>
-                <w:szCs w:val="18"/>
-              </w:rPr>
-              <w:t># ping</w:t>
+                <w:b/>
+                <w:bCs/>
+                <w:color w:val="0000FF"/>
+                <w:kern w:val="0"/>
+                <w:sz w:val="20"/>
+                <w:szCs w:val="20"/>
+              </w:rPr>
+              <w:t>import</w:t>
+            </w:r>
+            <w:r>
+              <w:rPr>
+                <w:rFonts w:ascii="Courier New" w:eastAsia="宋体" w:hAnsi="Courier New" w:cs="Courier New"/>
+                <w:color w:val="000000"/>
+                <w:kern w:val="0"/>
+                <w:sz w:val="20"/>
+                <w:szCs w:val="20"/>
+              </w:rPr>
+              <w:t xml:space="preserve"> time</w:t>
             </w:r>
           </w:p>
           <w:p>
@@ -19297,61 +18491,91 @@
               <w:shd w:val="clear" w:color="auto" w:fill="FFFFFF"/>
               <w:jc w:val="left"/>
               <w:rPr>
-                <w:rFonts w:ascii="Courier New" w:eastAsia="宋体" w:hAnsi="Courier New" w:cs="Courier New"/>
+                <w:rFonts w:ascii="Courier New" w:eastAsia="宋体" w:hAnsi="Courier New" w:cs="Courier New" w:hint="eastAsia"/>
                 <w:color w:val="000000"/>
                 <w:kern w:val="0"/>
-                <w:sz w:val="18"/>
-                <w:szCs w:val="18"/>
+                <w:sz w:val="20"/>
+                <w:szCs w:val="20"/>
               </w:rPr>
             </w:pPr>
-            <w:proofErr w:type="spellStart"/>
-            <w:proofErr w:type="gramStart"/>
-            <w:r>
-              <w:rPr>
-                <w:rFonts w:ascii="Courier New" w:eastAsia="宋体" w:hAnsi="Courier New" w:cs="Courier New"/>
-                <w:color w:val="000000"/>
-                <w:kern w:val="0"/>
-                <w:sz w:val="18"/>
-                <w:szCs w:val="18"/>
-              </w:rPr>
-              <w:t>spi</w:t>
-            </w:r>
             <w:r>
               <w:rPr>
                 <w:rFonts w:ascii="Courier New" w:eastAsia="宋体" w:hAnsi="Courier New" w:cs="Courier New"/>
                 <w:b/>
                 <w:bCs/>
-                <w:color w:val="000080"/>
-                <w:kern w:val="0"/>
-                <w:sz w:val="18"/>
-                <w:szCs w:val="18"/>
-              </w:rPr>
-              <w:t>.</w:t>
+                <w:color w:val="0000FF"/>
+                <w:kern w:val="0"/>
+                <w:sz w:val="20"/>
+                <w:szCs w:val="20"/>
+              </w:rPr>
+              <w:t>from</w:t>
             </w:r>
             <w:r>
               <w:rPr>
                 <w:rFonts w:ascii="Courier New" w:eastAsia="宋体" w:hAnsi="Courier New" w:cs="Courier New"/>
                 <w:color w:val="000000"/>
                 <w:kern w:val="0"/>
-                <w:sz w:val="18"/>
-                <w:szCs w:val="18"/>
-              </w:rPr>
-              <w:t>ping</w:t>
+                <w:sz w:val="20"/>
+                <w:szCs w:val="20"/>
+              </w:rPr>
+              <w:t xml:space="preserve"> </w:t>
+            </w:r>
+            <w:proofErr w:type="spellStart"/>
+            <w:r>
+              <w:rPr>
+                <w:rFonts w:ascii="Courier New" w:eastAsia="宋体" w:hAnsi="Courier New" w:cs="Courier New"/>
+                <w:color w:val="000000"/>
+                <w:kern w:val="0"/>
+                <w:sz w:val="20"/>
+                <w:szCs w:val="20"/>
+              </w:rPr>
+              <w:t>spi_tool</w:t>
             </w:r>
             <w:proofErr w:type="spellEnd"/>
-            <w:proofErr w:type="gramEnd"/>
+            <w:r>
+              <w:rPr>
+                <w:rFonts w:ascii="Courier New" w:eastAsia="宋体" w:hAnsi="Courier New" w:cs="Courier New"/>
+                <w:color w:val="000000"/>
+                <w:kern w:val="0"/>
+                <w:sz w:val="20"/>
+                <w:szCs w:val="20"/>
+              </w:rPr>
+              <w:t xml:space="preserve"> </w:t>
+            </w:r>
             <w:r>
               <w:rPr>
                 <w:rFonts w:ascii="Courier New" w:eastAsia="宋体" w:hAnsi="Courier New" w:cs="Courier New"/>
                 <w:b/>
                 <w:bCs/>
-                <w:color w:val="000080"/>
-                <w:kern w:val="0"/>
-                <w:sz w:val="18"/>
-                <w:szCs w:val="18"/>
-              </w:rPr>
-              <w:t>()</w:t>
-            </w:r>
+                <w:color w:val="0000FF"/>
+                <w:kern w:val="0"/>
+                <w:sz w:val="20"/>
+                <w:szCs w:val="20"/>
+              </w:rPr>
+              <w:t>import</w:t>
+            </w:r>
+            <w:r>
+              <w:rPr>
+                <w:rFonts w:ascii="Courier New" w:eastAsia="宋体" w:hAnsi="Courier New" w:cs="Courier New"/>
+                <w:color w:val="000000"/>
+                <w:kern w:val="0"/>
+                <w:sz w:val="20"/>
+                <w:szCs w:val="20"/>
+              </w:rPr>
+              <w:t xml:space="preserve"> </w:t>
+            </w:r>
+            <w:proofErr w:type="spellStart"/>
+            <w:r>
+              <w:rPr>
+                <w:rFonts w:ascii="Courier New" w:eastAsia="宋体" w:hAnsi="Courier New" w:cs="Courier New"/>
+                <w:color w:val="000000"/>
+                <w:kern w:val="0"/>
+                <w:sz w:val="20"/>
+                <w:szCs w:val="20"/>
+              </w:rPr>
+              <w:t>SPI_Tool</w:t>
+            </w:r>
+            <w:proofErr w:type="spellEnd"/>
           </w:p>
           <w:p>
             <w:pPr>
@@ -19362,8 +18586,8 @@
                 <w:rFonts w:ascii="Courier New" w:eastAsia="宋体" w:hAnsi="Courier New" w:cs="Courier New"/>
                 <w:color w:val="000000"/>
                 <w:kern w:val="0"/>
-                <w:sz w:val="18"/>
-                <w:szCs w:val="18"/>
+                <w:sz w:val="20"/>
+                <w:szCs w:val="20"/>
               </w:rPr>
             </w:pPr>
           </w:p>
@@ -19373,66 +18597,114 @@
               <w:shd w:val="clear" w:color="auto" w:fill="FFFFFF"/>
               <w:jc w:val="left"/>
               <w:rPr>
-                <w:rFonts w:ascii="Courier New" w:eastAsia="宋体" w:hAnsi="Courier New" w:cs="Courier New"/>
+                <w:rFonts w:ascii="Courier New" w:eastAsia="宋体" w:hAnsi="Courier New" w:cs="Courier New" w:hint="eastAsia"/>
                 <w:color w:val="000000"/>
                 <w:kern w:val="0"/>
-                <w:sz w:val="18"/>
-                <w:szCs w:val="18"/>
+                <w:sz w:val="20"/>
+                <w:szCs w:val="20"/>
               </w:rPr>
             </w:pPr>
             <w:r>
               <w:rPr>
                 <w:rFonts w:ascii="Courier New" w:eastAsia="宋体" w:hAnsi="Courier New" w:cs="Courier New"/>
+                <w:color w:val="000000"/>
+                <w:kern w:val="0"/>
+                <w:sz w:val="20"/>
+                <w:szCs w:val="20"/>
+              </w:rPr>
+              <w:t xml:space="preserve">port </w:t>
+            </w:r>
+            <w:r>
+              <w:rPr>
+                <w:rFonts w:ascii="Courier New" w:eastAsia="宋体" w:hAnsi="Courier New" w:cs="Courier New"/>
+                <w:b/>
+                <w:bCs/>
+                <w:color w:val="000080"/>
+                <w:kern w:val="0"/>
+                <w:sz w:val="20"/>
+                <w:szCs w:val="20"/>
+              </w:rPr>
+              <w:t>=</w:t>
+            </w:r>
+            <w:r>
+              <w:rPr>
+                <w:rFonts w:ascii="Courier New" w:eastAsia="宋体" w:hAnsi="Courier New" w:cs="Courier New"/>
+                <w:color w:val="000000"/>
+                <w:kern w:val="0"/>
+                <w:sz w:val="20"/>
+                <w:szCs w:val="20"/>
+              </w:rPr>
+              <w:t xml:space="preserve"> </w:t>
+            </w:r>
+            <w:r>
+              <w:rPr>
+                <w:rFonts w:ascii="Courier New" w:eastAsia="宋体" w:hAnsi="Courier New" w:cs="Courier New"/>
+                <w:color w:val="808080"/>
+                <w:kern w:val="0"/>
+                <w:sz w:val="20"/>
+                <w:szCs w:val="20"/>
+              </w:rPr>
+              <w:t>'COM3'</w:t>
+            </w:r>
+            <w:r>
+              <w:rPr>
+                <w:rFonts w:ascii="Courier New" w:eastAsia="宋体" w:hAnsi="Courier New" w:cs="Courier New" w:hint="eastAsia"/>
+                <w:color w:val="808080"/>
+                <w:kern w:val="0"/>
+                <w:sz w:val="20"/>
+                <w:szCs w:val="20"/>
+              </w:rPr>
+              <w:t xml:space="preserve">             </w:t>
+            </w:r>
+            <w:r>
+              <w:rPr>
+                <w:rFonts w:ascii="Courier New" w:eastAsia="宋体" w:hAnsi="Courier New" w:cs="Courier New" w:hint="eastAsia"/>
                 <w:color w:val="008000"/>
                 <w:kern w:val="0"/>
-                <w:sz w:val="18"/>
-                <w:szCs w:val="18"/>
-              </w:rPr>
-              <w:t xml:space="preserve"># </w:t>
-            </w:r>
-            <w:proofErr w:type="gramStart"/>
-            <w:r>
-              <w:rPr>
-                <w:rFonts w:ascii="Courier New" w:eastAsia="宋体" w:hAnsi="Courier New" w:cs="Courier New"/>
+                <w:sz w:val="20"/>
+                <w:szCs w:val="20"/>
+              </w:rPr>
+              <w:t>#</w:t>
+            </w:r>
+            <w:r>
+              <w:rPr>
+                <w:rFonts w:ascii="Courier New" w:eastAsia="宋体" w:hAnsi="Courier New" w:cs="Courier New" w:hint="eastAsia"/>
                 <w:color w:val="008000"/>
                 <w:kern w:val="0"/>
-                <w:sz w:val="18"/>
-                <w:szCs w:val="18"/>
-              </w:rPr>
-              <w:t>set</w:t>
-            </w:r>
-            <w:proofErr w:type="gramEnd"/>
-            <w:r>
-              <w:rPr>
-                <w:rFonts w:ascii="Courier New" w:eastAsia="宋体" w:hAnsi="Courier New" w:cs="Courier New"/>
+                <w:sz w:val="20"/>
+                <w:szCs w:val="20"/>
+              </w:rPr>
+              <w:t>示例</w:t>
+            </w:r>
+            <w:r>
+              <w:rPr>
+                <w:rFonts w:ascii="Courier New" w:eastAsia="宋体" w:hAnsi="Courier New" w:cs="Courier New" w:hint="eastAsia"/>
                 <w:color w:val="008000"/>
                 <w:kern w:val="0"/>
-                <w:sz w:val="18"/>
-                <w:szCs w:val="18"/>
-              </w:rPr>
-              <w:t xml:space="preserve"> </w:t>
-            </w:r>
-            <w:proofErr w:type="spellStart"/>
-            <w:r>
-              <w:rPr>
-                <w:rFonts w:ascii="Courier New" w:eastAsia="宋体" w:hAnsi="Courier New" w:cs="Courier New"/>
+                <w:sz w:val="20"/>
+                <w:szCs w:val="20"/>
+              </w:rPr>
+              <w:t>串口使用的是</w:t>
+            </w:r>
+            <w:r>
+              <w:rPr>
+                <w:rFonts w:ascii="Courier New" w:eastAsia="宋体" w:hAnsi="Courier New" w:cs="Courier New" w:hint="eastAsia"/>
                 <w:color w:val="008000"/>
                 <w:kern w:val="0"/>
-                <w:sz w:val="18"/>
-                <w:szCs w:val="18"/>
-              </w:rPr>
-              <w:t>spi_sck</w:t>
-            </w:r>
-            <w:proofErr w:type="spellEnd"/>
-            <w:r>
-              <w:rPr>
-                <w:rFonts w:ascii="Courier New" w:eastAsia="宋体" w:hAnsi="Courier New" w:cs="Courier New"/>
+                <w:sz w:val="20"/>
+                <w:szCs w:val="20"/>
+              </w:rPr>
+              <w:t>COM3</w:t>
+            </w:r>
+            <w:r>
+              <w:rPr>
+                <w:rFonts w:ascii="Courier New" w:eastAsia="宋体" w:hAnsi="Courier New" w:cs="Courier New" w:hint="eastAsia"/>
                 <w:color w:val="008000"/>
                 <w:kern w:val="0"/>
-                <w:sz w:val="18"/>
-                <w:szCs w:val="18"/>
-              </w:rPr>
-              <w:t xml:space="preserve"> = 100/div</w:t>
+                <w:sz w:val="20"/>
+                <w:szCs w:val="20"/>
+              </w:rPr>
+              <w:t>，根据需要更改</w:t>
             </w:r>
           </w:p>
           <w:p>
@@ -19444,8 +18716,8 @@
                 <w:rFonts w:ascii="Courier New" w:eastAsia="宋体" w:hAnsi="Courier New" w:cs="Courier New"/>
                 <w:color w:val="000000"/>
                 <w:kern w:val="0"/>
-                <w:sz w:val="18"/>
-                <w:szCs w:val="18"/>
+                <w:sz w:val="20"/>
+                <w:szCs w:val="20"/>
               </w:rPr>
             </w:pPr>
             <w:proofErr w:type="spellStart"/>
@@ -19454,10 +18726,21 @@
                 <w:rFonts w:ascii="Courier New" w:eastAsia="宋体" w:hAnsi="Courier New" w:cs="Courier New"/>
                 <w:color w:val="000000"/>
                 <w:kern w:val="0"/>
-                <w:sz w:val="18"/>
-                <w:szCs w:val="18"/>
+                <w:sz w:val="20"/>
+                <w:szCs w:val="20"/>
               </w:rPr>
               <w:t>spi</w:t>
+            </w:r>
+            <w:proofErr w:type="spellEnd"/>
+            <w:r>
+              <w:rPr>
+                <w:rFonts w:ascii="Courier New" w:eastAsia="宋体" w:hAnsi="Courier New" w:cs="Courier New"/>
+                <w:color w:val="000000"/>
+                <w:kern w:val="0"/>
+                <w:sz w:val="20"/>
+                <w:szCs w:val="20"/>
+              </w:rPr>
+              <w:t xml:space="preserve"> </w:t>
             </w:r>
             <w:r>
               <w:rPr>
@@ -19466,31 +18749,31 @@
                 <w:bCs/>
                 <w:color w:val="000080"/>
                 <w:kern w:val="0"/>
-                <w:sz w:val="18"/>
-                <w:szCs w:val="18"/>
-              </w:rPr>
-              <w:t>.</w:t>
+                <w:sz w:val="20"/>
+                <w:szCs w:val="20"/>
+              </w:rPr>
+              <w:t>=</w:t>
             </w:r>
             <w:r>
               <w:rPr>
                 <w:rFonts w:ascii="Courier New" w:eastAsia="宋体" w:hAnsi="Courier New" w:cs="Courier New"/>
                 <w:color w:val="000000"/>
                 <w:kern w:val="0"/>
-                <w:sz w:val="18"/>
-                <w:szCs w:val="18"/>
-              </w:rPr>
-              <w:t>set_spi_</w:t>
-            </w:r>
-            <w:proofErr w:type="gramStart"/>
+                <w:sz w:val="20"/>
+                <w:szCs w:val="20"/>
+              </w:rPr>
+              <w:t xml:space="preserve"> </w:t>
+            </w:r>
+            <w:proofErr w:type="spellStart"/>
             <w:r>
               <w:rPr>
                 <w:rFonts w:ascii="Courier New" w:eastAsia="宋体" w:hAnsi="Courier New" w:cs="Courier New"/>
                 <w:color w:val="000000"/>
                 <w:kern w:val="0"/>
-                <w:sz w:val="18"/>
-                <w:szCs w:val="18"/>
-              </w:rPr>
-              <w:t>div</w:t>
+                <w:sz w:val="20"/>
+                <w:szCs w:val="20"/>
+              </w:rPr>
+              <w:t>SPI_Tool</w:t>
             </w:r>
             <w:proofErr w:type="spellEnd"/>
             <w:r>
@@ -19500,21 +18783,20 @@
                 <w:bCs/>
                 <w:color w:val="000080"/>
                 <w:kern w:val="0"/>
-                <w:sz w:val="18"/>
-                <w:szCs w:val="18"/>
+                <w:sz w:val="20"/>
+                <w:szCs w:val="20"/>
               </w:rPr>
               <w:t>(</w:t>
             </w:r>
-            <w:proofErr w:type="gramEnd"/>
-            <w:r>
-              <w:rPr>
-                <w:rFonts w:ascii="Courier New" w:eastAsia="宋体" w:hAnsi="Courier New" w:cs="Courier New"/>
-                <w:color w:val="FF0000"/>
-                <w:kern w:val="0"/>
-                <w:sz w:val="18"/>
-                <w:szCs w:val="18"/>
-              </w:rPr>
-              <w:t>100</w:t>
+            <w:r>
+              <w:rPr>
+                <w:rFonts w:ascii="Courier New" w:eastAsia="宋体" w:hAnsi="Courier New" w:cs="Courier New"/>
+                <w:color w:val="000000"/>
+                <w:kern w:val="0"/>
+                <w:sz w:val="20"/>
+                <w:szCs w:val="20"/>
+              </w:rPr>
+              <w:t>port</w:t>
             </w:r>
             <w:r>
               <w:rPr>
@@ -19523,8 +18805,8 @@
                 <w:bCs/>
                 <w:color w:val="000080"/>
                 <w:kern w:val="0"/>
-                <w:sz w:val="18"/>
-                <w:szCs w:val="18"/>
+                <w:sz w:val="20"/>
+                <w:szCs w:val="20"/>
               </w:rPr>
               <w:t>)</w:t>
             </w:r>
@@ -19538,10 +18820,60 @@
                 <w:rFonts w:ascii="Courier New" w:eastAsia="宋体" w:hAnsi="Courier New" w:cs="Courier New"/>
                 <w:color w:val="000000"/>
                 <w:kern w:val="0"/>
-                <w:sz w:val="18"/>
-                <w:szCs w:val="18"/>
+                <w:sz w:val="20"/>
+                <w:szCs w:val="20"/>
               </w:rPr>
             </w:pPr>
+            <w:proofErr w:type="spellStart"/>
+            <w:proofErr w:type="gramStart"/>
+            <w:r>
+              <w:rPr>
+                <w:rFonts w:ascii="Courier New" w:eastAsia="宋体" w:hAnsi="Courier New" w:cs="Courier New"/>
+                <w:color w:val="000000"/>
+                <w:kern w:val="0"/>
+                <w:sz w:val="20"/>
+                <w:szCs w:val="20"/>
+              </w:rPr>
+              <w:t>spi</w:t>
+            </w:r>
+            <w:r>
+              <w:rPr>
+                <w:rFonts w:ascii="Courier New" w:eastAsia="宋体" w:hAnsi="Courier New" w:cs="Courier New"/>
+                <w:b/>
+                <w:bCs/>
+                <w:color w:val="000080"/>
+                <w:kern w:val="0"/>
+                <w:sz w:val="20"/>
+                <w:szCs w:val="20"/>
+              </w:rPr>
+              <w:t>.</w:t>
+            </w:r>
+            <w:r>
+              <w:rPr>
+                <w:rFonts w:ascii="Courier New" w:eastAsia="宋体" w:hAnsi="Courier New" w:cs="Courier New"/>
+                <w:b/>
+                <w:bCs/>
+                <w:color w:val="880088"/>
+                <w:kern w:val="0"/>
+                <w:sz w:val="20"/>
+                <w:szCs w:val="20"/>
+              </w:rPr>
+              <w:t>open</w:t>
+            </w:r>
+            <w:proofErr w:type="spellEnd"/>
+            <w:proofErr w:type="gramEnd"/>
+            <w:r>
+              <w:rPr>
+                <w:rFonts w:ascii="Courier New" w:eastAsia="宋体" w:hAnsi="Courier New" w:cs="Courier New"/>
+                <w:b/>
+                <w:bCs/>
+                <w:color w:val="000080"/>
+                <w:kern w:val="0"/>
+                <w:sz w:val="20"/>
+                <w:szCs w:val="20"/>
+              </w:rPr>
+              <w:t>()</w:t>
+            </w:r>
           </w:p>
           <w:p>
             <w:pPr>
@@ -19552,108 +18884,10 @@
                 <w:rFonts w:ascii="Courier New" w:eastAsia="宋体" w:hAnsi="Courier New" w:cs="Courier New"/>
                 <w:color w:val="000000"/>
                 <w:kern w:val="0"/>
-                <w:sz w:val="18"/>
-                <w:szCs w:val="18"/>
+                <w:sz w:val="20"/>
+                <w:szCs w:val="20"/>
               </w:rPr>
             </w:pPr>
-            <w:r>
-              <w:rPr>
-                <w:rFonts w:ascii="Courier New" w:eastAsia="宋体" w:hAnsi="Courier New" w:cs="Courier New"/>
-                <w:color w:val="008000"/>
-                <w:kern w:val="0"/>
-                <w:sz w:val="18"/>
-                <w:szCs w:val="18"/>
-              </w:rPr>
-              <w:t xml:space="preserve"># SPI write reg; </w:t>
-            </w:r>
-            <w:proofErr w:type="spellStart"/>
-            <w:r>
-              <w:rPr>
-                <w:rFonts w:ascii="Courier New" w:eastAsia="宋体" w:hAnsi="Courier New" w:cs="Courier New"/>
-                <w:color w:val="008000"/>
-                <w:kern w:val="0"/>
-                <w:sz w:val="18"/>
-                <w:szCs w:val="18"/>
-              </w:rPr>
-              <w:t>chn</w:t>
-            </w:r>
-            <w:proofErr w:type="spellEnd"/>
-            <w:r>
-              <w:rPr>
-                <w:rFonts w:ascii="Courier New" w:eastAsia="宋体" w:hAnsi="Courier New" w:cs="Courier New"/>
-                <w:color w:val="008000"/>
-                <w:kern w:val="0"/>
-                <w:sz w:val="18"/>
-                <w:szCs w:val="18"/>
-              </w:rPr>
-              <w:t xml:space="preserve">=0x0, </w:t>
-            </w:r>
-            <w:proofErr w:type="spellStart"/>
-            <w:r>
-              <w:rPr>
-                <w:rFonts w:ascii="Courier New" w:eastAsia="宋体" w:hAnsi="Courier New" w:cs="Courier New"/>
-                <w:color w:val="008000"/>
-                <w:kern w:val="0"/>
-                <w:sz w:val="18"/>
-                <w:szCs w:val="18"/>
-              </w:rPr>
-              <w:t>chip_addr</w:t>
-            </w:r>
-            <w:proofErr w:type="spellEnd"/>
-            <w:r>
-              <w:rPr>
-                <w:rFonts w:ascii="Courier New" w:eastAsia="宋体" w:hAnsi="Courier New" w:cs="Courier New"/>
-                <w:color w:val="008000"/>
-                <w:kern w:val="0"/>
-                <w:sz w:val="18"/>
-                <w:szCs w:val="18"/>
-              </w:rPr>
-              <w:t xml:space="preserve">=0x1, </w:t>
-            </w:r>
-            <w:proofErr w:type="spellStart"/>
-            <w:r>
-              <w:rPr>
-                <w:rFonts w:ascii="Courier New" w:eastAsia="宋体" w:hAnsi="Courier New" w:cs="Courier New"/>
-                <w:color w:val="008000"/>
-                <w:kern w:val="0"/>
-                <w:sz w:val="18"/>
-                <w:szCs w:val="18"/>
-              </w:rPr>
-              <w:t>reg_addr</w:t>
-            </w:r>
-            <w:proofErr w:type="spellEnd"/>
-            <w:r>
-              <w:rPr>
-                <w:rFonts w:ascii="Courier New" w:eastAsia="宋体" w:hAnsi="Courier New" w:cs="Courier New"/>
-                <w:color w:val="008000"/>
-                <w:kern w:val="0"/>
-                <w:sz w:val="18"/>
-                <w:szCs w:val="18"/>
-              </w:rPr>
-              <w:t xml:space="preserve">=0x2, </w:t>
-            </w:r>
-            <w:proofErr w:type="spellStart"/>
-            <w:r>
-              <w:rPr>
-                <w:rFonts w:ascii="Courier New" w:eastAsia="宋体" w:hAnsi="Courier New" w:cs="Courier New"/>
-                <w:color w:val="008000"/>
-                <w:kern w:val="0"/>
-                <w:sz w:val="18"/>
-                <w:szCs w:val="18"/>
-              </w:rPr>
-              <w:t>reg_data</w:t>
-            </w:r>
-            <w:proofErr w:type="spellEnd"/>
-            <w:r>
-              <w:rPr>
-                <w:rFonts w:ascii="Courier New" w:eastAsia="宋体" w:hAnsi="Courier New" w:cs="Courier New"/>
-                <w:color w:val="008000"/>
-                <w:kern w:val="0"/>
-                <w:sz w:val="18"/>
-                <w:szCs w:val="18"/>
-              </w:rPr>
-              <w:t>=0x3</w:t>
-            </w:r>
           </w:p>
           <w:p>
             <w:pPr>
@@ -19664,197 +18898,19 @@
                 <w:rFonts w:ascii="Courier New" w:eastAsia="宋体" w:hAnsi="Courier New" w:cs="Courier New"/>
                 <w:color w:val="000000"/>
                 <w:kern w:val="0"/>
-                <w:sz w:val="18"/>
-                <w:szCs w:val="18"/>
+                <w:sz w:val="20"/>
+                <w:szCs w:val="20"/>
               </w:rPr>
             </w:pPr>
-            <w:proofErr w:type="spellStart"/>
-            <w:proofErr w:type="gramStart"/>
-            <w:r>
-              <w:rPr>
-                <w:rFonts w:ascii="Courier New" w:eastAsia="宋体" w:hAnsi="Courier New" w:cs="Courier New"/>
-                <w:color w:val="000000"/>
-                <w:kern w:val="0"/>
-                <w:sz w:val="18"/>
-                <w:szCs w:val="18"/>
-              </w:rPr>
-              <w:t>spi</w:t>
-            </w:r>
-            <w:r>
-              <w:rPr>
-                <w:rFonts w:ascii="Courier New" w:eastAsia="宋体" w:hAnsi="Courier New" w:cs="Courier New"/>
-                <w:b/>
-                <w:bCs/>
-                <w:color w:val="000080"/>
-                <w:kern w:val="0"/>
-                <w:sz w:val="18"/>
-                <w:szCs w:val="18"/>
-              </w:rPr>
-              <w:t>.</w:t>
-            </w:r>
-            <w:r>
-              <w:rPr>
-                <w:rFonts w:ascii="Courier New" w:eastAsia="宋体" w:hAnsi="Courier New" w:cs="Courier New"/>
-                <w:color w:val="000000"/>
-                <w:kern w:val="0"/>
-                <w:sz w:val="18"/>
-                <w:szCs w:val="18"/>
-              </w:rPr>
-              <w:t>write</w:t>
-            </w:r>
-            <w:proofErr w:type="gramEnd"/>
-            <w:r>
-              <w:rPr>
-                <w:rFonts w:ascii="Courier New" w:eastAsia="宋体" w:hAnsi="Courier New" w:cs="Courier New"/>
-                <w:color w:val="000000"/>
-                <w:kern w:val="0"/>
-                <w:sz w:val="18"/>
-                <w:szCs w:val="18"/>
-              </w:rPr>
-              <w:t>_</w:t>
-            </w:r>
-            <w:proofErr w:type="gramStart"/>
-            <w:r>
-              <w:rPr>
-                <w:rFonts w:ascii="Courier New" w:eastAsia="宋体" w:hAnsi="Courier New" w:cs="Courier New"/>
-                <w:color w:val="000000"/>
-                <w:kern w:val="0"/>
-                <w:sz w:val="18"/>
-                <w:szCs w:val="18"/>
-              </w:rPr>
-              <w:t>reg</w:t>
-            </w:r>
-            <w:proofErr w:type="spellEnd"/>
-            <w:r>
-              <w:rPr>
-                <w:rFonts w:ascii="Courier New" w:eastAsia="宋体" w:hAnsi="Courier New" w:cs="Courier New"/>
-                <w:b/>
-                <w:bCs/>
-                <w:color w:val="000080"/>
-                <w:kern w:val="0"/>
-                <w:sz w:val="18"/>
-                <w:szCs w:val="18"/>
-              </w:rPr>
-              <w:t>(</w:t>
-            </w:r>
-            <w:proofErr w:type="gramEnd"/>
-            <w:r>
-              <w:rPr>
-                <w:rFonts w:ascii="Courier New" w:eastAsia="宋体" w:hAnsi="Courier New" w:cs="Courier New"/>
-                <w:color w:val="FF0000"/>
-                <w:kern w:val="0"/>
-                <w:sz w:val="18"/>
-                <w:szCs w:val="18"/>
-              </w:rPr>
-              <w:t>0x00</w:t>
-            </w:r>
-            <w:r>
-              <w:rPr>
-                <w:rFonts w:ascii="Courier New" w:eastAsia="宋体" w:hAnsi="Courier New" w:cs="Courier New"/>
-                <w:b/>
-                <w:bCs/>
-                <w:color w:val="000080"/>
-                <w:kern w:val="0"/>
-                <w:sz w:val="18"/>
-                <w:szCs w:val="18"/>
-              </w:rPr>
-              <w:t>,</w:t>
-            </w:r>
-            <w:r>
-              <w:rPr>
-                <w:rFonts w:ascii="Courier New" w:eastAsia="宋体" w:hAnsi="Courier New" w:cs="Courier New"/>
-                <w:color w:val="000000"/>
-                <w:kern w:val="0"/>
-                <w:sz w:val="18"/>
-                <w:szCs w:val="18"/>
-              </w:rPr>
-              <w:t xml:space="preserve"> </w:t>
-            </w:r>
-            <w:r>
-              <w:rPr>
-                <w:rFonts w:ascii="Courier New" w:eastAsia="宋体" w:hAnsi="Courier New" w:cs="Courier New"/>
-                <w:color w:val="FF0000"/>
-                <w:kern w:val="0"/>
-                <w:sz w:val="18"/>
-                <w:szCs w:val="18"/>
-              </w:rPr>
-              <w:t>0x01</w:t>
-            </w:r>
-            <w:r>
-              <w:rPr>
-                <w:rFonts w:ascii="Courier New" w:eastAsia="宋体" w:hAnsi="Courier New" w:cs="Courier New"/>
-                <w:b/>
-                <w:bCs/>
-                <w:color w:val="000080"/>
-                <w:kern w:val="0"/>
-                <w:sz w:val="18"/>
-                <w:szCs w:val="18"/>
-              </w:rPr>
-              <w:t>,</w:t>
-            </w:r>
-            <w:r>
-              <w:rPr>
-                <w:rFonts w:ascii="Courier New" w:eastAsia="宋体" w:hAnsi="Courier New" w:cs="Courier New"/>
-                <w:color w:val="000000"/>
-                <w:kern w:val="0"/>
-                <w:sz w:val="18"/>
-                <w:szCs w:val="18"/>
-              </w:rPr>
-              <w:t xml:space="preserve"> </w:t>
-            </w:r>
-            <w:r>
-              <w:rPr>
-                <w:rFonts w:ascii="Courier New" w:eastAsia="宋体" w:hAnsi="Courier New" w:cs="Courier New"/>
-                <w:color w:val="FF0000"/>
-                <w:kern w:val="0"/>
-                <w:sz w:val="18"/>
-                <w:szCs w:val="18"/>
-              </w:rPr>
-              <w:t>0x02</w:t>
-            </w:r>
-            <w:r>
-              <w:rPr>
-                <w:rFonts w:ascii="Courier New" w:eastAsia="宋体" w:hAnsi="Courier New" w:cs="Courier New"/>
-                <w:b/>
-                <w:bCs/>
-                <w:color w:val="000080"/>
-                <w:kern w:val="0"/>
-                <w:sz w:val="18"/>
-                <w:szCs w:val="18"/>
-              </w:rPr>
-              <w:t>,</w:t>
-            </w:r>
-            <w:r>
-              <w:rPr>
-                <w:rFonts w:ascii="Courier New" w:eastAsia="宋体" w:hAnsi="Courier New" w:cs="Courier New"/>
-                <w:color w:val="000000"/>
-                <w:kern w:val="0"/>
-                <w:sz w:val="18"/>
-                <w:szCs w:val="18"/>
-              </w:rPr>
-              <w:t xml:space="preserve"> </w:t>
-            </w:r>
-            <w:r>
-              <w:rPr>
-                <w:rFonts w:ascii="Courier New" w:eastAsia="宋体" w:hAnsi="Courier New" w:cs="Courier New"/>
-                <w:color w:val="FF0000"/>
-                <w:kern w:val="0"/>
-                <w:sz w:val="18"/>
-                <w:szCs w:val="18"/>
-              </w:rPr>
-              <w:t>0x03</w:t>
-            </w:r>
-            <w:r>
-              <w:rPr>
-                <w:rFonts w:ascii="Courier New" w:eastAsia="宋体" w:hAnsi="Courier New" w:cs="Courier New"/>
-                <w:b/>
-                <w:bCs/>
-                <w:color w:val="000080"/>
-                <w:kern w:val="0"/>
-                <w:sz w:val="18"/>
-                <w:szCs w:val="18"/>
-              </w:rPr>
-              <w:t>)</w:t>
+            <w:r>
+              <w:rPr>
+                <w:rFonts w:ascii="Courier New" w:eastAsia="宋体" w:hAnsi="Courier New" w:cs="Courier New"/>
+                <w:color w:val="008000"/>
+                <w:kern w:val="0"/>
+                <w:sz w:val="20"/>
+                <w:szCs w:val="20"/>
+              </w:rPr>
+              <w:t>######### insert your testcase code here #########</w:t>
             </w:r>
           </w:p>
           <w:p>
@@ -19866,10 +18922,20 @@
                 <w:rFonts w:ascii="Courier New" w:eastAsia="宋体" w:hAnsi="Courier New" w:cs="Courier New"/>
                 <w:color w:val="000000"/>
                 <w:kern w:val="0"/>
-                <w:sz w:val="18"/>
-                <w:szCs w:val="18"/>
+                <w:sz w:val="20"/>
+                <w:szCs w:val="20"/>
               </w:rPr>
             </w:pPr>
+            <w:r>
+              <w:rPr>
+                <w:rFonts w:ascii="Courier New" w:eastAsia="宋体" w:hAnsi="Courier New" w:cs="Courier New"/>
+                <w:color w:val="008000"/>
+                <w:kern w:val="0"/>
+                <w:sz w:val="20"/>
+                <w:szCs w:val="20"/>
+              </w:rPr>
+              <w:t># ping</w:t>
+            </w:r>
           </w:p>
           <w:p>
             <w:pPr>
@@ -19880,41 +18946,57 @@
                 <w:rFonts w:ascii="Courier New" w:eastAsia="宋体" w:hAnsi="Courier New" w:cs="Courier New"/>
                 <w:color w:val="000000"/>
                 <w:kern w:val="0"/>
-                <w:sz w:val="18"/>
-                <w:szCs w:val="18"/>
+                <w:sz w:val="20"/>
+                <w:szCs w:val="20"/>
               </w:rPr>
             </w:pPr>
-            <w:r>
-              <w:rPr>
-                <w:rFonts w:ascii="Courier New" w:eastAsia="宋体" w:hAnsi="Courier New" w:cs="Courier New"/>
-                <w:color w:val="008000"/>
-                <w:kern w:val="0"/>
-                <w:sz w:val="18"/>
-                <w:szCs w:val="18"/>
-              </w:rPr>
-              <w:t xml:space="preserve"># SPI read </w:t>
-            </w:r>
+            <w:proofErr w:type="spellStart"/>
             <w:proofErr w:type="gramStart"/>
             <w:r>
               <w:rPr>
                 <w:rFonts w:ascii="Courier New" w:eastAsia="宋体" w:hAnsi="Courier New" w:cs="Courier New"/>
-                <w:color w:val="008000"/>
-                <w:kern w:val="0"/>
-                <w:sz w:val="18"/>
-                <w:szCs w:val="18"/>
-              </w:rPr>
-              <w:t>reg;</w:t>
-            </w:r>
+                <w:color w:val="000000"/>
+                <w:kern w:val="0"/>
+                <w:sz w:val="20"/>
+                <w:szCs w:val="20"/>
+              </w:rPr>
+              <w:t>spi</w:t>
+            </w:r>
+            <w:r>
+              <w:rPr>
+                <w:rFonts w:ascii="Courier New" w:eastAsia="宋体" w:hAnsi="Courier New" w:cs="Courier New"/>
+                <w:b/>
+                <w:bCs/>
+                <w:color w:val="000080"/>
+                <w:kern w:val="0"/>
+                <w:sz w:val="20"/>
+                <w:szCs w:val="20"/>
+              </w:rPr>
+              <w:t>.</w:t>
+            </w:r>
+            <w:r>
+              <w:rPr>
+                <w:rFonts w:ascii="Courier New" w:eastAsia="宋体" w:hAnsi="Courier New" w:cs="Courier New"/>
+                <w:color w:val="000000"/>
+                <w:kern w:val="0"/>
+                <w:sz w:val="20"/>
+                <w:szCs w:val="20"/>
+              </w:rPr>
+              <w:t>ping</w:t>
+            </w:r>
+            <w:proofErr w:type="spellEnd"/>
             <w:proofErr w:type="gramEnd"/>
             <w:r>
               <w:rPr>
                 <w:rFonts w:ascii="Courier New" w:eastAsia="宋体" w:hAnsi="Courier New" w:cs="Courier New"/>
-                <w:color w:val="008000"/>
-                <w:kern w:val="0"/>
-                <w:sz w:val="18"/>
-                <w:szCs w:val="18"/>
-              </w:rPr>
-              <w:t xml:space="preserve"> </w:t>
+                <w:b/>
+                <w:bCs/>
+                <w:color w:val="000080"/>
+                <w:kern w:val="0"/>
+                <w:sz w:val="20"/>
+                <w:szCs w:val="20"/>
+              </w:rPr>
+              <w:t>()</w:t>
             </w:r>
           </w:p>
           <w:p>
@@ -19926,210 +19008,10 @@
                 <w:rFonts w:ascii="Courier New" w:eastAsia="宋体" w:hAnsi="Courier New" w:cs="Courier New"/>
                 <w:color w:val="000000"/>
                 <w:kern w:val="0"/>
-                <w:sz w:val="18"/>
-                <w:szCs w:val="18"/>
+                <w:sz w:val="20"/>
+                <w:szCs w:val="20"/>
               </w:rPr>
             </w:pPr>
-            <w:proofErr w:type="spellStart"/>
-            <w:r>
-              <w:rPr>
-                <w:rFonts w:ascii="Courier New" w:eastAsia="宋体" w:hAnsi="Courier New" w:cs="Courier New"/>
-                <w:color w:val="000000"/>
-                <w:kern w:val="0"/>
-                <w:sz w:val="18"/>
-                <w:szCs w:val="18"/>
-              </w:rPr>
-              <w:t>val</w:t>
-            </w:r>
-            <w:proofErr w:type="spellEnd"/>
-            <w:r>
-              <w:rPr>
-                <w:rFonts w:ascii="Courier New" w:eastAsia="宋体" w:hAnsi="Courier New" w:cs="Courier New"/>
-                <w:color w:val="000000"/>
-                <w:kern w:val="0"/>
-                <w:sz w:val="18"/>
-                <w:szCs w:val="18"/>
-              </w:rPr>
-              <w:t xml:space="preserve"> </w:t>
-            </w:r>
-            <w:r>
-              <w:rPr>
-                <w:rFonts w:ascii="Courier New" w:eastAsia="宋体" w:hAnsi="Courier New" w:cs="Courier New"/>
-                <w:b/>
-                <w:bCs/>
-                <w:color w:val="000080"/>
-                <w:kern w:val="0"/>
-                <w:sz w:val="18"/>
-                <w:szCs w:val="18"/>
-              </w:rPr>
-              <w:t>=</w:t>
-            </w:r>
-            <w:r>
-              <w:rPr>
-                <w:rFonts w:ascii="Courier New" w:eastAsia="宋体" w:hAnsi="Courier New" w:cs="Courier New"/>
-                <w:color w:val="000000"/>
-                <w:kern w:val="0"/>
-                <w:sz w:val="18"/>
-                <w:szCs w:val="18"/>
-              </w:rPr>
-              <w:t xml:space="preserve"> </w:t>
-            </w:r>
-            <w:proofErr w:type="spellStart"/>
-            <w:proofErr w:type="gramStart"/>
-            <w:r>
-              <w:rPr>
-                <w:rFonts w:ascii="Courier New" w:eastAsia="宋体" w:hAnsi="Courier New" w:cs="Courier New"/>
-                <w:color w:val="000000"/>
-                <w:kern w:val="0"/>
-                <w:sz w:val="18"/>
-                <w:szCs w:val="18"/>
-              </w:rPr>
-              <w:t>spi</w:t>
-            </w:r>
-            <w:r>
-              <w:rPr>
-                <w:rFonts w:ascii="Courier New" w:eastAsia="宋体" w:hAnsi="Courier New" w:cs="Courier New"/>
-                <w:b/>
-                <w:bCs/>
-                <w:color w:val="000080"/>
-                <w:kern w:val="0"/>
-                <w:sz w:val="18"/>
-                <w:szCs w:val="18"/>
-              </w:rPr>
-              <w:t>.</w:t>
-            </w:r>
-            <w:r>
-              <w:rPr>
-                <w:rFonts w:ascii="Courier New" w:eastAsia="宋体" w:hAnsi="Courier New" w:cs="Courier New"/>
-                <w:color w:val="000000"/>
-                <w:kern w:val="0"/>
-                <w:sz w:val="18"/>
-                <w:szCs w:val="18"/>
-              </w:rPr>
-              <w:t>read</w:t>
-            </w:r>
-            <w:proofErr w:type="gramEnd"/>
-            <w:r>
-              <w:rPr>
-                <w:rFonts w:ascii="Courier New" w:eastAsia="宋体" w:hAnsi="Courier New" w:cs="Courier New"/>
-                <w:color w:val="000000"/>
-                <w:kern w:val="0"/>
-                <w:sz w:val="18"/>
-                <w:szCs w:val="18"/>
-              </w:rPr>
-              <w:t>_</w:t>
-            </w:r>
-            <w:proofErr w:type="gramStart"/>
-            <w:r>
-              <w:rPr>
-                <w:rFonts w:ascii="Courier New" w:eastAsia="宋体" w:hAnsi="Courier New" w:cs="Courier New"/>
-                <w:color w:val="000000"/>
-                <w:kern w:val="0"/>
-                <w:sz w:val="18"/>
-                <w:szCs w:val="18"/>
-              </w:rPr>
-              <w:t>reg</w:t>
-            </w:r>
-            <w:proofErr w:type="spellEnd"/>
-            <w:r>
-              <w:rPr>
-                <w:rFonts w:ascii="Courier New" w:eastAsia="宋体" w:hAnsi="Courier New" w:cs="Courier New"/>
-                <w:b/>
-                <w:bCs/>
-                <w:color w:val="000080"/>
-                <w:kern w:val="0"/>
-                <w:sz w:val="18"/>
-                <w:szCs w:val="18"/>
-              </w:rPr>
-              <w:t>(</w:t>
-            </w:r>
-            <w:proofErr w:type="gramEnd"/>
-            <w:r>
-              <w:rPr>
-                <w:rFonts w:ascii="Courier New" w:eastAsia="宋体" w:hAnsi="Courier New" w:cs="Courier New"/>
-                <w:color w:val="FF0000"/>
-                <w:kern w:val="0"/>
-                <w:sz w:val="18"/>
-                <w:szCs w:val="18"/>
-              </w:rPr>
-              <w:t>0x00</w:t>
-            </w:r>
-            <w:r>
-              <w:rPr>
-                <w:rFonts w:ascii="Courier New" w:eastAsia="宋体" w:hAnsi="Courier New" w:cs="Courier New"/>
-                <w:b/>
-                <w:bCs/>
-                <w:color w:val="000080"/>
-                <w:kern w:val="0"/>
-                <w:sz w:val="18"/>
-                <w:szCs w:val="18"/>
-              </w:rPr>
-              <w:t>,</w:t>
-            </w:r>
-            <w:r>
-              <w:rPr>
-                <w:rFonts w:ascii="Courier New" w:eastAsia="宋体" w:hAnsi="Courier New" w:cs="Courier New"/>
-                <w:color w:val="000000"/>
-                <w:kern w:val="0"/>
-                <w:sz w:val="18"/>
-                <w:szCs w:val="18"/>
-              </w:rPr>
-              <w:t xml:space="preserve"> </w:t>
-            </w:r>
-            <w:r>
-              <w:rPr>
-                <w:rFonts w:ascii="Courier New" w:eastAsia="宋体" w:hAnsi="Courier New" w:cs="Courier New"/>
-                <w:color w:val="FF0000"/>
-                <w:kern w:val="0"/>
-                <w:sz w:val="18"/>
-                <w:szCs w:val="18"/>
-              </w:rPr>
-              <w:t>0x01</w:t>
-            </w:r>
-            <w:r>
-              <w:rPr>
-                <w:rFonts w:ascii="Courier New" w:eastAsia="宋体" w:hAnsi="Courier New" w:cs="Courier New"/>
-                <w:b/>
-                <w:bCs/>
-                <w:color w:val="000080"/>
-                <w:kern w:val="0"/>
-                <w:sz w:val="18"/>
-                <w:szCs w:val="18"/>
-              </w:rPr>
-              <w:t>,</w:t>
-            </w:r>
-            <w:r>
-              <w:rPr>
-                <w:rFonts w:ascii="Courier New" w:eastAsia="宋体" w:hAnsi="Courier New" w:cs="Courier New"/>
-                <w:color w:val="000000"/>
-                <w:kern w:val="0"/>
-                <w:sz w:val="18"/>
-                <w:szCs w:val="18"/>
-              </w:rPr>
-              <w:t xml:space="preserve"> </w:t>
-            </w:r>
-            <w:r>
-              <w:rPr>
-                <w:rFonts w:ascii="Courier New" w:eastAsia="宋体" w:hAnsi="Courier New" w:cs="Courier New"/>
-                <w:color w:val="FF0000"/>
-                <w:kern w:val="0"/>
-                <w:sz w:val="18"/>
-                <w:szCs w:val="18"/>
-              </w:rPr>
-              <w:t>0x02</w:t>
-            </w:r>
-            <w:r>
-              <w:rPr>
-                <w:rFonts w:ascii="Courier New" w:eastAsia="宋体" w:hAnsi="Courier New" w:cs="Courier New"/>
-                <w:b/>
-                <w:bCs/>
-                <w:color w:val="000080"/>
-                <w:kern w:val="0"/>
-                <w:sz w:val="18"/>
-                <w:szCs w:val="18"/>
-              </w:rPr>
-              <w:t>)</w:t>
-            </w:r>
           </w:p>
           <w:p>
             <w:pPr>
@@ -20140,10 +19022,64 @@
                 <w:rFonts w:ascii="Courier New" w:eastAsia="宋体" w:hAnsi="Courier New" w:cs="Courier New"/>
                 <w:color w:val="000000"/>
                 <w:kern w:val="0"/>
-                <w:sz w:val="18"/>
-                <w:szCs w:val="18"/>
+                <w:sz w:val="20"/>
+                <w:szCs w:val="20"/>
               </w:rPr>
             </w:pPr>
+            <w:r>
+              <w:rPr>
+                <w:rFonts w:ascii="Courier New" w:eastAsia="宋体" w:hAnsi="Courier New" w:cs="Courier New"/>
+                <w:color w:val="008000"/>
+                <w:kern w:val="0"/>
+                <w:sz w:val="20"/>
+                <w:szCs w:val="20"/>
+              </w:rPr>
+              <w:t xml:space="preserve"># </w:t>
+            </w:r>
+            <w:proofErr w:type="gramStart"/>
+            <w:r>
+              <w:rPr>
+                <w:rFonts w:ascii="Courier New" w:eastAsia="宋体" w:hAnsi="Courier New" w:cs="Courier New"/>
+                <w:color w:val="008000"/>
+                <w:kern w:val="0"/>
+                <w:sz w:val="20"/>
+                <w:szCs w:val="20"/>
+              </w:rPr>
+              <w:t>set</w:t>
+            </w:r>
+            <w:proofErr w:type="gramEnd"/>
+            <w:r>
+              <w:rPr>
+                <w:rFonts w:ascii="Courier New" w:eastAsia="宋体" w:hAnsi="Courier New" w:cs="Courier New"/>
+                <w:color w:val="008000"/>
+                <w:kern w:val="0"/>
+                <w:sz w:val="20"/>
+                <w:szCs w:val="20"/>
+              </w:rPr>
+              <w:t xml:space="preserve"> </w:t>
+            </w:r>
+            <w:proofErr w:type="spellStart"/>
+            <w:r>
+              <w:rPr>
+                <w:rFonts w:ascii="Courier New" w:eastAsia="宋体" w:hAnsi="Courier New" w:cs="Courier New"/>
+                <w:color w:val="008000"/>
+                <w:kern w:val="0"/>
+                <w:sz w:val="20"/>
+                <w:szCs w:val="20"/>
+              </w:rPr>
+              <w:t>spi_sck</w:t>
+            </w:r>
+            <w:proofErr w:type="spellEnd"/>
+            <w:r>
+              <w:rPr>
+                <w:rFonts w:ascii="Courier New" w:eastAsia="宋体" w:hAnsi="Courier New" w:cs="Courier New"/>
+                <w:color w:val="008000"/>
+                <w:kern w:val="0"/>
+                <w:sz w:val="20"/>
+                <w:szCs w:val="20"/>
+              </w:rPr>
+              <w:t xml:space="preserve"> = 100/div</w:t>
+            </w:r>
           </w:p>
           <w:p>
             <w:pPr>
@@ -20154,63 +19090,89 @@
                 <w:rFonts w:ascii="Courier New" w:eastAsia="宋体" w:hAnsi="Courier New" w:cs="Courier New"/>
                 <w:color w:val="000000"/>
                 <w:kern w:val="0"/>
-                <w:sz w:val="18"/>
-                <w:szCs w:val="18"/>
+                <w:sz w:val="20"/>
+                <w:szCs w:val="20"/>
               </w:rPr>
             </w:pPr>
-            <w:r>
-              <w:rPr>
-                <w:rFonts w:ascii="Courier New" w:eastAsia="宋体" w:hAnsi="Courier New" w:cs="Courier New"/>
-                <w:color w:val="008000"/>
-                <w:kern w:val="0"/>
-                <w:sz w:val="18"/>
-                <w:szCs w:val="18"/>
-              </w:rPr>
-              <w:t xml:space="preserve"># SPI burst </w:t>
+            <w:proofErr w:type="spellStart"/>
+            <w:r>
+              <w:rPr>
+                <w:rFonts w:ascii="Courier New" w:eastAsia="宋体" w:hAnsi="Courier New" w:cs="Courier New"/>
+                <w:color w:val="000000"/>
+                <w:kern w:val="0"/>
+                <w:sz w:val="20"/>
+                <w:szCs w:val="20"/>
+              </w:rPr>
+              <w:t>spi</w:t>
+            </w:r>
+            <w:r>
+              <w:rPr>
+                <w:rFonts w:ascii="Courier New" w:eastAsia="宋体" w:hAnsi="Courier New" w:cs="Courier New"/>
+                <w:b/>
+                <w:bCs/>
+                <w:color w:val="000080"/>
+                <w:kern w:val="0"/>
+                <w:sz w:val="20"/>
+                <w:szCs w:val="20"/>
+              </w:rPr>
+              <w:t>.</w:t>
+            </w:r>
+            <w:r>
+              <w:rPr>
+                <w:rFonts w:ascii="Courier New" w:eastAsia="宋体" w:hAnsi="Courier New" w:cs="Courier New"/>
+                <w:color w:val="000000"/>
+                <w:kern w:val="0"/>
+                <w:sz w:val="20"/>
+                <w:szCs w:val="20"/>
+              </w:rPr>
+              <w:t>set_spi_</w:t>
             </w:r>
             <w:proofErr w:type="gramStart"/>
             <w:r>
               <w:rPr>
                 <w:rFonts w:ascii="Courier New" w:eastAsia="宋体" w:hAnsi="Courier New" w:cs="Courier New"/>
-                <w:color w:val="008000"/>
-                <w:kern w:val="0"/>
-                <w:sz w:val="18"/>
-                <w:szCs w:val="18"/>
-              </w:rPr>
-              <w:t>write;</w:t>
+                <w:color w:val="000000"/>
+                <w:kern w:val="0"/>
+                <w:sz w:val="20"/>
+                <w:szCs w:val="20"/>
+              </w:rPr>
+              <w:t>div</w:t>
+            </w:r>
+            <w:proofErr w:type="spellEnd"/>
+            <w:r>
+              <w:rPr>
+                <w:rFonts w:ascii="Courier New" w:eastAsia="宋体" w:hAnsi="Courier New" w:cs="Courier New"/>
+                <w:b/>
+                <w:bCs/>
+                <w:color w:val="000080"/>
+                <w:kern w:val="0"/>
+                <w:sz w:val="20"/>
+                <w:szCs w:val="20"/>
+              </w:rPr>
+              <w:t>(</w:t>
             </w:r>
             <w:proofErr w:type="gramEnd"/>
             <w:r>
               <w:rPr>
                 <w:rFonts w:ascii="Courier New" w:eastAsia="宋体" w:hAnsi="Courier New" w:cs="Courier New"/>
-                <w:color w:val="008000"/>
-                <w:kern w:val="0"/>
-                <w:sz w:val="18"/>
-                <w:szCs w:val="18"/>
-              </w:rPr>
-              <w:t xml:space="preserve"> </w:t>
-            </w:r>
-            <w:proofErr w:type="spellStart"/>
-            <w:r>
-              <w:rPr>
-                <w:rFonts w:ascii="Courier New" w:eastAsia="宋体" w:hAnsi="Courier New" w:cs="Courier New"/>
-                <w:color w:val="008000"/>
-                <w:kern w:val="0"/>
-                <w:sz w:val="18"/>
-                <w:szCs w:val="18"/>
-              </w:rPr>
-              <w:t>chn</w:t>
-            </w:r>
-            <w:proofErr w:type="spellEnd"/>
-            <w:r>
-              <w:rPr>
-                <w:rFonts w:ascii="Courier New" w:eastAsia="宋体" w:hAnsi="Courier New" w:cs="Courier New"/>
-                <w:color w:val="008000"/>
-                <w:kern w:val="0"/>
-                <w:sz w:val="18"/>
-                <w:szCs w:val="18"/>
-              </w:rPr>
-              <w:t xml:space="preserve"> 0/1 issue commands simultaneously</w:t>
+                <w:color w:val="FF0000"/>
+                <w:kern w:val="0"/>
+                <w:sz w:val="20"/>
+                <w:szCs w:val="20"/>
+              </w:rPr>
+              <w:t>100</w:t>
+            </w:r>
+            <w:r>
+              <w:rPr>
+                <w:rFonts w:ascii="Courier New" w:eastAsia="宋体" w:hAnsi="Courier New" w:cs="Courier New"/>
+                <w:b/>
+                <w:bCs/>
+                <w:color w:val="000080"/>
+                <w:kern w:val="0"/>
+                <w:sz w:val="20"/>
+                <w:szCs w:val="20"/>
+              </w:rPr>
+              <w:t>)</w:t>
             </w:r>
           </w:p>
           <w:p>
@@ -20222,198 +19184,10 @@
                 <w:rFonts w:ascii="Courier New" w:eastAsia="宋体" w:hAnsi="Courier New" w:cs="Courier New"/>
                 <w:color w:val="000000"/>
                 <w:kern w:val="0"/>
-                <w:sz w:val="18"/>
-                <w:szCs w:val="18"/>
+                <w:sz w:val="20"/>
+                <w:szCs w:val="20"/>
               </w:rPr>
             </w:pPr>
-            <w:proofErr w:type="spellStart"/>
-            <w:proofErr w:type="gramStart"/>
-            <w:r>
-              <w:rPr>
-                <w:rFonts w:ascii="Courier New" w:eastAsia="宋体" w:hAnsi="Courier New" w:cs="Courier New"/>
-                <w:color w:val="000000"/>
-                <w:kern w:val="0"/>
-                <w:sz w:val="18"/>
-                <w:szCs w:val="18"/>
-              </w:rPr>
-              <w:t>spi</w:t>
-            </w:r>
-            <w:r>
-              <w:rPr>
-                <w:rFonts w:ascii="Courier New" w:eastAsia="宋体" w:hAnsi="Courier New" w:cs="Courier New"/>
-                <w:b/>
-                <w:bCs/>
-                <w:color w:val="000080"/>
-                <w:kern w:val="0"/>
-                <w:sz w:val="18"/>
-                <w:szCs w:val="18"/>
-              </w:rPr>
-              <w:t>.</w:t>
-            </w:r>
-            <w:r>
-              <w:rPr>
-                <w:rFonts w:ascii="Courier New" w:eastAsia="宋体" w:hAnsi="Courier New" w:cs="Courier New"/>
-                <w:color w:val="000000"/>
-                <w:kern w:val="0"/>
-                <w:sz w:val="18"/>
-                <w:szCs w:val="18"/>
-              </w:rPr>
-              <w:t>write</w:t>
-            </w:r>
-            <w:proofErr w:type="gramEnd"/>
-            <w:r>
-              <w:rPr>
-                <w:rFonts w:ascii="Courier New" w:eastAsia="宋体" w:hAnsi="Courier New" w:cs="Courier New"/>
-                <w:color w:val="000000"/>
-                <w:kern w:val="0"/>
-                <w:sz w:val="18"/>
-                <w:szCs w:val="18"/>
-              </w:rPr>
-              <w:t>_</w:t>
-            </w:r>
-            <w:proofErr w:type="gramStart"/>
-            <w:r>
-              <w:rPr>
-                <w:rFonts w:ascii="Courier New" w:eastAsia="宋体" w:hAnsi="Courier New" w:cs="Courier New"/>
-                <w:color w:val="000000"/>
-                <w:kern w:val="0"/>
-                <w:sz w:val="18"/>
-                <w:szCs w:val="18"/>
-              </w:rPr>
-              <w:t>cache</w:t>
-            </w:r>
-            <w:proofErr w:type="spellEnd"/>
-            <w:r>
-              <w:rPr>
-                <w:rFonts w:ascii="Courier New" w:eastAsia="宋体" w:hAnsi="Courier New" w:cs="Courier New"/>
-                <w:b/>
-                <w:bCs/>
-                <w:color w:val="000080"/>
-                <w:kern w:val="0"/>
-                <w:sz w:val="18"/>
-                <w:szCs w:val="18"/>
-              </w:rPr>
-              <w:t>(</w:t>
-            </w:r>
-            <w:proofErr w:type="gramEnd"/>
-            <w:r>
-              <w:rPr>
-                <w:rFonts w:ascii="Courier New" w:eastAsia="宋体" w:hAnsi="Courier New" w:cs="Courier New"/>
-                <w:color w:val="FF0000"/>
-                <w:kern w:val="0"/>
-                <w:sz w:val="18"/>
-                <w:szCs w:val="18"/>
-              </w:rPr>
-              <w:t>0x00</w:t>
-            </w:r>
-            <w:r>
-              <w:rPr>
-                <w:rFonts w:ascii="Courier New" w:eastAsia="宋体" w:hAnsi="Courier New" w:cs="Courier New"/>
-                <w:b/>
-                <w:bCs/>
-                <w:color w:val="000080"/>
-                <w:kern w:val="0"/>
-                <w:sz w:val="18"/>
-                <w:szCs w:val="18"/>
-              </w:rPr>
-              <w:t>,</w:t>
-            </w:r>
-            <w:r>
-              <w:rPr>
-                <w:rFonts w:ascii="Courier New" w:eastAsia="宋体" w:hAnsi="Courier New" w:cs="Courier New"/>
-                <w:color w:val="000000"/>
-                <w:kern w:val="0"/>
-                <w:sz w:val="18"/>
-                <w:szCs w:val="18"/>
-              </w:rPr>
-              <w:t xml:space="preserve"> </w:t>
-            </w:r>
-            <w:r>
-              <w:rPr>
-                <w:rFonts w:ascii="Courier New" w:eastAsia="宋体" w:hAnsi="Courier New" w:cs="Courier New"/>
-                <w:color w:val="FF0000"/>
-                <w:kern w:val="0"/>
-                <w:sz w:val="18"/>
-                <w:szCs w:val="18"/>
-              </w:rPr>
-              <w:t>0x01</w:t>
-            </w:r>
-            <w:r>
-              <w:rPr>
-                <w:rFonts w:ascii="Courier New" w:eastAsia="宋体" w:hAnsi="Courier New" w:cs="Courier New"/>
-                <w:b/>
-                <w:bCs/>
-                <w:color w:val="000080"/>
-                <w:kern w:val="0"/>
-                <w:sz w:val="18"/>
-                <w:szCs w:val="18"/>
-              </w:rPr>
-              <w:t>,</w:t>
-            </w:r>
-            <w:r>
-              <w:rPr>
-                <w:rFonts w:ascii="Courier New" w:eastAsia="宋体" w:hAnsi="Courier New" w:cs="Courier New"/>
-                <w:color w:val="000000"/>
-                <w:kern w:val="0"/>
-                <w:sz w:val="18"/>
-                <w:szCs w:val="18"/>
-              </w:rPr>
-              <w:t xml:space="preserve"> </w:t>
-            </w:r>
-            <w:r>
-              <w:rPr>
-                <w:rFonts w:ascii="Courier New" w:eastAsia="宋体" w:hAnsi="Courier New" w:cs="Courier New"/>
-                <w:color w:val="FF0000"/>
-                <w:kern w:val="0"/>
-                <w:sz w:val="18"/>
-                <w:szCs w:val="18"/>
-              </w:rPr>
-              <w:t>0x02</w:t>
-            </w:r>
-            <w:r>
-              <w:rPr>
-                <w:rFonts w:ascii="Courier New" w:eastAsia="宋体" w:hAnsi="Courier New" w:cs="Courier New"/>
-                <w:b/>
-                <w:bCs/>
-                <w:color w:val="000080"/>
-                <w:kern w:val="0"/>
-                <w:sz w:val="18"/>
-                <w:szCs w:val="18"/>
-              </w:rPr>
-              <w:t>,</w:t>
-            </w:r>
-            <w:r>
-              <w:rPr>
-                <w:rFonts w:ascii="Courier New" w:eastAsia="宋体" w:hAnsi="Courier New" w:cs="Courier New"/>
-                <w:color w:val="000000"/>
-                <w:kern w:val="0"/>
-                <w:sz w:val="18"/>
-                <w:szCs w:val="18"/>
-              </w:rPr>
-              <w:t xml:space="preserve"> </w:t>
-            </w:r>
-            <w:r>
-              <w:rPr>
-                <w:rFonts w:ascii="Courier New" w:eastAsia="宋体" w:hAnsi="Courier New" w:cs="Courier New"/>
-                <w:color w:val="FF0000"/>
-                <w:kern w:val="0"/>
-                <w:sz w:val="18"/>
-                <w:szCs w:val="18"/>
-              </w:rPr>
-              <w:t>0x13</w:t>
-            </w:r>
-            <w:r>
-              <w:rPr>
-                <w:rFonts w:ascii="Courier New" w:eastAsia="宋体" w:hAnsi="Courier New" w:cs="Courier New"/>
-                <w:b/>
-                <w:bCs/>
-                <w:color w:val="000080"/>
-                <w:kern w:val="0"/>
-                <w:sz w:val="18"/>
-                <w:szCs w:val="18"/>
-              </w:rPr>
-              <w:t>)</w:t>
-            </w:r>
           </w:p>
           <w:p>
             <w:pPr>
@@ -20424,197 +19198,107 @@
                 <w:rFonts w:ascii="Courier New" w:eastAsia="宋体" w:hAnsi="Courier New" w:cs="Courier New"/>
                 <w:color w:val="000000"/>
                 <w:kern w:val="0"/>
-                <w:sz w:val="18"/>
-                <w:szCs w:val="18"/>
+                <w:sz w:val="20"/>
+                <w:szCs w:val="20"/>
               </w:rPr>
             </w:pPr>
+            <w:r>
+              <w:rPr>
+                <w:rFonts w:ascii="Courier New" w:eastAsia="宋体" w:hAnsi="Courier New" w:cs="Courier New"/>
+                <w:color w:val="008000"/>
+                <w:kern w:val="0"/>
+                <w:sz w:val="20"/>
+                <w:szCs w:val="20"/>
+              </w:rPr>
+              <w:t xml:space="preserve"># SPI write reg; </w:t>
+            </w:r>
             <w:proofErr w:type="spellStart"/>
-            <w:proofErr w:type="gramStart"/>
-            <w:r>
-              <w:rPr>
-                <w:rFonts w:ascii="Courier New" w:eastAsia="宋体" w:hAnsi="Courier New" w:cs="Courier New"/>
-                <w:color w:val="000000"/>
-                <w:kern w:val="0"/>
-                <w:sz w:val="18"/>
-                <w:szCs w:val="18"/>
-              </w:rPr>
-              <w:t>spi</w:t>
-            </w:r>
-            <w:r>
-              <w:rPr>
-                <w:rFonts w:ascii="Courier New" w:eastAsia="宋体" w:hAnsi="Courier New" w:cs="Courier New"/>
-                <w:b/>
-                <w:bCs/>
-                <w:color w:val="000080"/>
-                <w:kern w:val="0"/>
-                <w:sz w:val="18"/>
-                <w:szCs w:val="18"/>
-              </w:rPr>
-              <w:t>.</w:t>
-            </w:r>
-            <w:r>
-              <w:rPr>
-                <w:rFonts w:ascii="Courier New" w:eastAsia="宋体" w:hAnsi="Courier New" w:cs="Courier New"/>
-                <w:color w:val="000000"/>
-                <w:kern w:val="0"/>
-                <w:sz w:val="18"/>
-                <w:szCs w:val="18"/>
-              </w:rPr>
-              <w:t>write</w:t>
-            </w:r>
-            <w:proofErr w:type="gramEnd"/>
-            <w:r>
-              <w:rPr>
-                <w:rFonts w:ascii="Courier New" w:eastAsia="宋体" w:hAnsi="Courier New" w:cs="Courier New"/>
-                <w:color w:val="000000"/>
-                <w:kern w:val="0"/>
-                <w:sz w:val="18"/>
-                <w:szCs w:val="18"/>
-              </w:rPr>
-              <w:t>_</w:t>
-            </w:r>
-            <w:proofErr w:type="gramStart"/>
-            <w:r>
-              <w:rPr>
-                <w:rFonts w:ascii="Courier New" w:eastAsia="宋体" w:hAnsi="Courier New" w:cs="Courier New"/>
-                <w:color w:val="000000"/>
-                <w:kern w:val="0"/>
-                <w:sz w:val="18"/>
-                <w:szCs w:val="18"/>
-              </w:rPr>
-              <w:t>cache</w:t>
+            <w:r>
+              <w:rPr>
+                <w:rFonts w:ascii="Courier New" w:eastAsia="宋体" w:hAnsi="Courier New" w:cs="Courier New"/>
+                <w:color w:val="008000"/>
+                <w:kern w:val="0"/>
+                <w:sz w:val="20"/>
+                <w:szCs w:val="20"/>
+              </w:rPr>
+              <w:t>chn</w:t>
             </w:r>
             <w:proofErr w:type="spellEnd"/>
             <w:r>
               <w:rPr>
                 <w:rFonts w:ascii="Courier New" w:eastAsia="宋体" w:hAnsi="Courier New" w:cs="Courier New"/>
-                <w:b/>
-                <w:bCs/>
-                <w:color w:val="000080"/>
-                <w:kern w:val="0"/>
-                <w:sz w:val="18"/>
-                <w:szCs w:val="18"/>
-              </w:rPr>
-              <w:t>(</w:t>
-            </w:r>
-            <w:proofErr w:type="gramEnd"/>
-            <w:r>
-              <w:rPr>
-                <w:rFonts w:ascii="Courier New" w:eastAsia="宋体" w:hAnsi="Courier New" w:cs="Courier New"/>
-                <w:color w:val="FF0000"/>
-                <w:kern w:val="0"/>
-                <w:sz w:val="18"/>
-                <w:szCs w:val="18"/>
-              </w:rPr>
-              <w:t>0x00</w:t>
-            </w:r>
-            <w:r>
-              <w:rPr>
-                <w:rFonts w:ascii="Courier New" w:eastAsia="宋体" w:hAnsi="Courier New" w:cs="Courier New"/>
-                <w:b/>
-                <w:bCs/>
-                <w:color w:val="000080"/>
-                <w:kern w:val="0"/>
-                <w:sz w:val="18"/>
-                <w:szCs w:val="18"/>
-              </w:rPr>
-              <w:t>,</w:t>
-            </w:r>
-            <w:r>
-              <w:rPr>
-                <w:rFonts w:ascii="Courier New" w:eastAsia="宋体" w:hAnsi="Courier New" w:cs="Courier New"/>
-                <w:color w:val="000000"/>
-                <w:kern w:val="0"/>
-                <w:sz w:val="18"/>
-                <w:szCs w:val="18"/>
-              </w:rPr>
-              <w:t xml:space="preserve"> </w:t>
-            </w:r>
-            <w:r>
-              <w:rPr>
-                <w:rFonts w:ascii="Courier New" w:eastAsia="宋体" w:hAnsi="Courier New" w:cs="Courier New"/>
-                <w:color w:val="FF0000"/>
-                <w:kern w:val="0"/>
-                <w:sz w:val="18"/>
-                <w:szCs w:val="18"/>
-              </w:rPr>
-              <w:t>0x01</w:t>
-            </w:r>
-            <w:r>
-              <w:rPr>
-                <w:rFonts w:ascii="Courier New" w:eastAsia="宋体" w:hAnsi="Courier New" w:cs="Courier New"/>
-                <w:b/>
-                <w:bCs/>
-                <w:color w:val="000080"/>
-                <w:kern w:val="0"/>
-                <w:sz w:val="18"/>
-                <w:szCs w:val="18"/>
-              </w:rPr>
-              <w:t>,</w:t>
-            </w:r>
-            <w:r>
-              <w:rPr>
-                <w:rFonts w:ascii="Courier New" w:eastAsia="宋体" w:hAnsi="Courier New" w:cs="Courier New"/>
-                <w:color w:val="000000"/>
-                <w:kern w:val="0"/>
-                <w:sz w:val="18"/>
-                <w:szCs w:val="18"/>
-              </w:rPr>
-              <w:t xml:space="preserve"> </w:t>
-            </w:r>
-            <w:r>
-              <w:rPr>
-                <w:rFonts w:ascii="Courier New" w:eastAsia="宋体" w:hAnsi="Courier New" w:cs="Courier New"/>
-                <w:color w:val="FF0000"/>
-                <w:kern w:val="0"/>
-                <w:sz w:val="18"/>
-                <w:szCs w:val="18"/>
-              </w:rPr>
-              <w:t>0x03</w:t>
-            </w:r>
-            <w:r>
-              <w:rPr>
-                <w:rFonts w:ascii="Courier New" w:eastAsia="宋体" w:hAnsi="Courier New" w:cs="Courier New"/>
-                <w:b/>
-                <w:bCs/>
-                <w:color w:val="000080"/>
-                <w:kern w:val="0"/>
-                <w:sz w:val="18"/>
-                <w:szCs w:val="18"/>
-              </w:rPr>
-              <w:t>,</w:t>
-            </w:r>
-            <w:r>
-              <w:rPr>
-                <w:rFonts w:ascii="Courier New" w:eastAsia="宋体" w:hAnsi="Courier New" w:cs="Courier New"/>
-                <w:color w:val="000000"/>
-                <w:kern w:val="0"/>
-                <w:sz w:val="18"/>
-                <w:szCs w:val="18"/>
-              </w:rPr>
-              <w:t xml:space="preserve"> </w:t>
-            </w:r>
-            <w:r>
-              <w:rPr>
-                <w:rFonts w:ascii="Courier New" w:eastAsia="宋体" w:hAnsi="Courier New" w:cs="Courier New"/>
-                <w:color w:val="FF0000"/>
-                <w:kern w:val="0"/>
-                <w:sz w:val="18"/>
-                <w:szCs w:val="18"/>
-              </w:rPr>
-              <w:t>0x14</w:t>
-            </w:r>
-            <w:r>
-              <w:rPr>
-                <w:rFonts w:ascii="Courier New" w:eastAsia="宋体" w:hAnsi="Courier New" w:cs="Courier New"/>
-                <w:b/>
-                <w:bCs/>
-                <w:color w:val="000080"/>
-                <w:kern w:val="0"/>
-                <w:sz w:val="18"/>
-                <w:szCs w:val="18"/>
-              </w:rPr>
-              <w:t>)</w:t>
+                <w:color w:val="008000"/>
+                <w:kern w:val="0"/>
+                <w:sz w:val="20"/>
+                <w:szCs w:val="20"/>
+              </w:rPr>
+              <w:t xml:space="preserve">=0x0, </w:t>
+            </w:r>
+            <w:proofErr w:type="spellStart"/>
+            <w:r>
+              <w:rPr>
+                <w:rFonts w:ascii="Courier New" w:eastAsia="宋体" w:hAnsi="Courier New" w:cs="Courier New"/>
+                <w:color w:val="008000"/>
+                <w:kern w:val="0"/>
+                <w:sz w:val="20"/>
+                <w:szCs w:val="20"/>
+              </w:rPr>
+              <w:t>chip_addr</w:t>
+            </w:r>
+            <w:proofErr w:type="spellEnd"/>
+            <w:r>
+              <w:rPr>
+                <w:rFonts w:ascii="Courier New" w:eastAsia="宋体" w:hAnsi="Courier New" w:cs="Courier New"/>
+                <w:color w:val="008000"/>
+                <w:kern w:val="0"/>
+                <w:sz w:val="20"/>
+                <w:szCs w:val="20"/>
+              </w:rPr>
+              <w:t xml:space="preserve">=0x1, </w:t>
+            </w:r>
+            <w:proofErr w:type="spellStart"/>
+            <w:r>
+              <w:rPr>
+                <w:rFonts w:ascii="Courier New" w:eastAsia="宋体" w:hAnsi="Courier New" w:cs="Courier New"/>
+                <w:color w:val="008000"/>
+                <w:kern w:val="0"/>
+                <w:sz w:val="20"/>
+                <w:szCs w:val="20"/>
+              </w:rPr>
+              <w:t>reg_addr</w:t>
+            </w:r>
+            <w:proofErr w:type="spellEnd"/>
+            <w:r>
+              <w:rPr>
+                <w:rFonts w:ascii="Courier New" w:eastAsia="宋体" w:hAnsi="Courier New" w:cs="Courier New"/>
+                <w:color w:val="008000"/>
+                <w:kern w:val="0"/>
+                <w:sz w:val="20"/>
+                <w:szCs w:val="20"/>
+              </w:rPr>
+              <w:t xml:space="preserve">=0x2, </w:t>
+            </w:r>
+            <w:proofErr w:type="spellStart"/>
+            <w:r>
+              <w:rPr>
+                <w:rFonts w:ascii="Courier New" w:eastAsia="宋体" w:hAnsi="Courier New" w:cs="Courier New"/>
+                <w:color w:val="008000"/>
+                <w:kern w:val="0"/>
+                <w:sz w:val="20"/>
+                <w:szCs w:val="20"/>
+              </w:rPr>
+              <w:t>reg_data</w:t>
+            </w:r>
+            <w:proofErr w:type="spellEnd"/>
+            <w:r>
+              <w:rPr>
+                <w:rFonts w:ascii="Courier New" w:eastAsia="宋体" w:hAnsi="Courier New" w:cs="Courier New"/>
+                <w:color w:val="008000"/>
+                <w:kern w:val="0"/>
+                <w:sz w:val="20"/>
+                <w:szCs w:val="20"/>
+              </w:rPr>
+              <w:t>=0x3</w:t>
             </w:r>
           </w:p>
           <w:p>
@@ -20626,8 +19310,8 @@
                 <w:rFonts w:ascii="Courier New" w:eastAsia="宋体" w:hAnsi="Courier New" w:cs="Courier New"/>
                 <w:color w:val="000000"/>
                 <w:kern w:val="0"/>
-                <w:sz w:val="18"/>
-                <w:szCs w:val="18"/>
+                <w:sz w:val="20"/>
+                <w:szCs w:val="20"/>
               </w:rPr>
             </w:pPr>
             <w:proofErr w:type="spellStart"/>
@@ -20637,8 +19321,8 @@
                 <w:rFonts w:ascii="Courier New" w:eastAsia="宋体" w:hAnsi="Courier New" w:cs="Courier New"/>
                 <w:color w:val="000000"/>
                 <w:kern w:val="0"/>
-                <w:sz w:val="18"/>
-                <w:szCs w:val="18"/>
+                <w:sz w:val="20"/>
+                <w:szCs w:val="20"/>
               </w:rPr>
               <w:t>spi</w:t>
             </w:r>
@@ -20649,8 +19333,8 @@
                 <w:bCs/>
                 <w:color w:val="000080"/>
                 <w:kern w:val="0"/>
-                <w:sz w:val="18"/>
-                <w:szCs w:val="18"/>
+                <w:sz w:val="20"/>
+                <w:szCs w:val="20"/>
               </w:rPr>
               <w:t>.</w:t>
             </w:r>
@@ -20659,8 +19343,8 @@
                 <w:rFonts w:ascii="Courier New" w:eastAsia="宋体" w:hAnsi="Courier New" w:cs="Courier New"/>
                 <w:color w:val="000000"/>
                 <w:kern w:val="0"/>
-                <w:sz w:val="18"/>
-                <w:szCs w:val="18"/>
+                <w:sz w:val="20"/>
+                <w:szCs w:val="20"/>
               </w:rPr>
               <w:t>write</w:t>
             </w:r>
@@ -20670,8 +19354,8 @@
                 <w:rFonts w:ascii="Courier New" w:eastAsia="宋体" w:hAnsi="Courier New" w:cs="Courier New"/>
                 <w:color w:val="000000"/>
                 <w:kern w:val="0"/>
-                <w:sz w:val="18"/>
-                <w:szCs w:val="18"/>
+                <w:sz w:val="20"/>
+                <w:szCs w:val="20"/>
               </w:rPr>
               <w:t>_</w:t>
             </w:r>
@@ -20681,10 +19365,10 @@
                 <w:rFonts w:ascii="Courier New" w:eastAsia="宋体" w:hAnsi="Courier New" w:cs="Courier New"/>
                 <w:color w:val="000000"/>
                 <w:kern w:val="0"/>
-                <w:sz w:val="18"/>
-                <w:szCs w:val="18"/>
-              </w:rPr>
-              <w:t>cache</w:t>
+                <w:sz w:val="20"/>
+                <w:szCs w:val="20"/>
+              </w:rPr>
+              <w:t>reg</w:t>
             </w:r>
             <w:proofErr w:type="spellEnd"/>
             <w:r>
@@ -20694,8 +19378,8 @@
                 <w:bCs/>
                 <w:color w:val="000080"/>
                 <w:kern w:val="0"/>
-                <w:sz w:val="18"/>
-                <w:szCs w:val="18"/>
+                <w:sz w:val="20"/>
+                <w:szCs w:val="20"/>
               </w:rPr>
               <w:t>(</w:t>
             </w:r>
@@ -20705,10 +19389,10 @@
                 <w:rFonts w:ascii="Courier New" w:eastAsia="宋体" w:hAnsi="Courier New" w:cs="Courier New"/>
                 <w:color w:val="FF0000"/>
                 <w:kern w:val="0"/>
-                <w:sz w:val="18"/>
-                <w:szCs w:val="18"/>
-              </w:rPr>
-              <w:t>0x01</w:t>
+                <w:sz w:val="20"/>
+                <w:szCs w:val="20"/>
+              </w:rPr>
+              <w:t>0x00</w:t>
             </w:r>
             <w:r>
               <w:rPr>
@@ -20717,8 +19401,8 @@
                 <w:bCs/>
                 <w:color w:val="000080"/>
                 <w:kern w:val="0"/>
-                <w:sz w:val="18"/>
-                <w:szCs w:val="18"/>
+                <w:sz w:val="20"/>
+                <w:szCs w:val="20"/>
               </w:rPr>
               <w:t>,</w:t>
             </w:r>
@@ -20727,8 +19411,8 @@
                 <w:rFonts w:ascii="Courier New" w:eastAsia="宋体" w:hAnsi="Courier New" w:cs="Courier New"/>
                 <w:color w:val="000000"/>
                 <w:kern w:val="0"/>
-                <w:sz w:val="18"/>
-                <w:szCs w:val="18"/>
+                <w:sz w:val="20"/>
+                <w:szCs w:val="20"/>
               </w:rPr>
               <w:t xml:space="preserve"> </w:t>
             </w:r>
@@ -20737,8 +19421,8 @@
                 <w:rFonts w:ascii="Courier New" w:eastAsia="宋体" w:hAnsi="Courier New" w:cs="Courier New"/>
                 <w:color w:val="FF0000"/>
                 <w:kern w:val="0"/>
-                <w:sz w:val="18"/>
-                <w:szCs w:val="18"/>
+                <w:sz w:val="20"/>
+                <w:szCs w:val="20"/>
               </w:rPr>
               <w:t>0x01</w:t>
             </w:r>
@@ -20749,8 +19433,8 @@
                 <w:bCs/>
                 <w:color w:val="000080"/>
                 <w:kern w:val="0"/>
-                <w:sz w:val="18"/>
-                <w:szCs w:val="18"/>
+                <w:sz w:val="20"/>
+                <w:szCs w:val="20"/>
               </w:rPr>
               <w:t>,</w:t>
             </w:r>
@@ -20759,8 +19443,8 @@
                 <w:rFonts w:ascii="Courier New" w:eastAsia="宋体" w:hAnsi="Courier New" w:cs="Courier New"/>
                 <w:color w:val="000000"/>
                 <w:kern w:val="0"/>
-                <w:sz w:val="18"/>
-                <w:szCs w:val="18"/>
+                <w:sz w:val="20"/>
+                <w:szCs w:val="20"/>
               </w:rPr>
               <w:t xml:space="preserve"> </w:t>
             </w:r>
@@ -20769,10 +19453,10 @@
                 <w:rFonts w:ascii="Courier New" w:eastAsia="宋体" w:hAnsi="Courier New" w:cs="Courier New"/>
                 <w:color w:val="FF0000"/>
                 <w:kern w:val="0"/>
-                <w:sz w:val="18"/>
-                <w:szCs w:val="18"/>
-              </w:rPr>
-              <w:t>0x05</w:t>
+                <w:sz w:val="20"/>
+                <w:szCs w:val="20"/>
+              </w:rPr>
+              <w:t>0x02</w:t>
             </w:r>
             <w:r>
               <w:rPr>
@@ -20781,8 +19465,8 @@
                 <w:bCs/>
                 <w:color w:val="000080"/>
                 <w:kern w:val="0"/>
-                <w:sz w:val="18"/>
-                <w:szCs w:val="18"/>
+                <w:sz w:val="20"/>
+                <w:szCs w:val="20"/>
               </w:rPr>
               <w:t>,</w:t>
             </w:r>
@@ -20791,8 +19475,8 @@
                 <w:rFonts w:ascii="Courier New" w:eastAsia="宋体" w:hAnsi="Courier New" w:cs="Courier New"/>
                 <w:color w:val="000000"/>
                 <w:kern w:val="0"/>
-                <w:sz w:val="18"/>
-                <w:szCs w:val="18"/>
+                <w:sz w:val="20"/>
+                <w:szCs w:val="20"/>
               </w:rPr>
               <w:t xml:space="preserve"> </w:t>
             </w:r>
@@ -20801,10 +19485,10 @@
                 <w:rFonts w:ascii="Courier New" w:eastAsia="宋体" w:hAnsi="Courier New" w:cs="Courier New"/>
                 <w:color w:val="FF0000"/>
                 <w:kern w:val="0"/>
-                <w:sz w:val="18"/>
-                <w:szCs w:val="18"/>
-              </w:rPr>
-              <w:t>0x24</w:t>
+                <w:sz w:val="20"/>
+                <w:szCs w:val="20"/>
+              </w:rPr>
+              <w:t>0x03</w:t>
             </w:r>
             <w:r>
               <w:rPr>
@@ -20813,8 +19497,8 @@
                 <w:bCs/>
                 <w:color w:val="000080"/>
                 <w:kern w:val="0"/>
-                <w:sz w:val="18"/>
-                <w:szCs w:val="18"/>
+                <w:sz w:val="20"/>
+                <w:szCs w:val="20"/>
               </w:rPr>
               <w:t>)</w:t>
             </w:r>
@@ -20828,198 +19512,10 @@
                 <w:rFonts w:ascii="Courier New" w:eastAsia="宋体" w:hAnsi="Courier New" w:cs="Courier New"/>
                 <w:color w:val="000000"/>
                 <w:kern w:val="0"/>
-                <w:sz w:val="18"/>
-                <w:szCs w:val="18"/>
+                <w:sz w:val="20"/>
+                <w:szCs w:val="20"/>
               </w:rPr>
             </w:pPr>
-            <w:proofErr w:type="spellStart"/>
-            <w:proofErr w:type="gramStart"/>
-            <w:r>
-              <w:rPr>
-                <w:rFonts w:ascii="Courier New" w:eastAsia="宋体" w:hAnsi="Courier New" w:cs="Courier New"/>
-                <w:color w:val="000000"/>
-                <w:kern w:val="0"/>
-                <w:sz w:val="18"/>
-                <w:szCs w:val="18"/>
-              </w:rPr>
-              <w:t>spi</w:t>
-            </w:r>
-            <w:r>
-              <w:rPr>
-                <w:rFonts w:ascii="Courier New" w:eastAsia="宋体" w:hAnsi="Courier New" w:cs="Courier New"/>
-                <w:b/>
-                <w:bCs/>
-                <w:color w:val="000080"/>
-                <w:kern w:val="0"/>
-                <w:sz w:val="18"/>
-                <w:szCs w:val="18"/>
-              </w:rPr>
-              <w:t>.</w:t>
-            </w:r>
-            <w:r>
-              <w:rPr>
-                <w:rFonts w:ascii="Courier New" w:eastAsia="宋体" w:hAnsi="Courier New" w:cs="Courier New"/>
-                <w:color w:val="000000"/>
-                <w:kern w:val="0"/>
-                <w:sz w:val="18"/>
-                <w:szCs w:val="18"/>
-              </w:rPr>
-              <w:t>write</w:t>
-            </w:r>
-            <w:proofErr w:type="gramEnd"/>
-            <w:r>
-              <w:rPr>
-                <w:rFonts w:ascii="Courier New" w:eastAsia="宋体" w:hAnsi="Courier New" w:cs="Courier New"/>
-                <w:color w:val="000000"/>
-                <w:kern w:val="0"/>
-                <w:sz w:val="18"/>
-                <w:szCs w:val="18"/>
-              </w:rPr>
-              <w:t>_</w:t>
-            </w:r>
-            <w:proofErr w:type="gramStart"/>
-            <w:r>
-              <w:rPr>
-                <w:rFonts w:ascii="Courier New" w:eastAsia="宋体" w:hAnsi="Courier New" w:cs="Courier New"/>
-                <w:color w:val="000000"/>
-                <w:kern w:val="0"/>
-                <w:sz w:val="18"/>
-                <w:szCs w:val="18"/>
-              </w:rPr>
-              <w:t>cache</w:t>
-            </w:r>
-            <w:proofErr w:type="spellEnd"/>
-            <w:r>
-              <w:rPr>
-                <w:rFonts w:ascii="Courier New" w:eastAsia="宋体" w:hAnsi="Courier New" w:cs="Courier New"/>
-                <w:b/>
-                <w:bCs/>
-                <w:color w:val="000080"/>
-                <w:kern w:val="0"/>
-                <w:sz w:val="18"/>
-                <w:szCs w:val="18"/>
-              </w:rPr>
-              <w:t>(</w:t>
-            </w:r>
-            <w:proofErr w:type="gramEnd"/>
-            <w:r>
-              <w:rPr>
-                <w:rFonts w:ascii="Courier New" w:eastAsia="宋体" w:hAnsi="Courier New" w:cs="Courier New"/>
-                <w:color w:val="FF0000"/>
-                <w:kern w:val="0"/>
-                <w:sz w:val="18"/>
-                <w:szCs w:val="18"/>
-              </w:rPr>
-              <w:t>0x01</w:t>
-            </w:r>
-            <w:r>
-              <w:rPr>
-                <w:rFonts w:ascii="Courier New" w:eastAsia="宋体" w:hAnsi="Courier New" w:cs="Courier New"/>
-                <w:b/>
-                <w:bCs/>
-                <w:color w:val="000080"/>
-                <w:kern w:val="0"/>
-                <w:sz w:val="18"/>
-                <w:szCs w:val="18"/>
-              </w:rPr>
-              <w:t>,</w:t>
-            </w:r>
-            <w:r>
-              <w:rPr>
-                <w:rFonts w:ascii="Courier New" w:eastAsia="宋体" w:hAnsi="Courier New" w:cs="Courier New"/>
-                <w:color w:val="000000"/>
-                <w:kern w:val="0"/>
-                <w:sz w:val="18"/>
-                <w:szCs w:val="18"/>
-              </w:rPr>
-              <w:t xml:space="preserve"> </w:t>
-            </w:r>
-            <w:r>
-              <w:rPr>
-                <w:rFonts w:ascii="Courier New" w:eastAsia="宋体" w:hAnsi="Courier New" w:cs="Courier New"/>
-                <w:color w:val="FF0000"/>
-                <w:kern w:val="0"/>
-                <w:sz w:val="18"/>
-                <w:szCs w:val="18"/>
-              </w:rPr>
-              <w:t>0x01</w:t>
-            </w:r>
-            <w:r>
-              <w:rPr>
-                <w:rFonts w:ascii="Courier New" w:eastAsia="宋体" w:hAnsi="Courier New" w:cs="Courier New"/>
-                <w:b/>
-                <w:bCs/>
-                <w:color w:val="000080"/>
-                <w:kern w:val="0"/>
-                <w:sz w:val="18"/>
-                <w:szCs w:val="18"/>
-              </w:rPr>
-              <w:t>,</w:t>
-            </w:r>
-            <w:r>
-              <w:rPr>
-                <w:rFonts w:ascii="Courier New" w:eastAsia="宋体" w:hAnsi="Courier New" w:cs="Courier New"/>
-                <w:color w:val="000000"/>
-                <w:kern w:val="0"/>
-                <w:sz w:val="18"/>
-                <w:szCs w:val="18"/>
-              </w:rPr>
-              <w:t xml:space="preserve"> </w:t>
-            </w:r>
-            <w:r>
-              <w:rPr>
-                <w:rFonts w:ascii="Courier New" w:eastAsia="宋体" w:hAnsi="Courier New" w:cs="Courier New"/>
-                <w:color w:val="FF0000"/>
-                <w:kern w:val="0"/>
-                <w:sz w:val="18"/>
-                <w:szCs w:val="18"/>
-              </w:rPr>
-              <w:t>0x06</w:t>
-            </w:r>
-            <w:r>
-              <w:rPr>
-                <w:rFonts w:ascii="Courier New" w:eastAsia="宋体" w:hAnsi="Courier New" w:cs="Courier New"/>
-                <w:b/>
-                <w:bCs/>
-                <w:color w:val="000080"/>
-                <w:kern w:val="0"/>
-                <w:sz w:val="18"/>
-                <w:szCs w:val="18"/>
-              </w:rPr>
-              <w:t>,</w:t>
-            </w:r>
-            <w:r>
-              <w:rPr>
-                <w:rFonts w:ascii="Courier New" w:eastAsia="宋体" w:hAnsi="Courier New" w:cs="Courier New"/>
-                <w:color w:val="000000"/>
-                <w:kern w:val="0"/>
-                <w:sz w:val="18"/>
-                <w:szCs w:val="18"/>
-              </w:rPr>
-              <w:t xml:space="preserve"> </w:t>
-            </w:r>
-            <w:r>
-              <w:rPr>
-                <w:rFonts w:ascii="Courier New" w:eastAsia="宋体" w:hAnsi="Courier New" w:cs="Courier New"/>
-                <w:color w:val="FF0000"/>
-                <w:kern w:val="0"/>
-                <w:sz w:val="18"/>
-                <w:szCs w:val="18"/>
-              </w:rPr>
-              <w:t>0x25</w:t>
-            </w:r>
-            <w:r>
-              <w:rPr>
-                <w:rFonts w:ascii="Courier New" w:eastAsia="宋体" w:hAnsi="Courier New" w:cs="Courier New"/>
-                <w:b/>
-                <w:bCs/>
-                <w:color w:val="000080"/>
-                <w:kern w:val="0"/>
-                <w:sz w:val="18"/>
-                <w:szCs w:val="18"/>
-              </w:rPr>
-              <w:t>)</w:t>
-            </w:r>
           </w:p>
           <w:p>
             <w:pPr>
@@ -21030,89 +19526,41 @@
                 <w:rFonts w:ascii="Courier New" w:eastAsia="宋体" w:hAnsi="Courier New" w:cs="Courier New"/>
                 <w:color w:val="000000"/>
                 <w:kern w:val="0"/>
-                <w:sz w:val="18"/>
-                <w:szCs w:val="18"/>
+                <w:sz w:val="20"/>
+                <w:szCs w:val="20"/>
               </w:rPr>
             </w:pPr>
-            <w:proofErr w:type="spellStart"/>
+            <w:r>
+              <w:rPr>
+                <w:rFonts w:ascii="Courier New" w:eastAsia="宋体" w:hAnsi="Courier New" w:cs="Courier New"/>
+                <w:color w:val="008000"/>
+                <w:kern w:val="0"/>
+                <w:sz w:val="20"/>
+                <w:szCs w:val="20"/>
+              </w:rPr>
+              <w:t xml:space="preserve"># SPI read </w:t>
+            </w:r>
             <w:proofErr w:type="gramStart"/>
             <w:r>
               <w:rPr>
                 <w:rFonts w:ascii="Courier New" w:eastAsia="宋体" w:hAnsi="Courier New" w:cs="Courier New"/>
-                <w:color w:val="000000"/>
-                <w:kern w:val="0"/>
-                <w:sz w:val="18"/>
-                <w:szCs w:val="18"/>
-              </w:rPr>
-              <w:t>spi</w:t>
-            </w:r>
-            <w:r>
-              <w:rPr>
-                <w:rFonts w:ascii="Courier New" w:eastAsia="宋体" w:hAnsi="Courier New" w:cs="Courier New"/>
-                <w:b/>
-                <w:bCs/>
-                <w:color w:val="000080"/>
-                <w:kern w:val="0"/>
-                <w:sz w:val="18"/>
-                <w:szCs w:val="18"/>
-              </w:rPr>
-              <w:t>.</w:t>
-            </w:r>
-            <w:r>
-              <w:rPr>
-                <w:rFonts w:ascii="Courier New" w:eastAsia="宋体" w:hAnsi="Courier New" w:cs="Courier New"/>
-                <w:color w:val="000000"/>
-                <w:kern w:val="0"/>
-                <w:sz w:val="18"/>
-                <w:szCs w:val="18"/>
-              </w:rPr>
-              <w:t>write</w:t>
+                <w:color w:val="008000"/>
+                <w:kern w:val="0"/>
+                <w:sz w:val="20"/>
+                <w:szCs w:val="20"/>
+              </w:rPr>
+              <w:t>reg;</w:t>
             </w:r>
             <w:proofErr w:type="gramEnd"/>
             <w:r>
               <w:rPr>
                 <w:rFonts w:ascii="Courier New" w:eastAsia="宋体" w:hAnsi="Courier New" w:cs="Courier New"/>
-                <w:color w:val="000000"/>
-                <w:kern w:val="0"/>
-                <w:sz w:val="18"/>
-                <w:szCs w:val="18"/>
-              </w:rPr>
-              <w:t>_start</w:t>
-            </w:r>
-            <w:proofErr w:type="spellEnd"/>
-            <w:r>
-              <w:rPr>
-                <w:rFonts w:ascii="Courier New" w:eastAsia="宋体" w:hAnsi="Courier New" w:cs="Courier New"/>
-                <w:b/>
-                <w:bCs/>
-                <w:color w:val="000080"/>
-                <w:kern w:val="0"/>
-                <w:sz w:val="18"/>
-                <w:szCs w:val="18"/>
-              </w:rPr>
-              <w:t>(</w:t>
-            </w:r>
-            <w:r>
-              <w:rPr>
-                <w:rFonts w:ascii="Courier New" w:eastAsia="宋体" w:hAnsi="Courier New" w:cs="Courier New"/>
-                <w:color w:val="FF0000"/>
-                <w:kern w:val="0"/>
-                <w:sz w:val="18"/>
-                <w:szCs w:val="18"/>
-              </w:rPr>
-              <w:t>0x3</w:t>
-            </w:r>
-            <w:r>
-              <w:rPr>
-                <w:rFonts w:ascii="Courier New" w:eastAsia="宋体" w:hAnsi="Courier New" w:cs="Courier New"/>
-                <w:b/>
-                <w:bCs/>
-                <w:color w:val="000080"/>
-                <w:kern w:val="0"/>
-                <w:sz w:val="18"/>
-                <w:szCs w:val="18"/>
-              </w:rPr>
-              <w:t>)</w:t>
+                <w:color w:val="008000"/>
+                <w:kern w:val="0"/>
+                <w:sz w:val="20"/>
+                <w:szCs w:val="20"/>
+              </w:rPr>
+              <w:t xml:space="preserve"> </w:t>
             </w:r>
           </w:p>
           <w:p>
@@ -21124,10 +19572,210 @@
                 <w:rFonts w:ascii="Courier New" w:eastAsia="宋体" w:hAnsi="Courier New" w:cs="Courier New"/>
                 <w:color w:val="000000"/>
                 <w:kern w:val="0"/>
-                <w:sz w:val="18"/>
-                <w:szCs w:val="18"/>
+                <w:sz w:val="20"/>
+                <w:szCs w:val="20"/>
               </w:rPr>
             </w:pPr>
+            <w:proofErr w:type="spellStart"/>
+            <w:r>
+              <w:rPr>
+                <w:rFonts w:ascii="Courier New" w:eastAsia="宋体" w:hAnsi="Courier New" w:cs="Courier New"/>
+                <w:color w:val="000000"/>
+                <w:kern w:val="0"/>
+                <w:sz w:val="20"/>
+                <w:szCs w:val="20"/>
+              </w:rPr>
+              <w:t>val</w:t>
+            </w:r>
+            <w:proofErr w:type="spellEnd"/>
+            <w:r>
+              <w:rPr>
+                <w:rFonts w:ascii="Courier New" w:eastAsia="宋体" w:hAnsi="Courier New" w:cs="Courier New"/>
+                <w:color w:val="000000"/>
+                <w:kern w:val="0"/>
+                <w:sz w:val="20"/>
+                <w:szCs w:val="20"/>
+              </w:rPr>
+              <w:t xml:space="preserve"> </w:t>
+            </w:r>
+            <w:r>
+              <w:rPr>
+                <w:rFonts w:ascii="Courier New" w:eastAsia="宋体" w:hAnsi="Courier New" w:cs="Courier New"/>
+                <w:b/>
+                <w:bCs/>
+                <w:color w:val="000080"/>
+                <w:kern w:val="0"/>
+                <w:sz w:val="20"/>
+                <w:szCs w:val="20"/>
+              </w:rPr>
+              <w:t>=</w:t>
+            </w:r>
+            <w:r>
+              <w:rPr>
+                <w:rFonts w:ascii="Courier New" w:eastAsia="宋体" w:hAnsi="Courier New" w:cs="Courier New"/>
+                <w:color w:val="000000"/>
+                <w:kern w:val="0"/>
+                <w:sz w:val="20"/>
+                <w:szCs w:val="20"/>
+              </w:rPr>
+              <w:t xml:space="preserve"> </w:t>
+            </w:r>
+            <w:proofErr w:type="spellStart"/>
+            <w:proofErr w:type="gramStart"/>
+            <w:r>
+              <w:rPr>
+                <w:rFonts w:ascii="Courier New" w:eastAsia="宋体" w:hAnsi="Courier New" w:cs="Courier New"/>
+                <w:color w:val="000000"/>
+                <w:kern w:val="0"/>
+                <w:sz w:val="20"/>
+                <w:szCs w:val="20"/>
+              </w:rPr>
+              <w:t>spi</w:t>
+            </w:r>
+            <w:r>
+              <w:rPr>
+                <w:rFonts w:ascii="Courier New" w:eastAsia="宋体" w:hAnsi="Courier New" w:cs="Courier New"/>
+                <w:b/>
+                <w:bCs/>
+                <w:color w:val="000080"/>
+                <w:kern w:val="0"/>
+                <w:sz w:val="20"/>
+                <w:szCs w:val="20"/>
+              </w:rPr>
+              <w:t>.</w:t>
+            </w:r>
+            <w:r>
+              <w:rPr>
+                <w:rFonts w:ascii="Courier New" w:eastAsia="宋体" w:hAnsi="Courier New" w:cs="Courier New"/>
+                <w:color w:val="000000"/>
+                <w:kern w:val="0"/>
+                <w:sz w:val="20"/>
+                <w:szCs w:val="20"/>
+              </w:rPr>
+              <w:t>read</w:t>
+            </w:r>
+            <w:proofErr w:type="gramEnd"/>
+            <w:r>
+              <w:rPr>
+                <w:rFonts w:ascii="Courier New" w:eastAsia="宋体" w:hAnsi="Courier New" w:cs="Courier New"/>
+                <w:color w:val="000000"/>
+                <w:kern w:val="0"/>
+                <w:sz w:val="20"/>
+                <w:szCs w:val="20"/>
+              </w:rPr>
+              <w:t>_</w:t>
+            </w:r>
+            <w:proofErr w:type="gramStart"/>
+            <w:r>
+              <w:rPr>
+                <w:rFonts w:ascii="Courier New" w:eastAsia="宋体" w:hAnsi="Courier New" w:cs="Courier New"/>
+                <w:color w:val="000000"/>
+                <w:kern w:val="0"/>
+                <w:sz w:val="20"/>
+                <w:szCs w:val="20"/>
+              </w:rPr>
+              <w:t>reg</w:t>
+            </w:r>
+            <w:proofErr w:type="spellEnd"/>
+            <w:r>
+              <w:rPr>
+                <w:rFonts w:ascii="Courier New" w:eastAsia="宋体" w:hAnsi="Courier New" w:cs="Courier New"/>
+                <w:b/>
+                <w:bCs/>
+                <w:color w:val="000080"/>
+                <w:kern w:val="0"/>
+                <w:sz w:val="20"/>
+                <w:szCs w:val="20"/>
+              </w:rPr>
+              <w:t>(</w:t>
+            </w:r>
+            <w:proofErr w:type="gramEnd"/>
+            <w:r>
+              <w:rPr>
+                <w:rFonts w:ascii="Courier New" w:eastAsia="宋体" w:hAnsi="Courier New" w:cs="Courier New"/>
+                <w:color w:val="FF0000"/>
+                <w:kern w:val="0"/>
+                <w:sz w:val="20"/>
+                <w:szCs w:val="20"/>
+              </w:rPr>
+              <w:t>0x00</w:t>
+            </w:r>
+            <w:r>
+              <w:rPr>
+                <w:rFonts w:ascii="Courier New" w:eastAsia="宋体" w:hAnsi="Courier New" w:cs="Courier New"/>
+                <w:b/>
+                <w:bCs/>
+                <w:color w:val="000080"/>
+                <w:kern w:val="0"/>
+                <w:sz w:val="20"/>
+                <w:szCs w:val="20"/>
+              </w:rPr>
+              <w:t>,</w:t>
+            </w:r>
+            <w:r>
+              <w:rPr>
+                <w:rFonts w:ascii="Courier New" w:eastAsia="宋体" w:hAnsi="Courier New" w:cs="Courier New"/>
+                <w:color w:val="000000"/>
+                <w:kern w:val="0"/>
+                <w:sz w:val="20"/>
+                <w:szCs w:val="20"/>
+              </w:rPr>
+              <w:t xml:space="preserve"> </w:t>
+            </w:r>
+            <w:r>
+              <w:rPr>
+                <w:rFonts w:ascii="Courier New" w:eastAsia="宋体" w:hAnsi="Courier New" w:cs="Courier New"/>
+                <w:color w:val="FF0000"/>
+                <w:kern w:val="0"/>
+                <w:sz w:val="20"/>
+                <w:szCs w:val="20"/>
+              </w:rPr>
+              <w:t>0x01</w:t>
+            </w:r>
+            <w:r>
+              <w:rPr>
+                <w:rFonts w:ascii="Courier New" w:eastAsia="宋体" w:hAnsi="Courier New" w:cs="Courier New"/>
+                <w:b/>
+                <w:bCs/>
+                <w:color w:val="000080"/>
+                <w:kern w:val="0"/>
+                <w:sz w:val="20"/>
+                <w:szCs w:val="20"/>
+              </w:rPr>
+              <w:t>,</w:t>
+            </w:r>
+            <w:r>
+              <w:rPr>
+                <w:rFonts w:ascii="Courier New" w:eastAsia="宋体" w:hAnsi="Courier New" w:cs="Courier New"/>
+                <w:color w:val="000000"/>
+                <w:kern w:val="0"/>
+                <w:sz w:val="20"/>
+                <w:szCs w:val="20"/>
+              </w:rPr>
+              <w:t xml:space="preserve"> </w:t>
+            </w:r>
+            <w:r>
+              <w:rPr>
+                <w:rFonts w:ascii="Courier New" w:eastAsia="宋体" w:hAnsi="Courier New" w:cs="Courier New"/>
+                <w:color w:val="FF0000"/>
+                <w:kern w:val="0"/>
+                <w:sz w:val="20"/>
+                <w:szCs w:val="20"/>
+              </w:rPr>
+              <w:t>0x02</w:t>
+            </w:r>
+            <w:r>
+              <w:rPr>
+                <w:rFonts w:ascii="Courier New" w:eastAsia="宋体" w:hAnsi="Courier New" w:cs="Courier New"/>
+                <w:b/>
+                <w:bCs/>
+                <w:color w:val="000080"/>
+                <w:kern w:val="0"/>
+                <w:sz w:val="20"/>
+                <w:szCs w:val="20"/>
+              </w:rPr>
+              <w:t>)</w:t>
+            </w:r>
           </w:p>
           <w:p>
             <w:pPr>
@@ -21138,42 +19786,10 @@
                 <w:rFonts w:ascii="Courier New" w:eastAsia="宋体" w:hAnsi="Courier New" w:cs="Courier New"/>
                 <w:color w:val="000000"/>
                 <w:kern w:val="0"/>
-                <w:sz w:val="18"/>
-                <w:szCs w:val="18"/>
+                <w:sz w:val="20"/>
+                <w:szCs w:val="20"/>
               </w:rPr>
             </w:pPr>
-            <w:r>
-              <w:rPr>
-                <w:rFonts w:ascii="Courier New" w:eastAsia="宋体" w:hAnsi="Courier New" w:cs="Courier New"/>
-                <w:color w:val="008000"/>
-                <w:kern w:val="0"/>
-                <w:sz w:val="18"/>
-                <w:szCs w:val="18"/>
-              </w:rPr>
-              <w:t xml:space="preserve"># </w:t>
-            </w:r>
-            <w:proofErr w:type="gramStart"/>
-            <w:r>
-              <w:rPr>
-                <w:rFonts w:ascii="Courier New" w:eastAsia="宋体" w:hAnsi="Courier New" w:cs="Courier New"/>
-                <w:color w:val="008000"/>
-                <w:kern w:val="0"/>
-                <w:sz w:val="18"/>
-                <w:szCs w:val="18"/>
-              </w:rPr>
-              <w:t>set</w:t>
-            </w:r>
-            <w:proofErr w:type="gramEnd"/>
-            <w:r>
-              <w:rPr>
-                <w:rFonts w:ascii="Courier New" w:eastAsia="宋体" w:hAnsi="Courier New" w:cs="Courier New"/>
-                <w:color w:val="008000"/>
-                <w:kern w:val="0"/>
-                <w:sz w:val="18"/>
-                <w:szCs w:val="18"/>
-              </w:rPr>
-              <w:t xml:space="preserve"> LOAD</w:t>
-            </w:r>
           </w:p>
           <w:p>
             <w:pPr>
@@ -21184,141 +19800,81 @@
                 <w:rFonts w:ascii="Courier New" w:eastAsia="宋体" w:hAnsi="Courier New" w:cs="Courier New"/>
                 <w:color w:val="000000"/>
                 <w:kern w:val="0"/>
-                <w:sz w:val="18"/>
-                <w:szCs w:val="18"/>
+                <w:sz w:val="20"/>
+                <w:szCs w:val="20"/>
               </w:rPr>
             </w:pPr>
+            <w:r>
+              <w:rPr>
+                <w:rFonts w:ascii="Courier New" w:eastAsia="宋体" w:hAnsi="Courier New" w:cs="Courier New"/>
+                <w:color w:val="008000"/>
+                <w:kern w:val="0"/>
+                <w:sz w:val="20"/>
+                <w:szCs w:val="20"/>
+              </w:rPr>
+              <w:t># SPI</w:t>
+            </w:r>
+            <w:r>
+              <w:rPr>
+                <w:rFonts w:ascii="Courier New" w:eastAsia="宋体" w:hAnsi="Courier New" w:cs="Courier New" w:hint="eastAsia"/>
+                <w:color w:val="008000"/>
+                <w:kern w:val="0"/>
+                <w:sz w:val="20"/>
+                <w:szCs w:val="20"/>
+              </w:rPr>
+              <w:t xml:space="preserve"> </w:t>
+            </w:r>
+            <w:r>
+              <w:rPr>
+                <w:rFonts w:ascii="Courier New" w:eastAsia="宋体" w:hAnsi="Courier New" w:cs="Courier New"/>
+                <w:color w:val="008000"/>
+                <w:kern w:val="0"/>
+                <w:sz w:val="20"/>
+                <w:szCs w:val="20"/>
+              </w:rPr>
+              <w:t>write</w:t>
+            </w:r>
+            <w:r>
+              <w:rPr>
+                <w:rFonts w:ascii="Courier New" w:eastAsia="宋体" w:hAnsi="Courier New" w:cs="Courier New" w:hint="eastAsia"/>
+                <w:color w:val="008000"/>
+                <w:kern w:val="0"/>
+                <w:sz w:val="20"/>
+                <w:szCs w:val="20"/>
+              </w:rPr>
+              <w:t xml:space="preserve"> cache</w:t>
+            </w:r>
+            <w:r>
+              <w:rPr>
+                <w:rFonts w:ascii="Courier New" w:eastAsia="宋体" w:hAnsi="Courier New" w:cs="Courier New"/>
+                <w:color w:val="008000"/>
+                <w:kern w:val="0"/>
+                <w:sz w:val="20"/>
+                <w:szCs w:val="20"/>
+              </w:rPr>
+              <w:t xml:space="preserve">; </w:t>
+            </w:r>
             <w:proofErr w:type="spellStart"/>
             <w:r>
               <w:rPr>
                 <w:rFonts w:ascii="Courier New" w:eastAsia="宋体" w:hAnsi="Courier New" w:cs="Courier New"/>
-                <w:color w:val="000000"/>
-                <w:kern w:val="0"/>
-                <w:sz w:val="18"/>
-                <w:szCs w:val="18"/>
-              </w:rPr>
-              <w:t>spi</w:t>
-            </w:r>
-            <w:r>
-              <w:rPr>
-                <w:rFonts w:ascii="Courier New" w:eastAsia="宋体" w:hAnsi="Courier New" w:cs="Courier New"/>
-                <w:b/>
-                <w:bCs/>
-                <w:color w:val="000080"/>
-                <w:kern w:val="0"/>
-                <w:sz w:val="18"/>
-                <w:szCs w:val="18"/>
-              </w:rPr>
-              <w:t>.</w:t>
-            </w:r>
-            <w:r>
-              <w:rPr>
-                <w:rFonts w:ascii="Courier New" w:eastAsia="宋体" w:hAnsi="Courier New" w:cs="Courier New"/>
-                <w:color w:val="000000"/>
-                <w:kern w:val="0"/>
-                <w:sz w:val="18"/>
-                <w:szCs w:val="18"/>
-              </w:rPr>
-              <w:t>set_load_all</w:t>
+                <w:color w:val="008000"/>
+                <w:kern w:val="0"/>
+                <w:sz w:val="20"/>
+                <w:szCs w:val="20"/>
+              </w:rPr>
+              <w:t>chn</w:t>
             </w:r>
             <w:proofErr w:type="spellEnd"/>
             <w:r>
               <w:rPr>
                 <w:rFonts w:ascii="Courier New" w:eastAsia="宋体" w:hAnsi="Courier New" w:cs="Courier New"/>
-                <w:b/>
-                <w:bCs/>
-                <w:color w:val="000080"/>
-                <w:kern w:val="0"/>
-                <w:sz w:val="18"/>
-                <w:szCs w:val="18"/>
-              </w:rPr>
-              <w:t>(</w:t>
-            </w:r>
-            <w:r>
-              <w:rPr>
-                <w:rFonts w:ascii="Courier New" w:eastAsia="宋体" w:hAnsi="Courier New" w:cs="Courier New"/>
-                <w:color w:val="FF0000"/>
-                <w:kern w:val="0"/>
-                <w:sz w:val="18"/>
-                <w:szCs w:val="18"/>
-              </w:rPr>
-              <w:t>0</w:t>
-            </w:r>
-            <w:proofErr w:type="gramStart"/>
-            <w:r>
-              <w:rPr>
-                <w:rFonts w:ascii="Courier New" w:eastAsia="宋体" w:hAnsi="Courier New" w:cs="Courier New"/>
-                <w:color w:val="FF0000"/>
-                <w:kern w:val="0"/>
-                <w:sz w:val="18"/>
-                <w:szCs w:val="18"/>
-              </w:rPr>
-              <w:t>xc</w:t>
-            </w:r>
-            <w:r>
-              <w:rPr>
-                <w:rFonts w:ascii="Courier New" w:eastAsia="宋体" w:hAnsi="Courier New" w:cs="Courier New"/>
-                <w:b/>
-                <w:bCs/>
-                <w:color w:val="000080"/>
-                <w:kern w:val="0"/>
-                <w:sz w:val="18"/>
-                <w:szCs w:val="18"/>
-              </w:rPr>
-              <w:t>)</w:t>
-            </w:r>
-            <w:r>
-              <w:rPr>
-                <w:rFonts w:ascii="Courier New" w:eastAsia="宋体" w:hAnsi="Courier New" w:cs="Courier New"/>
-                <w:color w:val="000000"/>
-                <w:kern w:val="0"/>
-                <w:sz w:val="18"/>
-                <w:szCs w:val="18"/>
-              </w:rPr>
-              <w:t xml:space="preserve">   </w:t>
-            </w:r>
-            <w:r>
-              <w:rPr>
-                <w:rFonts w:ascii="Courier New" w:eastAsia="宋体" w:hAnsi="Courier New" w:cs="Courier New"/>
                 <w:color w:val="008000"/>
                 <w:kern w:val="0"/>
-                <w:sz w:val="18"/>
-                <w:szCs w:val="18"/>
-              </w:rPr>
-              <w:t>#</w:t>
-            </w:r>
-            <w:proofErr w:type="gramEnd"/>
-            <w:r>
-              <w:rPr>
-                <w:rFonts w:ascii="Courier New" w:eastAsia="宋体" w:hAnsi="Courier New" w:cs="Courier New"/>
-                <w:color w:val="008000"/>
-                <w:kern w:val="0"/>
-                <w:sz w:val="18"/>
-                <w:szCs w:val="18"/>
-              </w:rPr>
-              <w:t xml:space="preserve">set </w:t>
-            </w:r>
-            <w:proofErr w:type="gramStart"/>
-            <w:r>
-              <w:rPr>
-                <w:rFonts w:ascii="Courier New" w:eastAsia="宋体" w:hAnsi="Courier New" w:cs="Courier New"/>
-                <w:color w:val="008000"/>
-                <w:kern w:val="0"/>
-                <w:sz w:val="18"/>
-                <w:szCs w:val="18"/>
-              </w:rPr>
-              <w:t>LOAD[</w:t>
-            </w:r>
-            <w:proofErr w:type="gramEnd"/>
-            <w:r>
-              <w:rPr>
-                <w:rFonts w:ascii="Courier New" w:eastAsia="宋体" w:hAnsi="Courier New" w:cs="Courier New"/>
-                <w:color w:val="008000"/>
-                <w:kern w:val="0"/>
-                <w:sz w:val="18"/>
-                <w:szCs w:val="18"/>
-              </w:rPr>
-              <w:t>15:0] = 0x000c</w:t>
+                <w:sz w:val="20"/>
+                <w:szCs w:val="20"/>
+              </w:rPr>
+              <w:t xml:space="preserve"> 0/1 issue commands simultaneously</w:t>
             </w:r>
           </w:p>
           <w:p>
@@ -21330,18 +19886,19 @@
                 <w:rFonts w:ascii="Courier New" w:eastAsia="宋体" w:hAnsi="Courier New" w:cs="Courier New"/>
                 <w:color w:val="000000"/>
                 <w:kern w:val="0"/>
-                <w:sz w:val="18"/>
-                <w:szCs w:val="18"/>
+                <w:sz w:val="20"/>
+                <w:szCs w:val="20"/>
               </w:rPr>
             </w:pPr>
             <w:proofErr w:type="spellStart"/>
+            <w:proofErr w:type="gramStart"/>
             <w:r>
               <w:rPr>
                 <w:rFonts w:ascii="Courier New" w:eastAsia="宋体" w:hAnsi="Courier New" w:cs="Courier New"/>
                 <w:color w:val="000000"/>
                 <w:kern w:val="0"/>
-                <w:sz w:val="18"/>
-                <w:szCs w:val="18"/>
+                <w:sz w:val="20"/>
+                <w:szCs w:val="20"/>
               </w:rPr>
               <w:t>spi</w:t>
             </w:r>
@@ -21352,8 +19909,8 @@
                 <w:bCs/>
                 <w:color w:val="000080"/>
                 <w:kern w:val="0"/>
-                <w:sz w:val="18"/>
-                <w:szCs w:val="18"/>
+                <w:sz w:val="20"/>
+                <w:szCs w:val="20"/>
               </w:rPr>
               <w:t>.</w:t>
             </w:r>
@@ -21362,10 +19919,21 @@
                 <w:rFonts w:ascii="Courier New" w:eastAsia="宋体" w:hAnsi="Courier New" w:cs="Courier New"/>
                 <w:color w:val="000000"/>
                 <w:kern w:val="0"/>
-                <w:sz w:val="18"/>
-                <w:szCs w:val="18"/>
-              </w:rPr>
-              <w:t>set_load_</w:t>
+                <w:sz w:val="20"/>
+                <w:szCs w:val="20"/>
+              </w:rPr>
+              <w:t>write</w:t>
+            </w:r>
+            <w:proofErr w:type="gramEnd"/>
+            <w:r>
+              <w:rPr>
+                <w:rFonts w:ascii="Courier New" w:eastAsia="宋体" w:hAnsi="Courier New" w:cs="Courier New"/>
+                <w:color w:val="000000"/>
+                <w:kern w:val="0"/>
+                <w:sz w:val="20"/>
+                <w:szCs w:val="20"/>
+              </w:rPr>
+              <w:t>_</w:t>
             </w:r>
             <w:proofErr w:type="gramStart"/>
             <w:r>
@@ -21373,10 +19941,10 @@
                 <w:rFonts w:ascii="Courier New" w:eastAsia="宋体" w:hAnsi="Courier New" w:cs="Courier New"/>
                 <w:color w:val="000000"/>
                 <w:kern w:val="0"/>
-                <w:sz w:val="18"/>
-                <w:szCs w:val="18"/>
-              </w:rPr>
-              <w:t>chn</w:t>
+                <w:sz w:val="20"/>
+                <w:szCs w:val="20"/>
+              </w:rPr>
+              <w:t>cache</w:t>
             </w:r>
             <w:proofErr w:type="spellEnd"/>
             <w:r>
@@ -21386,8 +19954,8 @@
                 <w:bCs/>
                 <w:color w:val="000080"/>
                 <w:kern w:val="0"/>
-                <w:sz w:val="18"/>
-                <w:szCs w:val="18"/>
+                <w:sz w:val="20"/>
+                <w:szCs w:val="20"/>
               </w:rPr>
               <w:t>(</w:t>
             </w:r>
@@ -21397,10 +19965,10 @@
                 <w:rFonts w:ascii="Courier New" w:eastAsia="宋体" w:hAnsi="Courier New" w:cs="Courier New"/>
                 <w:color w:val="FF0000"/>
                 <w:kern w:val="0"/>
-                <w:sz w:val="18"/>
-                <w:szCs w:val="18"/>
-              </w:rPr>
-              <w:t>0x3</w:t>
+                <w:sz w:val="20"/>
+                <w:szCs w:val="20"/>
+              </w:rPr>
+              <w:t>0x00</w:t>
             </w:r>
             <w:r>
               <w:rPr>
@@ -21409,8 +19977,8 @@
                 <w:bCs/>
                 <w:color w:val="000080"/>
                 <w:kern w:val="0"/>
-                <w:sz w:val="18"/>
-                <w:szCs w:val="18"/>
+                <w:sz w:val="20"/>
+                <w:szCs w:val="20"/>
               </w:rPr>
               <w:t>,</w:t>
             </w:r>
@@ -21419,21 +19987,20 @@
                 <w:rFonts w:ascii="Courier New" w:eastAsia="宋体" w:hAnsi="Courier New" w:cs="Courier New"/>
                 <w:color w:val="000000"/>
                 <w:kern w:val="0"/>
-                <w:sz w:val="18"/>
-                <w:szCs w:val="18"/>
+                <w:sz w:val="20"/>
+                <w:szCs w:val="20"/>
               </w:rPr>
               <w:t xml:space="preserve"> </w:t>
             </w:r>
-            <w:proofErr w:type="gramStart"/>
             <w:r>
               <w:rPr>
                 <w:rFonts w:ascii="Courier New" w:eastAsia="宋体" w:hAnsi="Courier New" w:cs="Courier New"/>
                 <w:color w:val="FF0000"/>
                 <w:kern w:val="0"/>
-                <w:sz w:val="18"/>
-                <w:szCs w:val="18"/>
-              </w:rPr>
-              <w:t>0x2</w:t>
+                <w:sz w:val="20"/>
+                <w:szCs w:val="20"/>
+              </w:rPr>
+              <w:t>0x01</w:t>
             </w:r>
             <w:r>
               <w:rPr>
@@ -21442,85 +20009,74 @@
                 <w:bCs/>
                 <w:color w:val="000080"/>
                 <w:kern w:val="0"/>
-                <w:sz w:val="18"/>
-                <w:szCs w:val="18"/>
+                <w:sz w:val="20"/>
+                <w:szCs w:val="20"/>
+              </w:rPr>
+              <w:t>,</w:t>
+            </w:r>
+            <w:r>
+              <w:rPr>
+                <w:rFonts w:ascii="Courier New" w:eastAsia="宋体" w:hAnsi="Courier New" w:cs="Courier New"/>
+                <w:color w:val="000000"/>
+                <w:kern w:val="0"/>
+                <w:sz w:val="20"/>
+                <w:szCs w:val="20"/>
+              </w:rPr>
+              <w:t xml:space="preserve"> </w:t>
+            </w:r>
+            <w:r>
+              <w:rPr>
+                <w:rFonts w:ascii="Courier New" w:eastAsia="宋体" w:hAnsi="Courier New" w:cs="Courier New"/>
+                <w:color w:val="FF0000"/>
+                <w:kern w:val="0"/>
+                <w:sz w:val="20"/>
+                <w:szCs w:val="20"/>
+              </w:rPr>
+              <w:t>0x02</w:t>
+            </w:r>
+            <w:r>
+              <w:rPr>
+                <w:rFonts w:ascii="Courier New" w:eastAsia="宋体" w:hAnsi="Courier New" w:cs="Courier New"/>
+                <w:b/>
+                <w:bCs/>
+                <w:color w:val="000080"/>
+                <w:kern w:val="0"/>
+                <w:sz w:val="20"/>
+                <w:szCs w:val="20"/>
+              </w:rPr>
+              <w:t>,</w:t>
+            </w:r>
+            <w:r>
+              <w:rPr>
+                <w:rFonts w:ascii="Courier New" w:eastAsia="宋体" w:hAnsi="Courier New" w:cs="Courier New"/>
+                <w:color w:val="000000"/>
+                <w:kern w:val="0"/>
+                <w:sz w:val="20"/>
+                <w:szCs w:val="20"/>
+              </w:rPr>
+              <w:t xml:space="preserve"> </w:t>
+            </w:r>
+            <w:r>
+              <w:rPr>
+                <w:rFonts w:ascii="Courier New" w:eastAsia="宋体" w:hAnsi="Courier New" w:cs="Courier New"/>
+                <w:color w:val="FF0000"/>
+                <w:kern w:val="0"/>
+                <w:sz w:val="20"/>
+                <w:szCs w:val="20"/>
+              </w:rPr>
+              <w:t>0x13</w:t>
+            </w:r>
+            <w:r>
+              <w:rPr>
+                <w:rFonts w:ascii="Courier New" w:eastAsia="宋体" w:hAnsi="Courier New" w:cs="Courier New"/>
+                <w:b/>
+                <w:bCs/>
+                <w:color w:val="000080"/>
+                <w:kern w:val="0"/>
+                <w:sz w:val="20"/>
+                <w:szCs w:val="20"/>
               </w:rPr>
               <w:t>)</w:t>
-            </w:r>
-            <w:r>
-              <w:rPr>
-                <w:rFonts w:ascii="Courier New" w:eastAsia="宋体" w:hAnsi="Courier New" w:cs="Courier New"/>
-                <w:color w:val="000000"/>
-                <w:kern w:val="0"/>
-                <w:sz w:val="18"/>
-                <w:szCs w:val="18"/>
-              </w:rPr>
-              <w:t xml:space="preserve">   </w:t>
-            </w:r>
-            <w:r>
-              <w:rPr>
-                <w:rFonts w:ascii="Courier New" w:eastAsia="宋体" w:hAnsi="Courier New" w:cs="Courier New"/>
-                <w:color w:val="008000"/>
-                <w:kern w:val="0"/>
-                <w:sz w:val="18"/>
-                <w:szCs w:val="18"/>
-              </w:rPr>
-              <w:t>#</w:t>
-            </w:r>
-            <w:proofErr w:type="gramEnd"/>
-            <w:r>
-              <w:rPr>
-                <w:rFonts w:ascii="Courier New" w:eastAsia="宋体" w:hAnsi="Courier New" w:cs="Courier New"/>
-                <w:color w:val="008000"/>
-                <w:kern w:val="0"/>
-                <w:sz w:val="18"/>
-                <w:szCs w:val="18"/>
-              </w:rPr>
-              <w:t xml:space="preserve">set </w:t>
-            </w:r>
-            <w:proofErr w:type="gramStart"/>
-            <w:r>
-              <w:rPr>
-                <w:rFonts w:ascii="Courier New" w:eastAsia="宋体" w:hAnsi="Courier New" w:cs="Courier New"/>
-                <w:color w:val="008000"/>
-                <w:kern w:val="0"/>
-                <w:sz w:val="18"/>
-                <w:szCs w:val="18"/>
-              </w:rPr>
-              <w:t>LOAD[3]=</w:t>
-            </w:r>
-            <w:proofErr w:type="gramEnd"/>
-            <w:r>
-              <w:rPr>
-                <w:rFonts w:ascii="Courier New" w:eastAsia="宋体" w:hAnsi="Courier New" w:cs="Courier New"/>
-                <w:color w:val="008000"/>
-                <w:kern w:val="0"/>
-                <w:sz w:val="18"/>
-                <w:szCs w:val="18"/>
-              </w:rPr>
-              <w:t xml:space="preserve">0x1, others </w:t>
-            </w:r>
-            <w:proofErr w:type="gramStart"/>
-            <w:r>
-              <w:rPr>
-                <w:rFonts w:ascii="Courier New" w:eastAsia="宋体" w:hAnsi="Courier New" w:cs="Courier New"/>
-                <w:color w:val="008000"/>
-                <w:kern w:val="0"/>
-                <w:sz w:val="18"/>
-                <w:szCs w:val="18"/>
-              </w:rPr>
-              <w:t>keeps</w:t>
-            </w:r>
-            <w:proofErr w:type="gramEnd"/>
-            <w:r>
-              <w:rPr>
-                <w:rFonts w:ascii="Courier New" w:eastAsia="宋体" w:hAnsi="Courier New" w:cs="Courier New"/>
-                <w:color w:val="008000"/>
-                <w:kern w:val="0"/>
-                <w:sz w:val="18"/>
-                <w:szCs w:val="18"/>
-              </w:rPr>
-              <w:t xml:space="preserve"> the same</w:t>
             </w:r>
           </w:p>
           <w:p>
@@ -21532,10 +20088,198 @@
                 <w:rFonts w:ascii="Courier New" w:eastAsia="宋体" w:hAnsi="Courier New" w:cs="Courier New"/>
                 <w:color w:val="000000"/>
                 <w:kern w:val="0"/>
-                <w:sz w:val="18"/>
-                <w:szCs w:val="18"/>
+                <w:sz w:val="20"/>
+                <w:szCs w:val="20"/>
               </w:rPr>
             </w:pPr>
+            <w:proofErr w:type="spellStart"/>
+            <w:proofErr w:type="gramStart"/>
+            <w:r>
+              <w:rPr>
+                <w:rFonts w:ascii="Courier New" w:eastAsia="宋体" w:hAnsi="Courier New" w:cs="Courier New"/>
+                <w:color w:val="000000"/>
+                <w:kern w:val="0"/>
+                <w:sz w:val="20"/>
+                <w:szCs w:val="20"/>
+              </w:rPr>
+              <w:t>spi</w:t>
+            </w:r>
+            <w:r>
+              <w:rPr>
+                <w:rFonts w:ascii="Courier New" w:eastAsia="宋体" w:hAnsi="Courier New" w:cs="Courier New"/>
+                <w:b/>
+                <w:bCs/>
+                <w:color w:val="000080"/>
+                <w:kern w:val="0"/>
+                <w:sz w:val="20"/>
+                <w:szCs w:val="20"/>
+              </w:rPr>
+              <w:t>.</w:t>
+            </w:r>
+            <w:r>
+              <w:rPr>
+                <w:rFonts w:ascii="Courier New" w:eastAsia="宋体" w:hAnsi="Courier New" w:cs="Courier New"/>
+                <w:color w:val="000000"/>
+                <w:kern w:val="0"/>
+                <w:sz w:val="20"/>
+                <w:szCs w:val="20"/>
+              </w:rPr>
+              <w:t>write</w:t>
+            </w:r>
+            <w:proofErr w:type="gramEnd"/>
+            <w:r>
+              <w:rPr>
+                <w:rFonts w:ascii="Courier New" w:eastAsia="宋体" w:hAnsi="Courier New" w:cs="Courier New"/>
+                <w:color w:val="000000"/>
+                <w:kern w:val="0"/>
+                <w:sz w:val="20"/>
+                <w:szCs w:val="20"/>
+              </w:rPr>
+              <w:t>_</w:t>
+            </w:r>
+            <w:proofErr w:type="gramStart"/>
+            <w:r>
+              <w:rPr>
+                <w:rFonts w:ascii="Courier New" w:eastAsia="宋体" w:hAnsi="Courier New" w:cs="Courier New"/>
+                <w:color w:val="000000"/>
+                <w:kern w:val="0"/>
+                <w:sz w:val="20"/>
+                <w:szCs w:val="20"/>
+              </w:rPr>
+              <w:t>cache</w:t>
+            </w:r>
+            <w:proofErr w:type="spellEnd"/>
+            <w:r>
+              <w:rPr>
+                <w:rFonts w:ascii="Courier New" w:eastAsia="宋体" w:hAnsi="Courier New" w:cs="Courier New"/>
+                <w:b/>
+                <w:bCs/>
+                <w:color w:val="000080"/>
+                <w:kern w:val="0"/>
+                <w:sz w:val="20"/>
+                <w:szCs w:val="20"/>
+              </w:rPr>
+              <w:t>(</w:t>
+            </w:r>
+            <w:proofErr w:type="gramEnd"/>
+            <w:r>
+              <w:rPr>
+                <w:rFonts w:ascii="Courier New" w:eastAsia="宋体" w:hAnsi="Courier New" w:cs="Courier New"/>
+                <w:color w:val="FF0000"/>
+                <w:kern w:val="0"/>
+                <w:sz w:val="20"/>
+                <w:szCs w:val="20"/>
+              </w:rPr>
+              <w:t>0x00</w:t>
+            </w:r>
+            <w:r>
+              <w:rPr>
+                <w:rFonts w:ascii="Courier New" w:eastAsia="宋体" w:hAnsi="Courier New" w:cs="Courier New"/>
+                <w:b/>
+                <w:bCs/>
+                <w:color w:val="000080"/>
+                <w:kern w:val="0"/>
+                <w:sz w:val="20"/>
+                <w:szCs w:val="20"/>
+              </w:rPr>
+              <w:t>,</w:t>
+            </w:r>
+            <w:r>
+              <w:rPr>
+                <w:rFonts w:ascii="Courier New" w:eastAsia="宋体" w:hAnsi="Courier New" w:cs="Courier New"/>
+                <w:color w:val="000000"/>
+                <w:kern w:val="0"/>
+                <w:sz w:val="20"/>
+                <w:szCs w:val="20"/>
+              </w:rPr>
+              <w:t xml:space="preserve"> </w:t>
+            </w:r>
+            <w:r>
+              <w:rPr>
+                <w:rFonts w:ascii="Courier New" w:eastAsia="宋体" w:hAnsi="Courier New" w:cs="Courier New"/>
+                <w:color w:val="FF0000"/>
+                <w:kern w:val="0"/>
+                <w:sz w:val="20"/>
+                <w:szCs w:val="20"/>
+              </w:rPr>
+              <w:t>0x01</w:t>
+            </w:r>
+            <w:r>
+              <w:rPr>
+                <w:rFonts w:ascii="Courier New" w:eastAsia="宋体" w:hAnsi="Courier New" w:cs="Courier New"/>
+                <w:b/>
+                <w:bCs/>
+                <w:color w:val="000080"/>
+                <w:kern w:val="0"/>
+                <w:sz w:val="20"/>
+                <w:szCs w:val="20"/>
+              </w:rPr>
+              <w:t>,</w:t>
+            </w:r>
+            <w:r>
+              <w:rPr>
+                <w:rFonts w:ascii="Courier New" w:eastAsia="宋体" w:hAnsi="Courier New" w:cs="Courier New"/>
+                <w:color w:val="000000"/>
+                <w:kern w:val="0"/>
+                <w:sz w:val="20"/>
+                <w:szCs w:val="20"/>
+              </w:rPr>
+              <w:t xml:space="preserve"> </w:t>
+            </w:r>
+            <w:r>
+              <w:rPr>
+                <w:rFonts w:ascii="Courier New" w:eastAsia="宋体" w:hAnsi="Courier New" w:cs="Courier New"/>
+                <w:color w:val="FF0000"/>
+                <w:kern w:val="0"/>
+                <w:sz w:val="20"/>
+                <w:szCs w:val="20"/>
+              </w:rPr>
+              <w:t>0x03</w:t>
+            </w:r>
+            <w:r>
+              <w:rPr>
+                <w:rFonts w:ascii="Courier New" w:eastAsia="宋体" w:hAnsi="Courier New" w:cs="Courier New"/>
+                <w:b/>
+                <w:bCs/>
+                <w:color w:val="000080"/>
+                <w:kern w:val="0"/>
+                <w:sz w:val="20"/>
+                <w:szCs w:val="20"/>
+              </w:rPr>
+              <w:t>,</w:t>
+            </w:r>
+            <w:r>
+              <w:rPr>
+                <w:rFonts w:ascii="Courier New" w:eastAsia="宋体" w:hAnsi="Courier New" w:cs="Courier New"/>
+                <w:color w:val="000000"/>
+                <w:kern w:val="0"/>
+                <w:sz w:val="20"/>
+                <w:szCs w:val="20"/>
+              </w:rPr>
+              <w:t xml:space="preserve"> </w:t>
+            </w:r>
+            <w:r>
+              <w:rPr>
+                <w:rFonts w:ascii="Courier New" w:eastAsia="宋体" w:hAnsi="Courier New" w:cs="Courier New"/>
+                <w:color w:val="FF0000"/>
+                <w:kern w:val="0"/>
+                <w:sz w:val="20"/>
+                <w:szCs w:val="20"/>
+              </w:rPr>
+              <w:t>0x14</w:t>
+            </w:r>
+            <w:r>
+              <w:rPr>
+                <w:rFonts w:ascii="Courier New" w:eastAsia="宋体" w:hAnsi="Courier New" w:cs="Courier New"/>
+                <w:b/>
+                <w:bCs/>
+                <w:color w:val="000080"/>
+                <w:kern w:val="0"/>
+                <w:sz w:val="20"/>
+                <w:szCs w:val="20"/>
+              </w:rPr>
+              <w:t>)</w:t>
+            </w:r>
           </w:p>
           <w:p>
             <w:pPr>
@@ -21546,28 +20290,41 @@
                 <w:rFonts w:ascii="Courier New" w:eastAsia="宋体" w:hAnsi="Courier New" w:cs="Courier New"/>
                 <w:color w:val="000000"/>
                 <w:kern w:val="0"/>
-                <w:sz w:val="18"/>
-                <w:szCs w:val="18"/>
+                <w:sz w:val="20"/>
+                <w:szCs w:val="20"/>
               </w:rPr>
             </w:pPr>
-            <w:r>
-              <w:rPr>
-                <w:rFonts w:ascii="Courier New" w:eastAsia="宋体" w:hAnsi="Courier New" w:cs="Courier New"/>
-                <w:color w:val="008000"/>
-                <w:kern w:val="0"/>
-                <w:sz w:val="18"/>
-                <w:szCs w:val="18"/>
-              </w:rPr>
-              <w:t xml:space="preserve"># </w:t>
-            </w:r>
+            <w:proofErr w:type="spellStart"/>
             <w:proofErr w:type="gramStart"/>
             <w:r>
               <w:rPr>
                 <w:rFonts w:ascii="Courier New" w:eastAsia="宋体" w:hAnsi="Courier New" w:cs="Courier New"/>
-                <w:color w:val="008000"/>
-                <w:kern w:val="0"/>
-                <w:sz w:val="18"/>
-                <w:szCs w:val="18"/>
+                <w:color w:val="000000"/>
+                <w:kern w:val="0"/>
+                <w:sz w:val="20"/>
+                <w:szCs w:val="20"/>
+              </w:rPr>
+              <w:t>spi</w:t>
+            </w:r>
+            <w:r>
+              <w:rPr>
+                <w:rFonts w:ascii="Courier New" w:eastAsia="宋体" w:hAnsi="Courier New" w:cs="Courier New"/>
+                <w:b/>
+                <w:bCs/>
+                <w:color w:val="000080"/>
+                <w:kern w:val="0"/>
+                <w:sz w:val="20"/>
+                <w:szCs w:val="20"/>
+              </w:rPr>
+              <w:t>.</w:t>
+            </w:r>
+            <w:r>
+              <w:rPr>
+                <w:rFonts w:ascii="Courier New" w:eastAsia="宋体" w:hAnsi="Courier New" w:cs="Courier New"/>
+                <w:color w:val="000000"/>
+                <w:kern w:val="0"/>
+                <w:sz w:val="20"/>
+                <w:szCs w:val="20"/>
               </w:rPr>
               <w:t>write</w:t>
             </w:r>
@@ -21575,34 +20332,155 @@
             <w:r>
               <w:rPr>
                 <w:rFonts w:ascii="Courier New" w:eastAsia="宋体" w:hAnsi="Courier New" w:cs="Courier New"/>
-                <w:color w:val="008000"/>
-                <w:kern w:val="0"/>
-                <w:sz w:val="18"/>
-                <w:szCs w:val="18"/>
-              </w:rPr>
-              <w:t xml:space="preserve"> boot init file, </w:t>
-            </w:r>
-            <w:proofErr w:type="spellStart"/>
-            <w:r>
-              <w:rPr>
-                <w:rFonts w:ascii="Courier New" w:eastAsia="宋体" w:hAnsi="Courier New" w:cs="Courier New"/>
-                <w:color w:val="008000"/>
-                <w:kern w:val="0"/>
-                <w:sz w:val="18"/>
-                <w:szCs w:val="18"/>
-              </w:rPr>
-              <w:t>file_length</w:t>
+                <w:color w:val="000000"/>
+                <w:kern w:val="0"/>
+                <w:sz w:val="20"/>
+                <w:szCs w:val="20"/>
+              </w:rPr>
+              <w:t>_</w:t>
+            </w:r>
+            <w:proofErr w:type="gramStart"/>
+            <w:r>
+              <w:rPr>
+                <w:rFonts w:ascii="Courier New" w:eastAsia="宋体" w:hAnsi="Courier New" w:cs="Courier New"/>
+                <w:color w:val="000000"/>
+                <w:kern w:val="0"/>
+                <w:sz w:val="20"/>
+                <w:szCs w:val="20"/>
+              </w:rPr>
+              <w:t>cache</w:t>
             </w:r>
             <w:proofErr w:type="spellEnd"/>
             <w:r>
               <w:rPr>
                 <w:rFonts w:ascii="Courier New" w:eastAsia="宋体" w:hAnsi="Courier New" w:cs="Courier New"/>
-                <w:color w:val="008000"/>
-                <w:kern w:val="0"/>
-                <w:sz w:val="18"/>
-                <w:szCs w:val="18"/>
-              </w:rPr>
-              <w:t xml:space="preserve"> &lt;= 1024</w:t>
+                <w:b/>
+                <w:bCs/>
+                <w:color w:val="000080"/>
+                <w:kern w:val="0"/>
+                <w:sz w:val="20"/>
+                <w:szCs w:val="20"/>
+              </w:rPr>
+              <w:t>(</w:t>
+            </w:r>
+            <w:proofErr w:type="gramEnd"/>
+            <w:r>
+              <w:rPr>
+                <w:rFonts w:ascii="Courier New" w:eastAsia="宋体" w:hAnsi="Courier New" w:cs="Courier New"/>
+                <w:color w:val="FF0000"/>
+                <w:kern w:val="0"/>
+                <w:sz w:val="20"/>
+                <w:szCs w:val="20"/>
+              </w:rPr>
+              <w:t>0x01</w:t>
+            </w:r>
+            <w:r>
+              <w:rPr>
+                <w:rFonts w:ascii="Courier New" w:eastAsia="宋体" w:hAnsi="Courier New" w:cs="Courier New"/>
+                <w:b/>
+                <w:bCs/>
+                <w:color w:val="000080"/>
+                <w:kern w:val="0"/>
+                <w:sz w:val="20"/>
+                <w:szCs w:val="20"/>
+              </w:rPr>
+              <w:t>,</w:t>
+            </w:r>
+            <w:r>
+              <w:rPr>
+                <w:rFonts w:ascii="Courier New" w:eastAsia="宋体" w:hAnsi="Courier New" w:cs="Courier New"/>
+                <w:color w:val="000000"/>
+                <w:kern w:val="0"/>
+                <w:sz w:val="20"/>
+                <w:szCs w:val="20"/>
+              </w:rPr>
+              <w:t xml:space="preserve"> </w:t>
+            </w:r>
+            <w:r>
+              <w:rPr>
+                <w:rFonts w:ascii="Courier New" w:eastAsia="宋体" w:hAnsi="Courier New" w:cs="Courier New"/>
+                <w:color w:val="FF0000"/>
+                <w:kern w:val="0"/>
+                <w:sz w:val="20"/>
+                <w:szCs w:val="20"/>
+              </w:rPr>
+              <w:t>0x01</w:t>
+            </w:r>
+            <w:r>
+              <w:rPr>
+                <w:rFonts w:ascii="Courier New" w:eastAsia="宋体" w:hAnsi="Courier New" w:cs="Courier New"/>
+                <w:b/>
+                <w:bCs/>
+                <w:color w:val="000080"/>
+                <w:kern w:val="0"/>
+                <w:sz w:val="20"/>
+                <w:szCs w:val="20"/>
+              </w:rPr>
+              <w:t>,</w:t>
+            </w:r>
+            <w:r>
+              <w:rPr>
+                <w:rFonts w:ascii="Courier New" w:eastAsia="宋体" w:hAnsi="Courier New" w:cs="Courier New"/>
+                <w:color w:val="000000"/>
+                <w:kern w:val="0"/>
+                <w:sz w:val="20"/>
+                <w:szCs w:val="20"/>
+              </w:rPr>
+              <w:t xml:space="preserve"> </w:t>
+            </w:r>
+            <w:r>
+              <w:rPr>
+                <w:rFonts w:ascii="Courier New" w:eastAsia="宋体" w:hAnsi="Courier New" w:cs="Courier New"/>
+                <w:color w:val="FF0000"/>
+                <w:kern w:val="0"/>
+                <w:sz w:val="20"/>
+                <w:szCs w:val="20"/>
+              </w:rPr>
+              <w:t>0x05</w:t>
+            </w:r>
+            <w:r>
+              <w:rPr>
+                <w:rFonts w:ascii="Courier New" w:eastAsia="宋体" w:hAnsi="Courier New" w:cs="Courier New"/>
+                <w:b/>
+                <w:bCs/>
+                <w:color w:val="000080"/>
+                <w:kern w:val="0"/>
+                <w:sz w:val="20"/>
+                <w:szCs w:val="20"/>
+              </w:rPr>
+              <w:t>,</w:t>
+            </w:r>
+            <w:r>
+              <w:rPr>
+                <w:rFonts w:ascii="Courier New" w:eastAsia="宋体" w:hAnsi="Courier New" w:cs="Courier New"/>
+                <w:color w:val="000000"/>
+                <w:kern w:val="0"/>
+                <w:sz w:val="20"/>
+                <w:szCs w:val="20"/>
+              </w:rPr>
+              <w:t xml:space="preserve"> </w:t>
+            </w:r>
+            <w:r>
+              <w:rPr>
+                <w:rFonts w:ascii="Courier New" w:eastAsia="宋体" w:hAnsi="Courier New" w:cs="Courier New"/>
+                <w:color w:val="FF0000"/>
+                <w:kern w:val="0"/>
+                <w:sz w:val="20"/>
+                <w:szCs w:val="20"/>
+              </w:rPr>
+              <w:t>0x24</w:t>
+            </w:r>
+            <w:r>
+              <w:rPr>
+                <w:rFonts w:ascii="Courier New" w:eastAsia="宋体" w:hAnsi="Courier New" w:cs="Courier New"/>
+                <w:b/>
+                <w:bCs/>
+                <w:color w:val="000080"/>
+                <w:kern w:val="0"/>
+                <w:sz w:val="20"/>
+                <w:szCs w:val="20"/>
+              </w:rPr>
+              <w:t>)</w:t>
             </w:r>
           </w:p>
           <w:p>
@@ -21614,8 +20492,8 @@
                 <w:rFonts w:ascii="Courier New" w:eastAsia="宋体" w:hAnsi="Courier New" w:cs="Courier New"/>
                 <w:color w:val="000000"/>
                 <w:kern w:val="0"/>
-                <w:sz w:val="18"/>
-                <w:szCs w:val="18"/>
+                <w:sz w:val="20"/>
+                <w:szCs w:val="20"/>
               </w:rPr>
             </w:pPr>
             <w:proofErr w:type="spellStart"/>
@@ -21625,8 +20503,8 @@
                 <w:rFonts w:ascii="Courier New" w:eastAsia="宋体" w:hAnsi="Courier New" w:cs="Courier New"/>
                 <w:color w:val="000000"/>
                 <w:kern w:val="0"/>
-                <w:sz w:val="18"/>
-                <w:szCs w:val="18"/>
+                <w:sz w:val="20"/>
+                <w:szCs w:val="20"/>
               </w:rPr>
               <w:t>spi</w:t>
             </w:r>
@@ -21637,8 +20515,8 @@
                 <w:bCs/>
                 <w:color w:val="000080"/>
                 <w:kern w:val="0"/>
-                <w:sz w:val="18"/>
-                <w:szCs w:val="18"/>
+                <w:sz w:val="20"/>
+                <w:szCs w:val="20"/>
               </w:rPr>
               <w:t>.</w:t>
             </w:r>
@@ -21647,8 +20525,8 @@
                 <w:rFonts w:ascii="Courier New" w:eastAsia="宋体" w:hAnsi="Courier New" w:cs="Courier New"/>
                 <w:color w:val="000000"/>
                 <w:kern w:val="0"/>
-                <w:sz w:val="18"/>
-                <w:szCs w:val="18"/>
+                <w:sz w:val="20"/>
+                <w:szCs w:val="20"/>
               </w:rPr>
               <w:t>write</w:t>
             </w:r>
@@ -21658,10 +20536,21 @@
                 <w:rFonts w:ascii="Courier New" w:eastAsia="宋体" w:hAnsi="Courier New" w:cs="Courier New"/>
                 <w:color w:val="000000"/>
                 <w:kern w:val="0"/>
-                <w:sz w:val="18"/>
-                <w:szCs w:val="18"/>
-              </w:rPr>
-              <w:t>_file</w:t>
+                <w:sz w:val="20"/>
+                <w:szCs w:val="20"/>
+              </w:rPr>
+              <w:t>_</w:t>
+            </w:r>
+            <w:proofErr w:type="gramStart"/>
+            <w:r>
+              <w:rPr>
+                <w:rFonts w:ascii="Courier New" w:eastAsia="宋体" w:hAnsi="Courier New" w:cs="Courier New"/>
+                <w:color w:val="000000"/>
+                <w:kern w:val="0"/>
+                <w:sz w:val="20"/>
+                <w:szCs w:val="20"/>
+              </w:rPr>
+              <w:t>cache</w:t>
             </w:r>
             <w:proofErr w:type="spellEnd"/>
             <w:r>
@@ -21671,20 +20560,21 @@
                 <w:bCs/>
                 <w:color w:val="000080"/>
                 <w:kern w:val="0"/>
-                <w:sz w:val="18"/>
-                <w:szCs w:val="18"/>
+                <w:sz w:val="20"/>
+                <w:szCs w:val="20"/>
               </w:rPr>
               <w:t>(</w:t>
             </w:r>
-            <w:r>
-              <w:rPr>
-                <w:rFonts w:ascii="Courier New" w:eastAsia="宋体" w:hAnsi="Courier New" w:cs="Courier New"/>
-                <w:color w:val="808080"/>
-                <w:kern w:val="0"/>
-                <w:sz w:val="18"/>
-                <w:szCs w:val="18"/>
-              </w:rPr>
-              <w:t>"boot_init_file.txt"</w:t>
+            <w:proofErr w:type="gramEnd"/>
+            <w:r>
+              <w:rPr>
+                <w:rFonts w:ascii="Courier New" w:eastAsia="宋体" w:hAnsi="Courier New" w:cs="Courier New"/>
+                <w:color w:val="FF0000"/>
+                <w:kern w:val="0"/>
+                <w:sz w:val="20"/>
+                <w:szCs w:val="20"/>
+              </w:rPr>
+              <w:t>0x01</w:t>
             </w:r>
             <w:r>
               <w:rPr>
@@ -21693,8 +20583,104 @@
                 <w:bCs/>
                 <w:color w:val="000080"/>
                 <w:kern w:val="0"/>
-                <w:sz w:val="18"/>
-                <w:szCs w:val="18"/>
+                <w:sz w:val="20"/>
+                <w:szCs w:val="20"/>
+              </w:rPr>
+              <w:t>,</w:t>
+            </w:r>
+            <w:r>
+              <w:rPr>
+                <w:rFonts w:ascii="Courier New" w:eastAsia="宋体" w:hAnsi="Courier New" w:cs="Courier New"/>
+                <w:color w:val="000000"/>
+                <w:kern w:val="0"/>
+                <w:sz w:val="20"/>
+                <w:szCs w:val="20"/>
+              </w:rPr>
+              <w:t xml:space="preserve"> </w:t>
+            </w:r>
+            <w:r>
+              <w:rPr>
+                <w:rFonts w:ascii="Courier New" w:eastAsia="宋体" w:hAnsi="Courier New" w:cs="Courier New"/>
+                <w:color w:val="FF0000"/>
+                <w:kern w:val="0"/>
+                <w:sz w:val="20"/>
+                <w:szCs w:val="20"/>
+              </w:rPr>
+              <w:t>0x01</w:t>
+            </w:r>
+            <w:r>
+              <w:rPr>
+                <w:rFonts w:ascii="Courier New" w:eastAsia="宋体" w:hAnsi="Courier New" w:cs="Courier New"/>
+                <w:b/>
+                <w:bCs/>
+                <w:color w:val="000080"/>
+                <w:kern w:val="0"/>
+                <w:sz w:val="20"/>
+                <w:szCs w:val="20"/>
+              </w:rPr>
+              <w:t>,</w:t>
+            </w:r>
+            <w:r>
+              <w:rPr>
+                <w:rFonts w:ascii="Courier New" w:eastAsia="宋体" w:hAnsi="Courier New" w:cs="Courier New"/>
+                <w:color w:val="000000"/>
+                <w:kern w:val="0"/>
+                <w:sz w:val="20"/>
+                <w:szCs w:val="20"/>
+              </w:rPr>
+              <w:t xml:space="preserve"> </w:t>
+            </w:r>
+            <w:r>
+              <w:rPr>
+                <w:rFonts w:ascii="Courier New" w:eastAsia="宋体" w:hAnsi="Courier New" w:cs="Courier New"/>
+                <w:color w:val="FF0000"/>
+                <w:kern w:val="0"/>
+                <w:sz w:val="20"/>
+                <w:szCs w:val="20"/>
+              </w:rPr>
+              <w:t>0x06</w:t>
+            </w:r>
+            <w:r>
+              <w:rPr>
+                <w:rFonts w:ascii="Courier New" w:eastAsia="宋体" w:hAnsi="Courier New" w:cs="Courier New"/>
+                <w:b/>
+                <w:bCs/>
+                <w:color w:val="000080"/>
+                <w:kern w:val="0"/>
+                <w:sz w:val="20"/>
+                <w:szCs w:val="20"/>
+              </w:rPr>
+              <w:t>,</w:t>
+            </w:r>
+            <w:r>
+              <w:rPr>
+                <w:rFonts w:ascii="Courier New" w:eastAsia="宋体" w:hAnsi="Courier New" w:cs="Courier New"/>
+                <w:color w:val="000000"/>
+                <w:kern w:val="0"/>
+                <w:sz w:val="20"/>
+                <w:szCs w:val="20"/>
+              </w:rPr>
+              <w:t xml:space="preserve"> </w:t>
+            </w:r>
+            <w:r>
+              <w:rPr>
+                <w:rFonts w:ascii="Courier New" w:eastAsia="宋体" w:hAnsi="Courier New" w:cs="Courier New"/>
+                <w:color w:val="FF0000"/>
+                <w:kern w:val="0"/>
+                <w:sz w:val="20"/>
+                <w:szCs w:val="20"/>
+              </w:rPr>
+              <w:t>0x25</w:t>
+            </w:r>
+            <w:r>
+              <w:rPr>
+                <w:rFonts w:ascii="Courier New" w:eastAsia="宋体" w:hAnsi="Courier New" w:cs="Courier New"/>
+                <w:b/>
+                <w:bCs/>
+                <w:color w:val="000080"/>
+                <w:kern w:val="0"/>
+                <w:sz w:val="20"/>
+                <w:szCs w:val="20"/>
               </w:rPr>
               <w:t>)</w:t>
             </w:r>
@@ -21708,10 +20694,90 @@
                 <w:rFonts w:ascii="Courier New" w:eastAsia="宋体" w:hAnsi="Courier New" w:cs="Courier New"/>
                 <w:color w:val="000000"/>
                 <w:kern w:val="0"/>
-                <w:sz w:val="18"/>
-                <w:szCs w:val="18"/>
+                <w:sz w:val="20"/>
+                <w:szCs w:val="20"/>
               </w:rPr>
             </w:pPr>
+            <w:proofErr w:type="spellStart"/>
+            <w:proofErr w:type="gramStart"/>
+            <w:r>
+              <w:rPr>
+                <w:rFonts w:ascii="Courier New" w:eastAsia="宋体" w:hAnsi="Courier New" w:cs="Courier New"/>
+                <w:color w:val="000000"/>
+                <w:kern w:val="0"/>
+                <w:sz w:val="20"/>
+                <w:szCs w:val="20"/>
+              </w:rPr>
+              <w:t>spi</w:t>
+            </w:r>
+            <w:r>
+              <w:rPr>
+                <w:rFonts w:ascii="Courier New" w:eastAsia="宋体" w:hAnsi="Courier New" w:cs="Courier New"/>
+                <w:b/>
+                <w:bCs/>
+                <w:color w:val="000080"/>
+                <w:kern w:val="0"/>
+                <w:sz w:val="20"/>
+                <w:szCs w:val="20"/>
+              </w:rPr>
+              <w:t>.</w:t>
+            </w:r>
+            <w:r>
+              <w:rPr>
+                <w:rFonts w:ascii="Courier New" w:eastAsia="宋体" w:hAnsi="Courier New" w:cs="Courier New"/>
+                <w:color w:val="000000"/>
+                <w:kern w:val="0"/>
+                <w:sz w:val="20"/>
+                <w:szCs w:val="20"/>
+              </w:rPr>
+              <w:t>write</w:t>
+            </w:r>
+            <w:proofErr w:type="gramEnd"/>
+            <w:r>
+              <w:rPr>
+                <w:rFonts w:ascii="Courier New" w:eastAsia="宋体" w:hAnsi="Courier New" w:cs="Courier New"/>
+                <w:color w:val="000000"/>
+                <w:kern w:val="0"/>
+                <w:sz w:val="20"/>
+                <w:szCs w:val="20"/>
+              </w:rPr>
+              <w:t>_start</w:t>
+            </w:r>
+            <w:proofErr w:type="spellEnd"/>
+            <w:r>
+              <w:rPr>
+                <w:rFonts w:ascii="Courier New" w:eastAsia="宋体" w:hAnsi="Courier New" w:cs="Courier New"/>
+                <w:b/>
+                <w:bCs/>
+                <w:color w:val="000080"/>
+                <w:kern w:val="0"/>
+                <w:sz w:val="20"/>
+                <w:szCs w:val="20"/>
+              </w:rPr>
+              <w:t>(</w:t>
+            </w:r>
+            <w:r>
+              <w:rPr>
+                <w:rFonts w:ascii="Courier New" w:eastAsia="宋体" w:hAnsi="Courier New" w:cs="Courier New"/>
+                <w:color w:val="FF0000"/>
+                <w:kern w:val="0"/>
+                <w:sz w:val="20"/>
+                <w:szCs w:val="20"/>
+              </w:rPr>
+              <w:t>0x3</w:t>
+            </w:r>
+            <w:r>
+              <w:rPr>
+                <w:rFonts w:ascii="Courier New" w:eastAsia="宋体" w:hAnsi="Courier New" w:cs="Courier New"/>
+                <w:b/>
+                <w:bCs/>
+                <w:color w:val="000080"/>
+                <w:kern w:val="0"/>
+                <w:sz w:val="20"/>
+                <w:szCs w:val="20"/>
+              </w:rPr>
+              <w:t>)</w:t>
+            </w:r>
           </w:p>
           <w:p>
             <w:pPr>
@@ -21722,42 +20788,10 @@
                 <w:rFonts w:ascii="Courier New" w:eastAsia="宋体" w:hAnsi="Courier New" w:cs="Courier New"/>
                 <w:color w:val="000000"/>
                 <w:kern w:val="0"/>
-                <w:sz w:val="18"/>
-                <w:szCs w:val="18"/>
+                <w:sz w:val="20"/>
+                <w:szCs w:val="20"/>
               </w:rPr>
             </w:pPr>
-            <w:r>
-              <w:rPr>
-                <w:rFonts w:ascii="Courier New" w:eastAsia="宋体" w:hAnsi="Courier New" w:cs="Courier New"/>
-                <w:color w:val="008000"/>
-                <w:kern w:val="0"/>
-                <w:sz w:val="18"/>
-                <w:szCs w:val="18"/>
-              </w:rPr>
-              <w:t xml:space="preserve"># </w:t>
-            </w:r>
-            <w:proofErr w:type="gramStart"/>
-            <w:r>
-              <w:rPr>
-                <w:rFonts w:ascii="Courier New" w:eastAsia="宋体" w:hAnsi="Courier New" w:cs="Courier New"/>
-                <w:color w:val="008000"/>
-                <w:kern w:val="0"/>
-                <w:sz w:val="18"/>
-                <w:szCs w:val="18"/>
-              </w:rPr>
-              <w:t>read</w:t>
-            </w:r>
-            <w:proofErr w:type="gramEnd"/>
-            <w:r>
-              <w:rPr>
-                <w:rFonts w:ascii="Courier New" w:eastAsia="宋体" w:hAnsi="Courier New" w:cs="Courier New"/>
-                <w:color w:val="008000"/>
-                <w:kern w:val="0"/>
-                <w:sz w:val="18"/>
-                <w:szCs w:val="18"/>
-              </w:rPr>
-              <w:t xml:space="preserve"> boot init file</w:t>
-            </w:r>
           </w:p>
           <w:p>
             <w:pPr>
@@ -21765,10 +20799,487 @@
               <w:shd w:val="clear" w:color="auto" w:fill="FFFFFF"/>
               <w:jc w:val="left"/>
               <w:rPr>
-                <w:rFonts w:ascii="宋体" w:eastAsia="宋体" w:hAnsi="宋体" w:cs="宋体"/>
-                <w:kern w:val="0"/>
-                <w:sz w:val="18"/>
-                <w:szCs w:val="18"/>
+                <w:rFonts w:ascii="Courier New" w:eastAsia="宋体" w:hAnsi="Courier New" w:cs="Courier New"/>
+                <w:color w:val="000000"/>
+                <w:kern w:val="0"/>
+                <w:sz w:val="20"/>
+                <w:szCs w:val="20"/>
+              </w:rPr>
+            </w:pPr>
+            <w:r>
+              <w:rPr>
+                <w:rFonts w:ascii="Courier New" w:eastAsia="宋体" w:hAnsi="Courier New" w:cs="Courier New"/>
+                <w:color w:val="008000"/>
+                <w:kern w:val="0"/>
+                <w:sz w:val="20"/>
+                <w:szCs w:val="20"/>
+              </w:rPr>
+              <w:t xml:space="preserve"># </w:t>
+            </w:r>
+            <w:proofErr w:type="gramStart"/>
+            <w:r>
+              <w:rPr>
+                <w:rFonts w:ascii="Courier New" w:eastAsia="宋体" w:hAnsi="Courier New" w:cs="Courier New"/>
+                <w:color w:val="008000"/>
+                <w:kern w:val="0"/>
+                <w:sz w:val="20"/>
+                <w:szCs w:val="20"/>
+              </w:rPr>
+              <w:t>set</w:t>
+            </w:r>
+            <w:proofErr w:type="gramEnd"/>
+            <w:r>
+              <w:rPr>
+                <w:rFonts w:ascii="Courier New" w:eastAsia="宋体" w:hAnsi="Courier New" w:cs="Courier New"/>
+                <w:color w:val="008000"/>
+                <w:kern w:val="0"/>
+                <w:sz w:val="20"/>
+                <w:szCs w:val="20"/>
+              </w:rPr>
+              <w:t xml:space="preserve"> LOAD</w:t>
+            </w:r>
+          </w:p>
+          <w:p>
+            <w:pPr>
+              <w:widowControl/>
+              <w:shd w:val="clear" w:color="auto" w:fill="FFFFFF"/>
+              <w:jc w:val="left"/>
+              <w:rPr>
+                <w:rFonts w:ascii="Courier New" w:eastAsia="宋体" w:hAnsi="Courier New" w:cs="Courier New"/>
+                <w:color w:val="000000"/>
+                <w:kern w:val="0"/>
+                <w:sz w:val="20"/>
+                <w:szCs w:val="20"/>
+              </w:rPr>
+            </w:pPr>
+            <w:proofErr w:type="spellStart"/>
+            <w:r>
+              <w:rPr>
+                <w:rFonts w:ascii="Courier New" w:eastAsia="宋体" w:hAnsi="Courier New" w:cs="Courier New"/>
+                <w:color w:val="000000"/>
+                <w:kern w:val="0"/>
+                <w:sz w:val="20"/>
+                <w:szCs w:val="20"/>
+              </w:rPr>
+              <w:t>spi</w:t>
+            </w:r>
+            <w:r>
+              <w:rPr>
+                <w:rFonts w:ascii="Courier New" w:eastAsia="宋体" w:hAnsi="Courier New" w:cs="Courier New"/>
+                <w:b/>
+                <w:bCs/>
+                <w:color w:val="000080"/>
+                <w:kern w:val="0"/>
+                <w:sz w:val="20"/>
+                <w:szCs w:val="20"/>
+              </w:rPr>
+              <w:t>.</w:t>
+            </w:r>
+            <w:r>
+              <w:rPr>
+                <w:rFonts w:ascii="Courier New" w:eastAsia="宋体" w:hAnsi="Courier New" w:cs="Courier New"/>
+                <w:color w:val="000000"/>
+                <w:kern w:val="0"/>
+                <w:sz w:val="20"/>
+                <w:szCs w:val="20"/>
+              </w:rPr>
+              <w:t>set_load_all</w:t>
+            </w:r>
+            <w:proofErr w:type="spellEnd"/>
+            <w:r>
+              <w:rPr>
+                <w:rFonts w:ascii="Courier New" w:eastAsia="宋体" w:hAnsi="Courier New" w:cs="Courier New"/>
+                <w:b/>
+                <w:bCs/>
+                <w:color w:val="000080"/>
+                <w:kern w:val="0"/>
+                <w:sz w:val="20"/>
+                <w:szCs w:val="20"/>
+              </w:rPr>
+              <w:t>(</w:t>
+            </w:r>
+            <w:r>
+              <w:rPr>
+                <w:rFonts w:ascii="Courier New" w:eastAsia="宋体" w:hAnsi="Courier New" w:cs="Courier New"/>
+                <w:color w:val="FF0000"/>
+                <w:kern w:val="0"/>
+                <w:sz w:val="20"/>
+                <w:szCs w:val="20"/>
+              </w:rPr>
+              <w:t>0</w:t>
+            </w:r>
+            <w:proofErr w:type="gramStart"/>
+            <w:r>
+              <w:rPr>
+                <w:rFonts w:ascii="Courier New" w:eastAsia="宋体" w:hAnsi="Courier New" w:cs="Courier New"/>
+                <w:color w:val="FF0000"/>
+                <w:kern w:val="0"/>
+                <w:sz w:val="20"/>
+                <w:szCs w:val="20"/>
+              </w:rPr>
+              <w:t>xc</w:t>
+            </w:r>
+            <w:r>
+              <w:rPr>
+                <w:rFonts w:ascii="Courier New" w:eastAsia="宋体" w:hAnsi="Courier New" w:cs="Courier New"/>
+                <w:b/>
+                <w:bCs/>
+                <w:color w:val="000080"/>
+                <w:kern w:val="0"/>
+                <w:sz w:val="20"/>
+                <w:szCs w:val="20"/>
+              </w:rPr>
+              <w:t>)</w:t>
+            </w:r>
+            <w:r>
+              <w:rPr>
+                <w:rFonts w:ascii="Courier New" w:eastAsia="宋体" w:hAnsi="Courier New" w:cs="Courier New"/>
+                <w:color w:val="000000"/>
+                <w:kern w:val="0"/>
+                <w:sz w:val="20"/>
+                <w:szCs w:val="20"/>
+              </w:rPr>
+              <w:t xml:space="preserve">   </w:t>
+            </w:r>
+            <w:r>
+              <w:rPr>
+                <w:rFonts w:ascii="Courier New" w:eastAsia="宋体" w:hAnsi="Courier New" w:cs="Courier New"/>
+                <w:color w:val="008000"/>
+                <w:kern w:val="0"/>
+                <w:sz w:val="20"/>
+                <w:szCs w:val="20"/>
+              </w:rPr>
+              <w:t>#</w:t>
+            </w:r>
+            <w:proofErr w:type="gramEnd"/>
+            <w:r>
+              <w:rPr>
+                <w:rFonts w:ascii="Courier New" w:eastAsia="宋体" w:hAnsi="Courier New" w:cs="Courier New"/>
+                <w:color w:val="008000"/>
+                <w:kern w:val="0"/>
+                <w:sz w:val="20"/>
+                <w:szCs w:val="20"/>
+              </w:rPr>
+              <w:t xml:space="preserve">set </w:t>
+            </w:r>
+            <w:proofErr w:type="gramStart"/>
+            <w:r>
+              <w:rPr>
+                <w:rFonts w:ascii="Courier New" w:eastAsia="宋体" w:hAnsi="Courier New" w:cs="Courier New"/>
+                <w:color w:val="008000"/>
+                <w:kern w:val="0"/>
+                <w:sz w:val="20"/>
+                <w:szCs w:val="20"/>
+              </w:rPr>
+              <w:t>LOAD[</w:t>
+            </w:r>
+            <w:proofErr w:type="gramEnd"/>
+            <w:r>
+              <w:rPr>
+                <w:rFonts w:ascii="Courier New" w:eastAsia="宋体" w:hAnsi="Courier New" w:cs="Courier New"/>
+                <w:color w:val="008000"/>
+                <w:kern w:val="0"/>
+                <w:sz w:val="20"/>
+                <w:szCs w:val="20"/>
+              </w:rPr>
+              <w:t>15:0] = 0x000c</w:t>
+            </w:r>
+          </w:p>
+          <w:p>
+            <w:pPr>
+              <w:widowControl/>
+              <w:shd w:val="clear" w:color="auto" w:fill="FFFFFF"/>
+              <w:jc w:val="left"/>
+              <w:rPr>
+                <w:rFonts w:ascii="Courier New" w:eastAsia="宋体" w:hAnsi="Courier New" w:cs="Courier New"/>
+                <w:color w:val="000000"/>
+                <w:kern w:val="0"/>
+                <w:sz w:val="20"/>
+                <w:szCs w:val="20"/>
+              </w:rPr>
+            </w:pPr>
+            <w:proofErr w:type="spellStart"/>
+            <w:r>
+              <w:rPr>
+                <w:rFonts w:ascii="Courier New" w:eastAsia="宋体" w:hAnsi="Courier New" w:cs="Courier New"/>
+                <w:color w:val="000000"/>
+                <w:kern w:val="0"/>
+                <w:sz w:val="20"/>
+                <w:szCs w:val="20"/>
+              </w:rPr>
+              <w:t>spi</w:t>
+            </w:r>
+            <w:r>
+              <w:rPr>
+                <w:rFonts w:ascii="Courier New" w:eastAsia="宋体" w:hAnsi="Courier New" w:cs="Courier New"/>
+                <w:b/>
+                <w:bCs/>
+                <w:color w:val="000080"/>
+                <w:kern w:val="0"/>
+                <w:sz w:val="20"/>
+                <w:szCs w:val="20"/>
+              </w:rPr>
+              <w:t>.</w:t>
+            </w:r>
+            <w:r>
+              <w:rPr>
+                <w:rFonts w:ascii="Courier New" w:eastAsia="宋体" w:hAnsi="Courier New" w:cs="Courier New"/>
+                <w:color w:val="000000"/>
+                <w:kern w:val="0"/>
+                <w:sz w:val="20"/>
+                <w:szCs w:val="20"/>
+              </w:rPr>
+              <w:t>set_load_</w:t>
+            </w:r>
+            <w:proofErr w:type="gramStart"/>
+            <w:r>
+              <w:rPr>
+                <w:rFonts w:ascii="Courier New" w:eastAsia="宋体" w:hAnsi="Courier New" w:cs="Courier New"/>
+                <w:color w:val="000000"/>
+                <w:kern w:val="0"/>
+                <w:sz w:val="20"/>
+                <w:szCs w:val="20"/>
+              </w:rPr>
+              <w:t>chn</w:t>
+            </w:r>
+            <w:proofErr w:type="spellEnd"/>
+            <w:r>
+              <w:rPr>
+                <w:rFonts w:ascii="Courier New" w:eastAsia="宋体" w:hAnsi="Courier New" w:cs="Courier New"/>
+                <w:b/>
+                <w:bCs/>
+                <w:color w:val="000080"/>
+                <w:kern w:val="0"/>
+                <w:sz w:val="20"/>
+                <w:szCs w:val="20"/>
+              </w:rPr>
+              <w:t>(</w:t>
+            </w:r>
+            <w:proofErr w:type="gramEnd"/>
+            <w:r>
+              <w:rPr>
+                <w:rFonts w:ascii="Courier New" w:eastAsia="宋体" w:hAnsi="Courier New" w:cs="Courier New"/>
+                <w:color w:val="FF0000"/>
+                <w:kern w:val="0"/>
+                <w:sz w:val="20"/>
+                <w:szCs w:val="20"/>
+              </w:rPr>
+              <w:t>0x3</w:t>
+            </w:r>
+            <w:r>
+              <w:rPr>
+                <w:rFonts w:ascii="Courier New" w:eastAsia="宋体" w:hAnsi="Courier New" w:cs="Courier New"/>
+                <w:b/>
+                <w:bCs/>
+                <w:color w:val="000080"/>
+                <w:kern w:val="0"/>
+                <w:sz w:val="20"/>
+                <w:szCs w:val="20"/>
+              </w:rPr>
+              <w:t>,</w:t>
+            </w:r>
+            <w:r>
+              <w:rPr>
+                <w:rFonts w:ascii="Courier New" w:eastAsia="宋体" w:hAnsi="Courier New" w:cs="Courier New"/>
+                <w:color w:val="000000"/>
+                <w:kern w:val="0"/>
+                <w:sz w:val="20"/>
+                <w:szCs w:val="20"/>
+              </w:rPr>
+              <w:t xml:space="preserve"> </w:t>
+            </w:r>
+            <w:proofErr w:type="gramStart"/>
+            <w:r>
+              <w:rPr>
+                <w:rFonts w:ascii="Courier New" w:eastAsia="宋体" w:hAnsi="Courier New" w:cs="Courier New"/>
+                <w:color w:val="FF0000"/>
+                <w:kern w:val="0"/>
+                <w:sz w:val="20"/>
+                <w:szCs w:val="20"/>
+              </w:rPr>
+              <w:t>0x2</w:t>
+            </w:r>
+            <w:r>
+              <w:rPr>
+                <w:rFonts w:ascii="Courier New" w:eastAsia="宋体" w:hAnsi="Courier New" w:cs="Courier New"/>
+                <w:b/>
+                <w:bCs/>
+                <w:color w:val="000080"/>
+                <w:kern w:val="0"/>
+                <w:sz w:val="20"/>
+                <w:szCs w:val="20"/>
+              </w:rPr>
+              <w:t>)</w:t>
+            </w:r>
+            <w:r>
+              <w:rPr>
+                <w:rFonts w:ascii="Courier New" w:eastAsia="宋体" w:hAnsi="Courier New" w:cs="Courier New"/>
+                <w:color w:val="000000"/>
+                <w:kern w:val="0"/>
+                <w:sz w:val="20"/>
+                <w:szCs w:val="20"/>
+              </w:rPr>
+              <w:t xml:space="preserve">   </w:t>
+            </w:r>
+            <w:r>
+              <w:rPr>
+                <w:rFonts w:ascii="Courier New" w:eastAsia="宋体" w:hAnsi="Courier New" w:cs="Courier New"/>
+                <w:color w:val="008000"/>
+                <w:kern w:val="0"/>
+                <w:sz w:val="20"/>
+                <w:szCs w:val="20"/>
+              </w:rPr>
+              <w:t>#</w:t>
+            </w:r>
+            <w:proofErr w:type="gramEnd"/>
+            <w:r>
+              <w:rPr>
+                <w:rFonts w:ascii="Courier New" w:eastAsia="宋体" w:hAnsi="Courier New" w:cs="Courier New"/>
+                <w:color w:val="008000"/>
+                <w:kern w:val="0"/>
+                <w:sz w:val="20"/>
+                <w:szCs w:val="20"/>
+              </w:rPr>
+              <w:t xml:space="preserve">set </w:t>
+            </w:r>
+            <w:proofErr w:type="gramStart"/>
+            <w:r>
+              <w:rPr>
+                <w:rFonts w:ascii="Courier New" w:eastAsia="宋体" w:hAnsi="Courier New" w:cs="Courier New"/>
+                <w:color w:val="008000"/>
+                <w:kern w:val="0"/>
+                <w:sz w:val="20"/>
+                <w:szCs w:val="20"/>
+              </w:rPr>
+              <w:t>LOAD[3]=</w:t>
+            </w:r>
+            <w:proofErr w:type="gramEnd"/>
+            <w:r>
+              <w:rPr>
+                <w:rFonts w:ascii="Courier New" w:eastAsia="宋体" w:hAnsi="Courier New" w:cs="Courier New"/>
+                <w:color w:val="008000"/>
+                <w:kern w:val="0"/>
+                <w:sz w:val="20"/>
+                <w:szCs w:val="20"/>
+              </w:rPr>
+              <w:t xml:space="preserve">0x1, others </w:t>
+            </w:r>
+            <w:proofErr w:type="gramStart"/>
+            <w:r>
+              <w:rPr>
+                <w:rFonts w:ascii="Courier New" w:eastAsia="宋体" w:hAnsi="Courier New" w:cs="Courier New"/>
+                <w:color w:val="008000"/>
+                <w:kern w:val="0"/>
+                <w:sz w:val="20"/>
+                <w:szCs w:val="20"/>
+              </w:rPr>
+              <w:t>keeps</w:t>
+            </w:r>
+            <w:proofErr w:type="gramEnd"/>
+            <w:r>
+              <w:rPr>
+                <w:rFonts w:ascii="Courier New" w:eastAsia="宋体" w:hAnsi="Courier New" w:cs="Courier New"/>
+                <w:color w:val="008000"/>
+                <w:kern w:val="0"/>
+                <w:sz w:val="20"/>
+                <w:szCs w:val="20"/>
+              </w:rPr>
+              <w:t xml:space="preserve"> the same</w:t>
+            </w:r>
+          </w:p>
+          <w:p>
+            <w:pPr>
+              <w:widowControl/>
+              <w:shd w:val="clear" w:color="auto" w:fill="FFFFFF"/>
+              <w:jc w:val="left"/>
+              <w:rPr>
+                <w:rFonts w:ascii="Courier New" w:eastAsia="宋体" w:hAnsi="Courier New" w:cs="Courier New"/>
+                <w:color w:val="000000"/>
+                <w:kern w:val="0"/>
+                <w:sz w:val="20"/>
+                <w:szCs w:val="20"/>
+              </w:rPr>
+            </w:pPr>
+          </w:p>
+          <w:p>
+            <w:pPr>
+              <w:widowControl/>
+              <w:shd w:val="clear" w:color="auto" w:fill="FFFFFF"/>
+              <w:jc w:val="left"/>
+              <w:rPr>
+                <w:rFonts w:ascii="Courier New" w:eastAsia="宋体" w:hAnsi="Courier New" w:cs="Courier New"/>
+                <w:color w:val="000000"/>
+                <w:kern w:val="0"/>
+                <w:sz w:val="20"/>
+                <w:szCs w:val="20"/>
+              </w:rPr>
+            </w:pPr>
+            <w:r>
+              <w:rPr>
+                <w:rFonts w:ascii="Courier New" w:eastAsia="宋体" w:hAnsi="Courier New" w:cs="Courier New"/>
+                <w:color w:val="008000"/>
+                <w:kern w:val="0"/>
+                <w:sz w:val="20"/>
+                <w:szCs w:val="20"/>
+              </w:rPr>
+              <w:t xml:space="preserve"># </w:t>
+            </w:r>
+            <w:proofErr w:type="gramStart"/>
+            <w:r>
+              <w:rPr>
+                <w:rFonts w:ascii="Courier New" w:eastAsia="宋体" w:hAnsi="Courier New" w:cs="Courier New"/>
+                <w:color w:val="008000"/>
+                <w:kern w:val="0"/>
+                <w:sz w:val="20"/>
+                <w:szCs w:val="20"/>
+              </w:rPr>
+              <w:t>write</w:t>
+            </w:r>
+            <w:proofErr w:type="gramEnd"/>
+            <w:r>
+              <w:rPr>
+                <w:rFonts w:ascii="Courier New" w:eastAsia="宋体" w:hAnsi="Courier New" w:cs="Courier New"/>
+                <w:color w:val="008000"/>
+                <w:kern w:val="0"/>
+                <w:sz w:val="20"/>
+                <w:szCs w:val="20"/>
+              </w:rPr>
+              <w:t xml:space="preserve"> boot init file, </w:t>
+            </w:r>
+            <w:proofErr w:type="spellStart"/>
+            <w:r>
+              <w:rPr>
+                <w:rFonts w:ascii="Courier New" w:eastAsia="宋体" w:hAnsi="Courier New" w:cs="Courier New"/>
+                <w:color w:val="008000"/>
+                <w:kern w:val="0"/>
+                <w:sz w:val="20"/>
+                <w:szCs w:val="20"/>
+              </w:rPr>
+              <w:t>file_length</w:t>
+            </w:r>
+            <w:proofErr w:type="spellEnd"/>
+            <w:r>
+              <w:rPr>
+                <w:rFonts w:ascii="Courier New" w:eastAsia="宋体" w:hAnsi="Courier New" w:cs="Courier New"/>
+                <w:color w:val="008000"/>
+                <w:kern w:val="0"/>
+                <w:sz w:val="20"/>
+                <w:szCs w:val="20"/>
+              </w:rPr>
+              <w:t xml:space="preserve"> &lt;= 1024</w:t>
+            </w:r>
+          </w:p>
+          <w:p>
+            <w:pPr>
+              <w:widowControl/>
+              <w:shd w:val="clear" w:color="auto" w:fill="FFFFFF"/>
+              <w:jc w:val="left"/>
+              <w:rPr>
+                <w:rFonts w:ascii="Courier New" w:eastAsia="宋体" w:hAnsi="Courier New" w:cs="Courier New"/>
+                <w:color w:val="000000"/>
+                <w:kern w:val="0"/>
+                <w:sz w:val="20"/>
+                <w:szCs w:val="20"/>
               </w:rPr>
             </w:pPr>
             <w:proofErr w:type="spellStart"/>
@@ -21778,8 +21289,8 @@
                 <w:rFonts w:ascii="Courier New" w:eastAsia="宋体" w:hAnsi="Courier New" w:cs="Courier New"/>
                 <w:color w:val="000000"/>
                 <w:kern w:val="0"/>
-                <w:sz w:val="18"/>
-                <w:szCs w:val="18"/>
+                <w:sz w:val="20"/>
+                <w:szCs w:val="20"/>
               </w:rPr>
               <w:t>spi</w:t>
             </w:r>
@@ -21790,8 +21301,8 @@
                 <w:bCs/>
                 <w:color w:val="000080"/>
                 <w:kern w:val="0"/>
-                <w:sz w:val="18"/>
-                <w:szCs w:val="18"/>
+                <w:sz w:val="20"/>
+                <w:szCs w:val="20"/>
               </w:rPr>
               <w:t>.</w:t>
             </w:r>
@@ -21800,10 +21311,10 @@
                 <w:rFonts w:ascii="Courier New" w:eastAsia="宋体" w:hAnsi="Courier New" w:cs="Courier New"/>
                 <w:color w:val="000000"/>
                 <w:kern w:val="0"/>
-                <w:sz w:val="18"/>
-                <w:szCs w:val="18"/>
-              </w:rPr>
-              <w:t>read</w:t>
+                <w:sz w:val="20"/>
+                <w:szCs w:val="20"/>
+              </w:rPr>
+              <w:t>write</w:t>
             </w:r>
             <w:proofErr w:type="gramEnd"/>
             <w:r>
@@ -21811,8 +21322,8 @@
                 <w:rFonts w:ascii="Courier New" w:eastAsia="宋体" w:hAnsi="Courier New" w:cs="Courier New"/>
                 <w:color w:val="000000"/>
                 <w:kern w:val="0"/>
-                <w:sz w:val="18"/>
-                <w:szCs w:val="18"/>
+                <w:sz w:val="20"/>
+                <w:szCs w:val="20"/>
               </w:rPr>
               <w:t>_file</w:t>
             </w:r>
@@ -21824,8 +21335,8 @@
                 <w:bCs/>
                 <w:color w:val="000080"/>
                 <w:kern w:val="0"/>
-                <w:sz w:val="18"/>
-                <w:szCs w:val="18"/>
+                <w:sz w:val="20"/>
+                <w:szCs w:val="20"/>
               </w:rPr>
               <w:t>(</w:t>
             </w:r>
@@ -21834,10 +21345,10 @@
                 <w:rFonts w:ascii="Courier New" w:eastAsia="宋体" w:hAnsi="Courier New" w:cs="Courier New"/>
                 <w:color w:val="808080"/>
                 <w:kern w:val="0"/>
-                <w:sz w:val="18"/>
-                <w:szCs w:val="18"/>
-              </w:rPr>
-              <w:t>"boot_init_file_read.txt"</w:t>
+                <w:sz w:val="20"/>
+                <w:szCs w:val="20"/>
+              </w:rPr>
+              <w:t>"boot_init_file.txt"</w:t>
             </w:r>
             <w:r>
               <w:rPr>
@@ -21846,16 +21357,268 @@
                 <w:bCs/>
                 <w:color w:val="000080"/>
                 <w:kern w:val="0"/>
-                <w:sz w:val="18"/>
-                <w:szCs w:val="18"/>
+                <w:sz w:val="20"/>
+                <w:szCs w:val="20"/>
               </w:rPr>
               <w:t>)</w:t>
             </w:r>
           </w:p>
           <w:p>
             <w:pPr>
-              <w:rPr>
-                <w:rFonts w:hint="eastAsia"/>
+              <w:widowControl/>
+              <w:shd w:val="clear" w:color="auto" w:fill="FFFFFF"/>
+              <w:jc w:val="left"/>
+              <w:rPr>
+                <w:rFonts w:ascii="Courier New" w:eastAsia="宋体" w:hAnsi="Courier New" w:cs="Courier New"/>
+                <w:color w:val="000000"/>
+                <w:kern w:val="0"/>
+                <w:sz w:val="20"/>
+                <w:szCs w:val="20"/>
+              </w:rPr>
+            </w:pPr>
+          </w:p>
+          <w:p>
+            <w:pPr>
+              <w:widowControl/>
+              <w:shd w:val="clear" w:color="auto" w:fill="FFFFFF"/>
+              <w:jc w:val="left"/>
+              <w:rPr>
+                <w:rFonts w:ascii="Courier New" w:eastAsia="宋体" w:hAnsi="Courier New" w:cs="Courier New"/>
+                <w:color w:val="000000"/>
+                <w:kern w:val="0"/>
+                <w:sz w:val="20"/>
+                <w:szCs w:val="20"/>
+              </w:rPr>
+            </w:pPr>
+            <w:r>
+              <w:rPr>
+                <w:rFonts w:ascii="Courier New" w:eastAsia="宋体" w:hAnsi="Courier New" w:cs="Courier New"/>
+                <w:color w:val="008000"/>
+                <w:kern w:val="0"/>
+                <w:sz w:val="20"/>
+                <w:szCs w:val="20"/>
+              </w:rPr>
+              <w:t xml:space="preserve"># </w:t>
+            </w:r>
+            <w:proofErr w:type="gramStart"/>
+            <w:r>
+              <w:rPr>
+                <w:rFonts w:ascii="Courier New" w:eastAsia="宋体" w:hAnsi="Courier New" w:cs="Courier New"/>
+                <w:color w:val="008000"/>
+                <w:kern w:val="0"/>
+                <w:sz w:val="20"/>
+                <w:szCs w:val="20"/>
+              </w:rPr>
+              <w:t>read</w:t>
+            </w:r>
+            <w:proofErr w:type="gramEnd"/>
+            <w:r>
+              <w:rPr>
+                <w:rFonts w:ascii="Courier New" w:eastAsia="宋体" w:hAnsi="Courier New" w:cs="Courier New"/>
+                <w:color w:val="008000"/>
+                <w:kern w:val="0"/>
+                <w:sz w:val="20"/>
+                <w:szCs w:val="20"/>
+              </w:rPr>
+              <w:t xml:space="preserve"> boot init file</w:t>
+            </w:r>
+          </w:p>
+          <w:p>
+            <w:pPr>
+              <w:widowControl/>
+              <w:shd w:val="clear" w:color="auto" w:fill="FFFFFF"/>
+              <w:jc w:val="left"/>
+              <w:rPr>
+                <w:rFonts w:ascii="Courier New" w:eastAsia="宋体" w:hAnsi="Courier New" w:cs="Courier New"/>
+                <w:color w:val="000000"/>
+                <w:kern w:val="0"/>
+                <w:sz w:val="20"/>
+                <w:szCs w:val="20"/>
+              </w:rPr>
+            </w:pPr>
+            <w:proofErr w:type="spellStart"/>
+            <w:proofErr w:type="gramStart"/>
+            <w:r>
+              <w:rPr>
+                <w:rFonts w:ascii="Courier New" w:eastAsia="宋体" w:hAnsi="Courier New" w:cs="Courier New"/>
+                <w:color w:val="000000"/>
+                <w:kern w:val="0"/>
+                <w:sz w:val="20"/>
+                <w:szCs w:val="20"/>
+              </w:rPr>
+              <w:t>spi</w:t>
+            </w:r>
+            <w:r>
+              <w:rPr>
+                <w:rFonts w:ascii="Courier New" w:eastAsia="宋体" w:hAnsi="Courier New" w:cs="Courier New"/>
+                <w:b/>
+                <w:bCs/>
+                <w:color w:val="000080"/>
+                <w:kern w:val="0"/>
+                <w:sz w:val="20"/>
+                <w:szCs w:val="20"/>
+              </w:rPr>
+              <w:t>.</w:t>
+            </w:r>
+            <w:r>
+              <w:rPr>
+                <w:rFonts w:ascii="Courier New" w:eastAsia="宋体" w:hAnsi="Courier New" w:cs="Courier New"/>
+                <w:color w:val="000000"/>
+                <w:kern w:val="0"/>
+                <w:sz w:val="20"/>
+                <w:szCs w:val="20"/>
+              </w:rPr>
+              <w:t>read</w:t>
+            </w:r>
+            <w:proofErr w:type="gramEnd"/>
+            <w:r>
+              <w:rPr>
+                <w:rFonts w:ascii="Courier New" w:eastAsia="宋体" w:hAnsi="Courier New" w:cs="Courier New"/>
+                <w:color w:val="000000"/>
+                <w:kern w:val="0"/>
+                <w:sz w:val="20"/>
+                <w:szCs w:val="20"/>
+              </w:rPr>
+              <w:t>_file</w:t>
+            </w:r>
+            <w:proofErr w:type="spellEnd"/>
+            <w:r>
+              <w:rPr>
+                <w:rFonts w:ascii="Courier New" w:eastAsia="宋体" w:hAnsi="Courier New" w:cs="Courier New"/>
+                <w:b/>
+                <w:bCs/>
+                <w:color w:val="000080"/>
+                <w:kern w:val="0"/>
+                <w:sz w:val="20"/>
+                <w:szCs w:val="20"/>
+              </w:rPr>
+              <w:t>(</w:t>
+            </w:r>
+            <w:r>
+              <w:rPr>
+                <w:rFonts w:ascii="Courier New" w:eastAsia="宋体" w:hAnsi="Courier New" w:cs="Courier New"/>
+                <w:color w:val="808080"/>
+                <w:kern w:val="0"/>
+                <w:sz w:val="20"/>
+                <w:szCs w:val="20"/>
+              </w:rPr>
+              <w:t>"boot_init_file_read.txt"</w:t>
+            </w:r>
+            <w:r>
+              <w:rPr>
+                <w:rFonts w:ascii="Courier New" w:eastAsia="宋体" w:hAnsi="Courier New" w:cs="Courier New"/>
+                <w:b/>
+                <w:bCs/>
+                <w:color w:val="000080"/>
+                <w:kern w:val="0"/>
+                <w:sz w:val="20"/>
+                <w:szCs w:val="20"/>
+              </w:rPr>
+              <w:t>)</w:t>
+            </w:r>
+          </w:p>
+          <w:p>
+            <w:pPr>
+              <w:widowControl/>
+              <w:shd w:val="clear" w:color="auto" w:fill="FFFFFF"/>
+              <w:jc w:val="left"/>
+              <w:rPr>
+                <w:rFonts w:ascii="Courier New" w:eastAsia="宋体" w:hAnsi="Courier New" w:cs="Courier New"/>
+                <w:color w:val="000000"/>
+                <w:kern w:val="0"/>
+                <w:sz w:val="20"/>
+                <w:szCs w:val="20"/>
+              </w:rPr>
+            </w:pPr>
+            <w:r>
+              <w:rPr>
+                <w:rFonts w:ascii="Courier New" w:eastAsia="宋体" w:hAnsi="Courier New" w:cs="Courier New"/>
+                <w:color w:val="008000"/>
+                <w:kern w:val="0"/>
+                <w:sz w:val="20"/>
+                <w:szCs w:val="20"/>
+              </w:rPr>
+              <w:t>######### end your testcase code #################</w:t>
+            </w:r>
+          </w:p>
+          <w:p>
+            <w:pPr>
+              <w:widowControl/>
+              <w:shd w:val="clear" w:color="auto" w:fill="FFFFFF"/>
+              <w:jc w:val="left"/>
+              <w:rPr>
+                <w:rFonts w:ascii="Courier New" w:eastAsia="宋体" w:hAnsi="Courier New" w:cs="Courier New"/>
+                <w:color w:val="000000"/>
+                <w:kern w:val="0"/>
+                <w:sz w:val="20"/>
+                <w:szCs w:val="20"/>
+              </w:rPr>
+            </w:pPr>
+          </w:p>
+          <w:p>
+            <w:pPr>
+              <w:widowControl/>
+              <w:shd w:val="clear" w:color="auto" w:fill="FFFFFF"/>
+              <w:jc w:val="left"/>
+              <w:rPr>
+                <w:rFonts w:ascii="宋体" w:eastAsia="宋体" w:hAnsi="宋体" w:cs="宋体"/>
+                <w:kern w:val="0"/>
+                <w:sz w:val="24"/>
+                <w:szCs w:val="24"/>
+              </w:rPr>
+            </w:pPr>
+            <w:proofErr w:type="spellStart"/>
+            <w:proofErr w:type="gramStart"/>
+            <w:r>
+              <w:rPr>
+                <w:rFonts w:ascii="Courier New" w:eastAsia="宋体" w:hAnsi="Courier New" w:cs="Courier New"/>
+                <w:color w:val="000000"/>
+                <w:kern w:val="0"/>
+                <w:sz w:val="20"/>
+                <w:szCs w:val="20"/>
+              </w:rPr>
+              <w:t>spi</w:t>
+            </w:r>
+            <w:r>
+              <w:rPr>
+                <w:rFonts w:ascii="Courier New" w:eastAsia="宋体" w:hAnsi="Courier New" w:cs="Courier New"/>
+                <w:b/>
+                <w:bCs/>
+                <w:color w:val="000080"/>
+                <w:kern w:val="0"/>
+                <w:sz w:val="20"/>
+                <w:szCs w:val="20"/>
+              </w:rPr>
+              <w:t>.</w:t>
+            </w:r>
+            <w:r>
+              <w:rPr>
+                <w:rFonts w:ascii="Courier New" w:eastAsia="宋体" w:hAnsi="Courier New" w:cs="Courier New"/>
+                <w:color w:val="000000"/>
+                <w:kern w:val="0"/>
+                <w:sz w:val="20"/>
+                <w:szCs w:val="20"/>
+              </w:rPr>
+              <w:t>close</w:t>
+            </w:r>
+            <w:proofErr w:type="spellEnd"/>
+            <w:proofErr w:type="gramEnd"/>
+            <w:r>
+              <w:rPr>
+                <w:rFonts w:ascii="Courier New" w:eastAsia="宋体" w:hAnsi="Courier New" w:cs="Courier New"/>
+                <w:b/>
+                <w:bCs/>
+                <w:color w:val="000080"/>
+                <w:kern w:val="0"/>
+                <w:sz w:val="20"/>
+                <w:szCs w:val="20"/>
+              </w:rPr>
+              <w:t>()</w:t>
+            </w:r>
+          </w:p>
+          <w:p>
+            <w:pPr>
+              <w:rPr>
                 <w:sz w:val="18"/>
                 <w:szCs w:val="18"/>
               </w:rPr>
@@ -21966,7 +21729,6 @@
                 <w:sz w:val="20"/>
                 <w:szCs w:val="20"/>
               </w:rPr>
-              <w:lastRenderedPageBreak/>
               <w:t>0x01</w:t>
             </w:r>
             <w:r>
@@ -22500,7 +22262,7 @@
               <w:shd w:val="clear" w:color="auto" w:fill="FFFFFF"/>
               <w:jc w:val="left"/>
               <w:rPr>
-                <w:rFonts w:ascii="宋体" w:eastAsia="宋体" w:hAnsi="宋体" w:cs="宋体" w:hint="eastAsia"/>
+                <w:rFonts w:ascii="宋体" w:eastAsia="宋体" w:hAnsi="宋体" w:cs="宋体"/>
                 <w:kern w:val="0"/>
                 <w:sz w:val="24"/>
                 <w:szCs w:val="24"/>
@@ -22567,7 +22329,6 @@
         <w:rPr>
           <w:rFonts w:hint="eastAsia"/>
         </w:rPr>
-        <w:lastRenderedPageBreak/>
         <w:t>上面第一行设置了SPI_SCK的频率为</w:t>
       </w:r>
       <w:r>
@@ -22578,14 +22339,12 @@
       </w:r>
     </w:p>
     <w:p>
-      <w:proofErr w:type="gramStart"/>
       <w:r>
         <w:rPr>
           <w:rFonts w:hint="eastAsia"/>
         </w:rPr>
         <w:t>第2~</w:t>
       </w:r>
-      <w:proofErr w:type="gramEnd"/>
       <w:r>
         <w:rPr>
           <w:rFonts w:hint="eastAsia"/>
@@ -22606,12 +22365,6 @@
       </w:r>
     </w:p>
     <w:p>
-      <w:pPr>
-        <w:rPr>
-          <w:rFonts w:hint="eastAsia"/>
-        </w:rPr>
-      </w:pPr>
-      <w:proofErr w:type="gramStart"/>
       <w:r>
         <w:rPr>
           <w:rFonts w:hint="eastAsia"/>
@@ -22622,14 +22375,7 @@
         <w:rPr>
           <w:rFonts w:hint="eastAsia"/>
         </w:rPr>
-        <w:t>~</w:t>
-      </w:r>
-      <w:proofErr w:type="gramEnd"/>
-      <w:r>
-        <w:rPr>
-          <w:rFonts w:hint="eastAsia"/>
-        </w:rPr>
-        <w:t>8</w:t>
+        <w:t>~8</w:t>
       </w:r>
       <w:r>
         <w:rPr>
@@ -22644,16 +22390,2016 @@
         <w:t>0，然后设为1，再清0</w:t>
       </w:r>
     </w:p>
-    <w:p/>
     <w:p/>
     <w:p>
       <w:pPr>
+        <w:pStyle w:val="2"/>
+        <w:rPr>
+          <w:rFonts w:hint="eastAsia"/>
+        </w:rPr>
+      </w:pPr>
+      <w:r>
+        <w:rPr>
+          <w:rFonts w:hint="eastAsia"/>
+        </w:rPr>
+        <w:t>5.5 可执行文件</w:t>
+      </w:r>
+    </w:p>
+    <w:p>
+      <w:r>
+        <w:rPr>
+          <w:rFonts w:hint="eastAsia"/>
+        </w:rPr>
+        <w:t>本项目还提供了spi_tool.exe可执行文件，用户可以在终端执行想要的操作，具体操作可以使用help来查看：</w:t>
+      </w:r>
+    </w:p>
+    <w:tbl>
+      <w:tblPr>
+        <w:tblStyle w:val="ae"/>
+        <w:tblW w:w="0" w:type="auto"/>
+        <w:tblLook w:val="04A0" w:firstRow="1" w:lastRow="0" w:firstColumn="1" w:lastColumn="0" w:noHBand="0" w:noVBand="1"/>
+      </w:tblPr>
+      <w:tblGrid>
+        <w:gridCol w:w="8296"/>
+      </w:tblGrid>
+      <w:tr>
+        <w:tc>
+          <w:tcPr>
+            <w:tcW w:w="8296" w:type="dxa"/>
+          </w:tcPr>
+          <w:p>
+            <w:pPr>
+              <w:rPr>
+                <w:sz w:val="18"/>
+                <w:szCs w:val="18"/>
+              </w:rPr>
+            </w:pPr>
+            <w:r>
+              <w:rPr>
+                <w:sz w:val="18"/>
+                <w:szCs w:val="18"/>
+              </w:rPr>
+              <w:t>[/e/</w:t>
+            </w:r>
+            <w:proofErr w:type="spellStart"/>
+            <w:r>
+              <w:rPr>
+                <w:sz w:val="18"/>
+                <w:szCs w:val="18"/>
+              </w:rPr>
+              <w:t>git_resp</w:t>
+            </w:r>
+            <w:proofErr w:type="spellEnd"/>
+            <w:r>
+              <w:rPr>
+                <w:sz w:val="18"/>
+                <w:szCs w:val="18"/>
+              </w:rPr>
+              <w:t>/</w:t>
+            </w:r>
+            <w:proofErr w:type="spellStart"/>
+            <w:r>
+              <w:rPr>
+                <w:sz w:val="18"/>
+                <w:szCs w:val="18"/>
+              </w:rPr>
+              <w:t>fpga</w:t>
+            </w:r>
+            <w:proofErr w:type="spellEnd"/>
+            <w:r>
+              <w:rPr>
+                <w:sz w:val="18"/>
+                <w:szCs w:val="18"/>
+              </w:rPr>
+              <w:t>/</w:t>
+            </w:r>
+            <w:proofErr w:type="spellStart"/>
+            <w:r>
+              <w:rPr>
+                <w:sz w:val="18"/>
+                <w:szCs w:val="18"/>
+              </w:rPr>
+              <w:t>spim</w:t>
+            </w:r>
+            <w:proofErr w:type="spellEnd"/>
+            <w:r>
+              <w:rPr>
+                <w:sz w:val="18"/>
+                <w:szCs w:val="18"/>
+              </w:rPr>
+              <w:t>] &gt; ./spi_tool.exe -help</w:t>
+            </w:r>
+          </w:p>
+          <w:p>
+            <w:pPr>
+              <w:rPr>
+                <w:sz w:val="18"/>
+                <w:szCs w:val="18"/>
+              </w:rPr>
+            </w:pPr>
+            <w:r>
+              <w:rPr>
+                <w:sz w:val="18"/>
+                <w:szCs w:val="18"/>
+              </w:rPr>
+              <w:t>usage: spi_tool.exe [-h] -p PORT {</w:t>
+            </w:r>
+            <w:proofErr w:type="spellStart"/>
+            <w:proofErr w:type="gramStart"/>
+            <w:r>
+              <w:rPr>
+                <w:sz w:val="18"/>
+                <w:szCs w:val="18"/>
+              </w:rPr>
+              <w:t>file,reg</w:t>
+            </w:r>
+            <w:proofErr w:type="gramEnd"/>
+            <w:r>
+              <w:rPr>
+                <w:sz w:val="18"/>
+                <w:szCs w:val="18"/>
+              </w:rPr>
+              <w:t>,</w:t>
+            </w:r>
+            <w:proofErr w:type="gramStart"/>
+            <w:r>
+              <w:rPr>
+                <w:sz w:val="18"/>
+                <w:szCs w:val="18"/>
+              </w:rPr>
+              <w:t>load,raw</w:t>
+            </w:r>
+            <w:proofErr w:type="spellEnd"/>
+            <w:proofErr w:type="gramEnd"/>
+            <w:r>
+              <w:rPr>
+                <w:sz w:val="18"/>
+                <w:szCs w:val="18"/>
+              </w:rPr>
+              <w:t>} ...</w:t>
+            </w:r>
+          </w:p>
+          <w:p>
+            <w:pPr>
+              <w:rPr>
+                <w:sz w:val="18"/>
+                <w:szCs w:val="18"/>
+              </w:rPr>
+            </w:pPr>
+          </w:p>
+          <w:p>
+            <w:pPr>
+              <w:rPr>
+                <w:sz w:val="18"/>
+                <w:szCs w:val="18"/>
+              </w:rPr>
+            </w:pPr>
+            <w:r>
+              <w:rPr>
+                <w:sz w:val="18"/>
+                <w:szCs w:val="18"/>
+              </w:rPr>
+              <w:t>SPI Tool for FPGA</w:t>
+            </w:r>
+          </w:p>
+          <w:p>
+            <w:pPr>
+              <w:rPr>
+                <w:sz w:val="18"/>
+                <w:szCs w:val="18"/>
+              </w:rPr>
+            </w:pPr>
+          </w:p>
+          <w:p>
+            <w:pPr>
+              <w:rPr>
+                <w:sz w:val="18"/>
+                <w:szCs w:val="18"/>
+              </w:rPr>
+            </w:pPr>
+            <w:r>
+              <w:rPr>
+                <w:sz w:val="18"/>
+                <w:szCs w:val="18"/>
+              </w:rPr>
+              <w:t>positional arguments:</w:t>
+            </w:r>
+          </w:p>
+          <w:p>
+            <w:pPr>
+              <w:rPr>
+                <w:sz w:val="18"/>
+                <w:szCs w:val="18"/>
+              </w:rPr>
+            </w:pPr>
+            <w:r>
+              <w:rPr>
+                <w:sz w:val="18"/>
+                <w:szCs w:val="18"/>
+              </w:rPr>
+              <w:t xml:space="preserve">  {</w:t>
+            </w:r>
+            <w:proofErr w:type="spellStart"/>
+            <w:proofErr w:type="gramStart"/>
+            <w:r>
+              <w:rPr>
+                <w:sz w:val="18"/>
+                <w:szCs w:val="18"/>
+              </w:rPr>
+              <w:t>file,reg</w:t>
+            </w:r>
+            <w:proofErr w:type="gramEnd"/>
+            <w:r>
+              <w:rPr>
+                <w:sz w:val="18"/>
+                <w:szCs w:val="18"/>
+              </w:rPr>
+              <w:t>,</w:t>
+            </w:r>
+            <w:proofErr w:type="gramStart"/>
+            <w:r>
+              <w:rPr>
+                <w:sz w:val="18"/>
+                <w:szCs w:val="18"/>
+              </w:rPr>
+              <w:t>load,raw</w:t>
+            </w:r>
+            <w:proofErr w:type="spellEnd"/>
+            <w:proofErr w:type="gramEnd"/>
+            <w:r>
+              <w:rPr>
+                <w:sz w:val="18"/>
+                <w:szCs w:val="18"/>
+              </w:rPr>
+              <w:t>}</w:t>
+            </w:r>
+          </w:p>
+          <w:p>
+            <w:pPr>
+              <w:rPr>
+                <w:sz w:val="18"/>
+                <w:szCs w:val="18"/>
+              </w:rPr>
+            </w:pPr>
+            <w:r>
+              <w:rPr>
+                <w:sz w:val="18"/>
+                <w:szCs w:val="18"/>
+              </w:rPr>
+              <w:t xml:space="preserve">    file                读写开机初始化文件</w:t>
+            </w:r>
+          </w:p>
+          <w:p>
+            <w:pPr>
+              <w:rPr>
+                <w:sz w:val="18"/>
+                <w:szCs w:val="18"/>
+              </w:rPr>
+            </w:pPr>
+            <w:r>
+              <w:rPr>
+                <w:sz w:val="18"/>
+                <w:szCs w:val="18"/>
+              </w:rPr>
+              <w:t xml:space="preserve">    reg                 读写寄存器操作</w:t>
+            </w:r>
+          </w:p>
+          <w:p>
+            <w:pPr>
+              <w:rPr>
+                <w:sz w:val="18"/>
+                <w:szCs w:val="18"/>
+              </w:rPr>
+            </w:pPr>
+            <w:r>
+              <w:rPr>
+                <w:sz w:val="18"/>
+                <w:szCs w:val="18"/>
+              </w:rPr>
+              <w:t xml:space="preserve">    load                </w:t>
+            </w:r>
+            <w:proofErr w:type="spellStart"/>
+            <w:r>
+              <w:rPr>
+                <w:sz w:val="18"/>
+                <w:szCs w:val="18"/>
+              </w:rPr>
+              <w:t>load</w:t>
+            </w:r>
+            <w:proofErr w:type="spellEnd"/>
+            <w:r>
+              <w:rPr>
+                <w:sz w:val="18"/>
+                <w:szCs w:val="18"/>
+              </w:rPr>
+              <w:t>操作</w:t>
+            </w:r>
+          </w:p>
+          <w:p>
+            <w:pPr>
+              <w:rPr>
+                <w:sz w:val="18"/>
+                <w:szCs w:val="18"/>
+              </w:rPr>
+            </w:pPr>
+            <w:r>
+              <w:rPr>
+                <w:sz w:val="18"/>
+                <w:szCs w:val="18"/>
+              </w:rPr>
+              <w:t xml:space="preserve">    raw                 原始命令操作</w:t>
+            </w:r>
+          </w:p>
+          <w:p>
+            <w:pPr>
+              <w:rPr>
+                <w:sz w:val="18"/>
+                <w:szCs w:val="18"/>
+              </w:rPr>
+            </w:pPr>
+          </w:p>
+          <w:p>
+            <w:pPr>
+              <w:rPr>
+                <w:sz w:val="18"/>
+                <w:szCs w:val="18"/>
+              </w:rPr>
+            </w:pPr>
+            <w:r>
+              <w:rPr>
+                <w:sz w:val="18"/>
+                <w:szCs w:val="18"/>
+              </w:rPr>
+              <w:t>options:</w:t>
+            </w:r>
+          </w:p>
+          <w:p>
+            <w:pPr>
+              <w:rPr>
+                <w:sz w:val="18"/>
+                <w:szCs w:val="18"/>
+              </w:rPr>
+            </w:pPr>
+            <w:r>
+              <w:rPr>
+                <w:sz w:val="18"/>
+                <w:szCs w:val="18"/>
+              </w:rPr>
+              <w:t xml:space="preserve">  -h, --help            show this help message and exit</w:t>
+            </w:r>
+          </w:p>
+          <w:p>
+            <w:pPr>
+              <w:rPr>
+                <w:rFonts w:hint="eastAsia"/>
+                <w:sz w:val="18"/>
+                <w:szCs w:val="18"/>
+              </w:rPr>
+            </w:pPr>
+            <w:r>
+              <w:rPr>
+                <w:sz w:val="18"/>
+                <w:szCs w:val="18"/>
+              </w:rPr>
+              <w:t xml:space="preserve">  -p PORT, --port </w:t>
+            </w:r>
+            <w:proofErr w:type="spellStart"/>
+            <w:r>
+              <w:rPr>
+                <w:sz w:val="18"/>
+                <w:szCs w:val="18"/>
+              </w:rPr>
+              <w:t>PORT</w:t>
+            </w:r>
+            <w:proofErr w:type="spellEnd"/>
+            <w:r>
+              <w:rPr>
+                <w:sz w:val="18"/>
+                <w:szCs w:val="18"/>
+              </w:rPr>
+              <w:t xml:space="preserve">  串口COM号</w:t>
+            </w:r>
+          </w:p>
+        </w:tc>
+      </w:tr>
+    </w:tbl>
+    <w:p>
+      <w:r>
+        <w:rPr>
+          <w:rFonts w:hint="eastAsia"/>
+        </w:rPr>
+        <w:lastRenderedPageBreak/>
+        <w:t>可执行文件提供了</w:t>
+      </w:r>
+      <w:r>
+        <w:rPr>
+          <w:rFonts w:hint="eastAsia"/>
+        </w:rPr>
+        <w:t>file，reg，load，raw</w:t>
+      </w:r>
+      <w:r>
+        <w:rPr>
+          <w:rFonts w:hint="eastAsia"/>
+        </w:rPr>
+        <w:t>四类操作，用户可以进一步使用help来查看具体的操作。</w:t>
+      </w:r>
+    </w:p>
+    <w:p/>
+    <w:p>
+      <w:pPr>
+        <w:rPr>
+          <w:rFonts w:hint="eastAsia"/>
+        </w:rPr>
+      </w:pPr>
+      <w:r>
+        <w:rPr>
+          <w:rFonts w:hint="eastAsia"/>
+        </w:rPr>
+        <w:t>下面是</w:t>
+      </w:r>
+      <w:r>
+        <w:rPr>
+          <w:rFonts w:hint="eastAsia"/>
+        </w:rPr>
+        <w:t>file</w:t>
+      </w:r>
+      <w:r>
+        <w:rPr>
+          <w:rFonts w:hint="eastAsia"/>
+        </w:rPr>
+        <w:t>操作</w:t>
+      </w:r>
+      <w:r>
+        <w:rPr>
+          <w:rFonts w:hint="eastAsia"/>
+        </w:rPr>
+        <w:t>的帮助</w:t>
+      </w:r>
+    </w:p>
+    <w:tbl>
+      <w:tblPr>
+        <w:tblStyle w:val="ae"/>
+        <w:tblW w:w="0" w:type="auto"/>
+        <w:tblLook w:val="04A0" w:firstRow="1" w:lastRow="0" w:firstColumn="1" w:lastColumn="0" w:noHBand="0" w:noVBand="1"/>
+      </w:tblPr>
+      <w:tblGrid>
+        <w:gridCol w:w="8296"/>
+      </w:tblGrid>
+      <w:tr>
+        <w:tc>
+          <w:tcPr>
+            <w:tcW w:w="8296" w:type="dxa"/>
+          </w:tcPr>
+          <w:p>
+            <w:pPr>
+              <w:rPr>
+                <w:sz w:val="18"/>
+                <w:szCs w:val="18"/>
+              </w:rPr>
+            </w:pPr>
+            <w:r>
+              <w:rPr>
+                <w:sz w:val="18"/>
+                <w:szCs w:val="18"/>
+              </w:rPr>
+              <w:t>&gt; ./spi_tool.exe file -help</w:t>
+            </w:r>
+          </w:p>
+          <w:p>
+            <w:pPr>
+              <w:rPr>
+                <w:sz w:val="18"/>
+                <w:szCs w:val="18"/>
+              </w:rPr>
+            </w:pPr>
+            <w:r>
+              <w:rPr>
+                <w:sz w:val="18"/>
+                <w:szCs w:val="18"/>
+              </w:rPr>
+              <w:t>usage: spi_tool.exe file [-h] (-w WR_PATH | -r RD_PATH | -b BOOT_EN)</w:t>
+            </w:r>
+          </w:p>
+          <w:p>
+            <w:pPr>
+              <w:rPr>
+                <w:sz w:val="18"/>
+                <w:szCs w:val="18"/>
+              </w:rPr>
+            </w:pPr>
+          </w:p>
+          <w:p>
+            <w:pPr>
+              <w:rPr>
+                <w:sz w:val="18"/>
+                <w:szCs w:val="18"/>
+              </w:rPr>
+            </w:pPr>
+            <w:r>
+              <w:rPr>
+                <w:sz w:val="18"/>
+                <w:szCs w:val="18"/>
+              </w:rPr>
+              <w:t>options:</w:t>
+            </w:r>
+          </w:p>
+          <w:p>
+            <w:pPr>
+              <w:rPr>
+                <w:sz w:val="18"/>
+                <w:szCs w:val="18"/>
+              </w:rPr>
+            </w:pPr>
+            <w:r>
+              <w:rPr>
+                <w:sz w:val="18"/>
+                <w:szCs w:val="18"/>
+              </w:rPr>
+              <w:t xml:space="preserve">  -h, --help            show this help message and exit</w:t>
+            </w:r>
+          </w:p>
+          <w:p>
+            <w:pPr>
+              <w:rPr>
+                <w:sz w:val="18"/>
+                <w:szCs w:val="18"/>
+              </w:rPr>
+            </w:pPr>
+            <w:r>
+              <w:rPr>
+                <w:sz w:val="18"/>
+                <w:szCs w:val="18"/>
+              </w:rPr>
+              <w:t xml:space="preserve">  -w WR_PATH, --</w:t>
+            </w:r>
+            <w:proofErr w:type="spellStart"/>
+            <w:r>
+              <w:rPr>
+                <w:sz w:val="18"/>
+                <w:szCs w:val="18"/>
+              </w:rPr>
+              <w:t>wr_path</w:t>
+            </w:r>
+            <w:proofErr w:type="spellEnd"/>
+            <w:r>
+              <w:rPr>
+                <w:sz w:val="18"/>
+                <w:szCs w:val="18"/>
+              </w:rPr>
+              <w:t xml:space="preserve"> WR_PATH</w:t>
+            </w:r>
+          </w:p>
+          <w:p>
+            <w:pPr>
+              <w:rPr>
+                <w:sz w:val="18"/>
+                <w:szCs w:val="18"/>
+              </w:rPr>
+            </w:pPr>
+            <w:r>
+              <w:rPr>
+                <w:sz w:val="18"/>
+                <w:szCs w:val="18"/>
+              </w:rPr>
+              <w:t xml:space="preserve">                        要写入FPGA的文件路径,写入后默认使能开机文件初始化</w:t>
+            </w:r>
+          </w:p>
+          <w:p>
+            <w:pPr>
+              <w:rPr>
+                <w:sz w:val="18"/>
+                <w:szCs w:val="18"/>
+              </w:rPr>
+            </w:pPr>
+            <w:r>
+              <w:rPr>
+                <w:sz w:val="18"/>
+                <w:szCs w:val="18"/>
+              </w:rPr>
+              <w:t xml:space="preserve">  -r RD_PATH, --</w:t>
+            </w:r>
+            <w:proofErr w:type="spellStart"/>
+            <w:r>
+              <w:rPr>
+                <w:sz w:val="18"/>
+                <w:szCs w:val="18"/>
+              </w:rPr>
+              <w:t>rd_path</w:t>
+            </w:r>
+            <w:proofErr w:type="spellEnd"/>
+            <w:r>
+              <w:rPr>
+                <w:sz w:val="18"/>
+                <w:szCs w:val="18"/>
+              </w:rPr>
+              <w:t xml:space="preserve"> RD_PATH</w:t>
+            </w:r>
+          </w:p>
+          <w:p>
+            <w:pPr>
+              <w:rPr>
+                <w:sz w:val="18"/>
+                <w:szCs w:val="18"/>
+              </w:rPr>
+            </w:pPr>
+            <w:r>
+              <w:rPr>
+                <w:sz w:val="18"/>
+                <w:szCs w:val="18"/>
+              </w:rPr>
+              <w:t xml:space="preserve">                        读取FPGA要保存的文件路径</w:t>
+            </w:r>
+          </w:p>
+          <w:p>
+            <w:pPr>
+              <w:rPr>
+                <w:sz w:val="18"/>
+                <w:szCs w:val="18"/>
+              </w:rPr>
+            </w:pPr>
+            <w:r>
+              <w:rPr>
+                <w:sz w:val="18"/>
+                <w:szCs w:val="18"/>
+              </w:rPr>
+              <w:t xml:space="preserve">  -b BOOT_EN, --</w:t>
+            </w:r>
+            <w:proofErr w:type="spellStart"/>
+            <w:r>
+              <w:rPr>
+                <w:sz w:val="18"/>
+                <w:szCs w:val="18"/>
+              </w:rPr>
+              <w:t>boot_en</w:t>
+            </w:r>
+            <w:proofErr w:type="spellEnd"/>
+            <w:r>
+              <w:rPr>
+                <w:sz w:val="18"/>
+                <w:szCs w:val="18"/>
+              </w:rPr>
+              <w:t xml:space="preserve"> BOOT_EN</w:t>
+            </w:r>
+          </w:p>
+          <w:p>
+            <w:pPr>
+              <w:rPr>
+                <w:rFonts w:hint="eastAsia"/>
+                <w:sz w:val="18"/>
+                <w:szCs w:val="18"/>
+              </w:rPr>
+            </w:pPr>
+            <w:r>
+              <w:rPr>
+                <w:sz w:val="18"/>
+                <w:szCs w:val="18"/>
+              </w:rPr>
+              <w:t xml:space="preserve">                        设置是否使能开机文件初始化, 1-使能, 0-禁止</w:t>
+            </w:r>
+          </w:p>
+        </w:tc>
+      </w:tr>
+    </w:tbl>
+    <w:p>
+      <w:r>
+        <w:rPr>
+          <w:rFonts w:hint="eastAsia"/>
+        </w:rPr>
+        <w:t>下面是file类操作的举例说明</w:t>
+      </w:r>
+    </w:p>
+    <w:tbl>
+      <w:tblPr>
+        <w:tblStyle w:val="ae"/>
+        <w:tblW w:w="0" w:type="auto"/>
+        <w:tblLook w:val="04A0" w:firstRow="1" w:lastRow="0" w:firstColumn="1" w:lastColumn="0" w:noHBand="0" w:noVBand="1"/>
+      </w:tblPr>
+      <w:tblGrid>
+        <w:gridCol w:w="8296"/>
+      </w:tblGrid>
+      <w:tr>
+        <w:tc>
+          <w:tcPr>
+            <w:tcW w:w="8296" w:type="dxa"/>
+          </w:tcPr>
+          <w:p>
+            <w:pPr>
+              <w:rPr>
+                <w:sz w:val="18"/>
+                <w:szCs w:val="18"/>
+              </w:rPr>
+            </w:pPr>
+            <w:r>
+              <w:rPr>
+                <w:rFonts w:hint="eastAsia"/>
+                <w:sz w:val="18"/>
+                <w:szCs w:val="18"/>
+              </w:rPr>
+              <w:t xml:space="preserve">&gt; </w:t>
+            </w:r>
+            <w:r>
+              <w:rPr>
+                <w:sz w:val="18"/>
+                <w:szCs w:val="18"/>
+              </w:rPr>
+              <w:t>./spi_tool.exe -p COM3 file -w "boot_file.txt"</w:t>
+            </w:r>
+            <w:r>
+              <w:rPr>
+                <w:rFonts w:hint="eastAsia"/>
+                <w:sz w:val="18"/>
+                <w:szCs w:val="18"/>
+              </w:rPr>
+              <w:t xml:space="preserve">   </w:t>
+            </w:r>
+            <w:r>
+              <w:rPr>
+                <w:rFonts w:hint="eastAsia"/>
+                <w:sz w:val="18"/>
+                <w:szCs w:val="18"/>
+              </w:rPr>
+              <w:t>#</w:t>
+            </w:r>
+            <w:proofErr w:type="gramStart"/>
+            <w:r>
+              <w:rPr>
+                <w:rFonts w:hint="eastAsia"/>
+                <w:sz w:val="18"/>
+                <w:szCs w:val="18"/>
+              </w:rPr>
+              <w:t>将</w:t>
+            </w:r>
+            <w:r>
+              <w:rPr>
+                <w:sz w:val="18"/>
+                <w:szCs w:val="18"/>
+              </w:rPr>
+              <w:t>”</w:t>
+            </w:r>
+            <w:r>
+              <w:rPr>
+                <w:rFonts w:hint="eastAsia"/>
+                <w:sz w:val="18"/>
+                <w:szCs w:val="18"/>
+              </w:rPr>
+              <w:t>boot_file.txt</w:t>
+            </w:r>
+            <w:proofErr w:type="gramEnd"/>
+            <w:r>
+              <w:rPr>
+                <w:sz w:val="18"/>
+                <w:szCs w:val="18"/>
+              </w:rPr>
+              <w:t>”</w:t>
+            </w:r>
+            <w:r>
+              <w:rPr>
+                <w:rFonts w:hint="eastAsia"/>
+                <w:sz w:val="18"/>
+                <w:szCs w:val="18"/>
+              </w:rPr>
+              <w:t>写入到FPGA</w:t>
+            </w:r>
+          </w:p>
+          <w:p>
+            <w:pPr>
+              <w:rPr>
+                <w:sz w:val="18"/>
+                <w:szCs w:val="18"/>
+              </w:rPr>
+            </w:pPr>
+            <w:r>
+              <w:rPr>
+                <w:rFonts w:hint="eastAsia"/>
+                <w:sz w:val="18"/>
+                <w:szCs w:val="18"/>
+              </w:rPr>
+              <w:t xml:space="preserve">&gt; </w:t>
+            </w:r>
+            <w:r>
+              <w:rPr>
+                <w:sz w:val="18"/>
+                <w:szCs w:val="18"/>
+              </w:rPr>
+              <w:t>./spi_tool.exe -p COM3 file -r "boot_file_read.txt"</w:t>
+            </w:r>
+            <w:r>
+              <w:rPr>
+                <w:rFonts w:hint="eastAsia"/>
+                <w:sz w:val="18"/>
+                <w:szCs w:val="18"/>
+              </w:rPr>
+              <w:t xml:space="preserve"> #读取FPGA里的boot</w:t>
+            </w:r>
+            <w:proofErr w:type="gramStart"/>
+            <w:r>
+              <w:rPr>
+                <w:rFonts w:hint="eastAsia"/>
+                <w:sz w:val="18"/>
+                <w:szCs w:val="18"/>
+              </w:rPr>
+              <w:t>文件并保存到</w:t>
+            </w:r>
+            <w:r>
+              <w:rPr>
+                <w:sz w:val="18"/>
+                <w:szCs w:val="18"/>
+              </w:rPr>
+              <w:t>”</w:t>
+            </w:r>
+            <w:r>
+              <w:rPr>
+                <w:rFonts w:hint="eastAsia"/>
+                <w:sz w:val="18"/>
+                <w:szCs w:val="18"/>
+              </w:rPr>
+              <w:t>boot_file_read.txt</w:t>
+            </w:r>
+            <w:proofErr w:type="gramEnd"/>
+            <w:r>
+              <w:rPr>
+                <w:sz w:val="18"/>
+                <w:szCs w:val="18"/>
+              </w:rPr>
+              <w:t>”</w:t>
+            </w:r>
+          </w:p>
+          <w:p>
+            <w:pPr>
+              <w:rPr>
+                <w:rFonts w:hint="eastAsia"/>
+                <w:sz w:val="18"/>
+                <w:szCs w:val="18"/>
+              </w:rPr>
+            </w:pPr>
+            <w:r>
+              <w:rPr>
+                <w:rFonts w:hint="eastAsia"/>
+                <w:sz w:val="18"/>
+                <w:szCs w:val="18"/>
+              </w:rPr>
+              <w:t xml:space="preserve">&gt; </w:t>
+            </w:r>
+            <w:r>
+              <w:rPr>
+                <w:sz w:val="18"/>
+                <w:szCs w:val="18"/>
+              </w:rPr>
+              <w:t>./spi_tool.exe -p COM3 file -b 0</w:t>
+            </w:r>
+            <w:r>
+              <w:rPr>
+                <w:rFonts w:hint="eastAsia"/>
+                <w:sz w:val="18"/>
+                <w:szCs w:val="18"/>
+              </w:rPr>
+              <w:t xml:space="preserve">     #设置禁止开机文件初始化</w:t>
+            </w:r>
+          </w:p>
+        </w:tc>
+      </w:tr>
+    </w:tbl>
+    <w:p>
+      <w:pPr>
         <w:rPr>
           <w:rFonts w:hint="eastAsia"/>
         </w:rPr>
       </w:pPr>
     </w:p>
+    <w:p>
+      <w:r>
+        <w:rPr>
+          <w:rFonts w:hint="eastAsia"/>
+        </w:rPr>
+        <w:t>下面是reg类操作的帮助</w:t>
+      </w:r>
+    </w:p>
+    <w:tbl>
+      <w:tblPr>
+        <w:tblStyle w:val="ae"/>
+        <w:tblW w:w="0" w:type="auto"/>
+        <w:tblLook w:val="04A0" w:firstRow="1" w:lastRow="0" w:firstColumn="1" w:lastColumn="0" w:noHBand="0" w:noVBand="1"/>
+      </w:tblPr>
+      <w:tblGrid>
+        <w:gridCol w:w="8296"/>
+      </w:tblGrid>
+      <w:tr>
+        <w:tc>
+          <w:tcPr>
+            <w:tcW w:w="8296" w:type="dxa"/>
+          </w:tcPr>
+          <w:p>
+            <w:pPr>
+              <w:rPr>
+                <w:sz w:val="18"/>
+                <w:szCs w:val="18"/>
+              </w:rPr>
+            </w:pPr>
+            <w:r>
+              <w:rPr>
+                <w:sz w:val="18"/>
+                <w:szCs w:val="18"/>
+              </w:rPr>
+              <w:t>&gt; ./spi_tool.exe reg -help</w:t>
+            </w:r>
+          </w:p>
+          <w:p>
+            <w:pPr>
+              <w:rPr>
+                <w:sz w:val="18"/>
+                <w:szCs w:val="18"/>
+              </w:rPr>
+            </w:pPr>
+            <w:r>
+              <w:rPr>
+                <w:sz w:val="18"/>
+                <w:szCs w:val="18"/>
+              </w:rPr>
+              <w:t>usage: spi_tool.exe reg [-h] -</w:t>
+            </w:r>
+            <w:proofErr w:type="spellStart"/>
+            <w:r>
+              <w:rPr>
+                <w:sz w:val="18"/>
+                <w:szCs w:val="18"/>
+              </w:rPr>
+              <w:t>ch</w:t>
+            </w:r>
+            <w:proofErr w:type="spellEnd"/>
+            <w:r>
+              <w:rPr>
+                <w:sz w:val="18"/>
+                <w:szCs w:val="18"/>
+              </w:rPr>
+              <w:t xml:space="preserve"> CHANNEL -ca CHIP_ADDR -</w:t>
+            </w:r>
+            <w:proofErr w:type="spellStart"/>
+            <w:r>
+              <w:rPr>
+                <w:sz w:val="18"/>
+                <w:szCs w:val="18"/>
+              </w:rPr>
+              <w:t>ra</w:t>
+            </w:r>
+            <w:proofErr w:type="spellEnd"/>
+            <w:r>
+              <w:rPr>
+                <w:sz w:val="18"/>
+                <w:szCs w:val="18"/>
+              </w:rPr>
+              <w:t xml:space="preserve"> REG_ADDR [-d DATA]</w:t>
+            </w:r>
+          </w:p>
+          <w:p>
+            <w:pPr>
+              <w:rPr>
+                <w:sz w:val="18"/>
+                <w:szCs w:val="18"/>
+              </w:rPr>
+            </w:pPr>
+          </w:p>
+          <w:p>
+            <w:pPr>
+              <w:rPr>
+                <w:sz w:val="18"/>
+                <w:szCs w:val="18"/>
+              </w:rPr>
+            </w:pPr>
+            <w:r>
+              <w:rPr>
+                <w:sz w:val="18"/>
+                <w:szCs w:val="18"/>
+              </w:rPr>
+              <w:t>options:</w:t>
+            </w:r>
+          </w:p>
+          <w:p>
+            <w:pPr>
+              <w:rPr>
+                <w:sz w:val="18"/>
+                <w:szCs w:val="18"/>
+              </w:rPr>
+            </w:pPr>
+            <w:r>
+              <w:rPr>
+                <w:sz w:val="18"/>
+                <w:szCs w:val="18"/>
+              </w:rPr>
+              <w:t xml:space="preserve">  -h, --help            show this help message and exit</w:t>
+            </w:r>
+          </w:p>
+          <w:p>
+            <w:pPr>
+              <w:rPr>
+                <w:sz w:val="18"/>
+                <w:szCs w:val="18"/>
+              </w:rPr>
+            </w:pPr>
+            <w:r>
+              <w:rPr>
+                <w:sz w:val="18"/>
+                <w:szCs w:val="18"/>
+              </w:rPr>
+              <w:t xml:space="preserve">  -</w:t>
+            </w:r>
+            <w:proofErr w:type="spellStart"/>
+            <w:r>
+              <w:rPr>
+                <w:sz w:val="18"/>
+                <w:szCs w:val="18"/>
+              </w:rPr>
+              <w:t>ch</w:t>
+            </w:r>
+            <w:proofErr w:type="spellEnd"/>
+            <w:r>
+              <w:rPr>
+                <w:sz w:val="18"/>
+                <w:szCs w:val="18"/>
+              </w:rPr>
+              <w:t xml:space="preserve"> CHANNEL, --channel </w:t>
+            </w:r>
+            <w:proofErr w:type="spellStart"/>
+            <w:r>
+              <w:rPr>
+                <w:sz w:val="18"/>
+                <w:szCs w:val="18"/>
+              </w:rPr>
+              <w:t>CHANNEL</w:t>
+            </w:r>
+            <w:proofErr w:type="spellEnd"/>
+          </w:p>
+          <w:p>
+            <w:pPr>
+              <w:rPr>
+                <w:sz w:val="18"/>
+                <w:szCs w:val="18"/>
+              </w:rPr>
+            </w:pPr>
+            <w:r>
+              <w:rPr>
+                <w:sz w:val="18"/>
+                <w:szCs w:val="18"/>
+              </w:rPr>
+              <w:t xml:space="preserve">                        </w:t>
+            </w:r>
+            <w:proofErr w:type="spellStart"/>
+            <w:r>
+              <w:rPr>
+                <w:sz w:val="18"/>
+                <w:szCs w:val="18"/>
+              </w:rPr>
+              <w:t>spi</w:t>
+            </w:r>
+            <w:proofErr w:type="spellEnd"/>
+            <w:r>
+              <w:rPr>
+                <w:sz w:val="18"/>
+                <w:szCs w:val="18"/>
+              </w:rPr>
+              <w:t>通道号</w:t>
+            </w:r>
+          </w:p>
+          <w:p>
+            <w:pPr>
+              <w:rPr>
+                <w:sz w:val="18"/>
+                <w:szCs w:val="18"/>
+              </w:rPr>
+            </w:pPr>
+            <w:r>
+              <w:rPr>
+                <w:sz w:val="18"/>
+                <w:szCs w:val="18"/>
+              </w:rPr>
+              <w:t xml:space="preserve">  -ca CHIP_ADDR, --</w:t>
+            </w:r>
+            <w:proofErr w:type="spellStart"/>
+            <w:r>
+              <w:rPr>
+                <w:sz w:val="18"/>
+                <w:szCs w:val="18"/>
+              </w:rPr>
+              <w:t>chip_addr</w:t>
+            </w:r>
+            <w:proofErr w:type="spellEnd"/>
+            <w:r>
+              <w:rPr>
+                <w:sz w:val="18"/>
+                <w:szCs w:val="18"/>
+              </w:rPr>
+              <w:t xml:space="preserve"> CHIP_ADDR</w:t>
+            </w:r>
+          </w:p>
+          <w:p>
+            <w:pPr>
+              <w:rPr>
+                <w:sz w:val="18"/>
+                <w:szCs w:val="18"/>
+              </w:rPr>
+            </w:pPr>
+            <w:r>
+              <w:rPr>
+                <w:sz w:val="18"/>
+                <w:szCs w:val="18"/>
+              </w:rPr>
+              <w:t xml:space="preserve">                        芯片地址</w:t>
+            </w:r>
+          </w:p>
+          <w:p>
+            <w:pPr>
+              <w:rPr>
+                <w:sz w:val="18"/>
+                <w:szCs w:val="18"/>
+              </w:rPr>
+            </w:pPr>
+            <w:r>
+              <w:rPr>
+                <w:sz w:val="18"/>
+                <w:szCs w:val="18"/>
+              </w:rPr>
+              <w:t xml:space="preserve">  -</w:t>
+            </w:r>
+            <w:proofErr w:type="spellStart"/>
+            <w:r>
+              <w:rPr>
+                <w:sz w:val="18"/>
+                <w:szCs w:val="18"/>
+              </w:rPr>
+              <w:t>ra</w:t>
+            </w:r>
+            <w:proofErr w:type="spellEnd"/>
+            <w:r>
+              <w:rPr>
+                <w:sz w:val="18"/>
+                <w:szCs w:val="18"/>
+              </w:rPr>
+              <w:t xml:space="preserve"> REG_ADDR, --</w:t>
+            </w:r>
+            <w:proofErr w:type="spellStart"/>
+            <w:r>
+              <w:rPr>
+                <w:sz w:val="18"/>
+                <w:szCs w:val="18"/>
+              </w:rPr>
+              <w:t>reg_addr</w:t>
+            </w:r>
+            <w:proofErr w:type="spellEnd"/>
+            <w:r>
+              <w:rPr>
+                <w:sz w:val="18"/>
+                <w:szCs w:val="18"/>
+              </w:rPr>
+              <w:t xml:space="preserve"> REG_ADDR</w:t>
+            </w:r>
+          </w:p>
+          <w:p>
+            <w:pPr>
+              <w:rPr>
+                <w:sz w:val="18"/>
+                <w:szCs w:val="18"/>
+              </w:rPr>
+            </w:pPr>
+            <w:r>
+              <w:rPr>
+                <w:sz w:val="18"/>
+                <w:szCs w:val="18"/>
+              </w:rPr>
+              <w:t xml:space="preserve">                        寄存器地址</w:t>
+            </w:r>
+          </w:p>
+          <w:p>
+            <w:pPr>
+              <w:rPr>
+                <w:rFonts w:hint="eastAsia"/>
+                <w:sz w:val="18"/>
+                <w:szCs w:val="18"/>
+              </w:rPr>
+            </w:pPr>
+            <w:r>
+              <w:rPr>
+                <w:sz w:val="18"/>
+                <w:szCs w:val="18"/>
+              </w:rPr>
+              <w:t xml:space="preserve">  -d DATA, --data </w:t>
+            </w:r>
+            <w:proofErr w:type="spellStart"/>
+            <w:r>
+              <w:rPr>
+                <w:sz w:val="18"/>
+                <w:szCs w:val="18"/>
+              </w:rPr>
+              <w:t>DATA</w:t>
+            </w:r>
+            <w:proofErr w:type="spellEnd"/>
+            <w:r>
+              <w:rPr>
+                <w:sz w:val="18"/>
+                <w:szCs w:val="18"/>
+              </w:rPr>
+              <w:t xml:space="preserve">  写寄存器数据,不提供则为读寄存器</w:t>
+            </w:r>
+          </w:p>
+        </w:tc>
+      </w:tr>
+    </w:tbl>
+    <w:p>
+      <w:r>
+        <w:rPr>
+          <w:rFonts w:hint="eastAsia"/>
+        </w:rPr>
+        <w:t>下面是reg类操作的举例说明</w:t>
+      </w:r>
+    </w:p>
+    <w:tbl>
+      <w:tblPr>
+        <w:tblStyle w:val="ae"/>
+        <w:tblW w:w="0" w:type="auto"/>
+        <w:tblLook w:val="04A0" w:firstRow="1" w:lastRow="0" w:firstColumn="1" w:lastColumn="0" w:noHBand="0" w:noVBand="1"/>
+      </w:tblPr>
+      <w:tblGrid>
+        <w:gridCol w:w="8296"/>
+      </w:tblGrid>
+      <w:tr>
+        <w:tc>
+          <w:tcPr>
+            <w:tcW w:w="8296" w:type="dxa"/>
+          </w:tcPr>
+          <w:p>
+            <w:pPr>
+              <w:rPr>
+                <w:rFonts w:hint="eastAsia"/>
+                <w:sz w:val="18"/>
+                <w:szCs w:val="18"/>
+              </w:rPr>
+            </w:pPr>
+            <w:r>
+              <w:rPr>
+                <w:rFonts w:hint="eastAsia"/>
+                <w:sz w:val="18"/>
+                <w:szCs w:val="18"/>
+              </w:rPr>
+              <w:t xml:space="preserve"># 写寄存器，channel=3, </w:t>
+            </w:r>
+            <w:proofErr w:type="spellStart"/>
+            <w:r>
+              <w:rPr>
+                <w:rFonts w:hint="eastAsia"/>
+                <w:sz w:val="18"/>
+                <w:szCs w:val="18"/>
+              </w:rPr>
+              <w:t>chipaddr</w:t>
+            </w:r>
+            <w:proofErr w:type="spellEnd"/>
+            <w:r>
+              <w:rPr>
+                <w:rFonts w:hint="eastAsia"/>
+                <w:sz w:val="18"/>
+                <w:szCs w:val="18"/>
+              </w:rPr>
+              <w:t xml:space="preserve">=4, </w:t>
+            </w:r>
+            <w:proofErr w:type="spellStart"/>
+            <w:r>
+              <w:rPr>
+                <w:rFonts w:hint="eastAsia"/>
+                <w:sz w:val="18"/>
+                <w:szCs w:val="18"/>
+              </w:rPr>
+              <w:t>regaddr</w:t>
+            </w:r>
+            <w:proofErr w:type="spellEnd"/>
+            <w:r>
+              <w:rPr>
+                <w:rFonts w:hint="eastAsia"/>
+                <w:sz w:val="18"/>
+                <w:szCs w:val="18"/>
+              </w:rPr>
+              <w:t xml:space="preserve">=5, </w:t>
+            </w:r>
+            <w:proofErr w:type="spellStart"/>
+            <w:r>
+              <w:rPr>
+                <w:rFonts w:hint="eastAsia"/>
+                <w:sz w:val="18"/>
+                <w:szCs w:val="18"/>
+              </w:rPr>
+              <w:t>write_data</w:t>
+            </w:r>
+            <w:proofErr w:type="spellEnd"/>
+            <w:r>
+              <w:rPr>
+                <w:rFonts w:hint="eastAsia"/>
+                <w:sz w:val="18"/>
+                <w:szCs w:val="18"/>
+              </w:rPr>
+              <w:t>=0x5a</w:t>
+            </w:r>
+          </w:p>
+          <w:p>
+            <w:pPr>
+              <w:rPr>
+                <w:sz w:val="18"/>
+                <w:szCs w:val="18"/>
+              </w:rPr>
+            </w:pPr>
+            <w:r>
+              <w:rPr>
+                <w:sz w:val="18"/>
+                <w:szCs w:val="18"/>
+              </w:rPr>
+              <w:t>&gt; ./spi_tool.exe -p COM3 reg -</w:t>
+            </w:r>
+            <w:proofErr w:type="spellStart"/>
+            <w:r>
+              <w:rPr>
+                <w:sz w:val="18"/>
+                <w:szCs w:val="18"/>
+              </w:rPr>
+              <w:t>ch</w:t>
+            </w:r>
+            <w:proofErr w:type="spellEnd"/>
+            <w:r>
+              <w:rPr>
+                <w:sz w:val="18"/>
+                <w:szCs w:val="18"/>
+              </w:rPr>
+              <w:t xml:space="preserve"> 3 -ca 4 -</w:t>
+            </w:r>
+            <w:proofErr w:type="spellStart"/>
+            <w:r>
+              <w:rPr>
+                <w:sz w:val="18"/>
+                <w:szCs w:val="18"/>
+              </w:rPr>
+              <w:t>ra</w:t>
+            </w:r>
+            <w:proofErr w:type="spellEnd"/>
+            <w:r>
+              <w:rPr>
+                <w:sz w:val="18"/>
+                <w:szCs w:val="18"/>
+              </w:rPr>
+              <w:t xml:space="preserve"> 5 -d 0x5a</w:t>
+            </w:r>
+          </w:p>
+          <w:p>
+            <w:pPr>
+              <w:rPr>
+                <w:sz w:val="18"/>
+                <w:szCs w:val="18"/>
+              </w:rPr>
+            </w:pPr>
+            <w:r>
+              <w:rPr>
+                <w:rFonts w:hint="eastAsia"/>
+                <w:sz w:val="18"/>
+                <w:szCs w:val="18"/>
+              </w:rPr>
+              <w:t xml:space="preserve"># 读寄存器，channel=3, </w:t>
+            </w:r>
+            <w:proofErr w:type="spellStart"/>
+            <w:r>
+              <w:rPr>
+                <w:rFonts w:hint="eastAsia"/>
+                <w:sz w:val="18"/>
+                <w:szCs w:val="18"/>
+              </w:rPr>
+              <w:t>chipaddr</w:t>
+            </w:r>
+            <w:proofErr w:type="spellEnd"/>
+            <w:r>
+              <w:rPr>
+                <w:rFonts w:hint="eastAsia"/>
+                <w:sz w:val="18"/>
+                <w:szCs w:val="18"/>
+              </w:rPr>
+              <w:t xml:space="preserve">=4, </w:t>
+            </w:r>
+            <w:proofErr w:type="spellStart"/>
+            <w:r>
+              <w:rPr>
+                <w:rFonts w:hint="eastAsia"/>
+                <w:sz w:val="18"/>
+                <w:szCs w:val="18"/>
+              </w:rPr>
+              <w:t>regaddr</w:t>
+            </w:r>
+            <w:proofErr w:type="spellEnd"/>
+            <w:r>
+              <w:rPr>
+                <w:rFonts w:hint="eastAsia"/>
+                <w:sz w:val="18"/>
+                <w:szCs w:val="18"/>
+              </w:rPr>
+              <w:t>=5</w:t>
+            </w:r>
+          </w:p>
+          <w:p>
+            <w:pPr>
+              <w:rPr>
+                <w:rFonts w:hint="eastAsia"/>
+                <w:sz w:val="18"/>
+                <w:szCs w:val="18"/>
+              </w:rPr>
+            </w:pPr>
+            <w:r>
+              <w:rPr>
+                <w:sz w:val="18"/>
+                <w:szCs w:val="18"/>
+              </w:rPr>
+              <w:t xml:space="preserve">&gt; </w:t>
+            </w:r>
+            <w:r>
+              <w:rPr>
+                <w:sz w:val="18"/>
+                <w:szCs w:val="18"/>
+              </w:rPr>
+              <w:t>./spi_tool.exe -p COM3 reg -</w:t>
+            </w:r>
+            <w:proofErr w:type="spellStart"/>
+            <w:r>
+              <w:rPr>
+                <w:sz w:val="18"/>
+                <w:szCs w:val="18"/>
+              </w:rPr>
+              <w:t>ch</w:t>
+            </w:r>
+            <w:proofErr w:type="spellEnd"/>
+            <w:r>
+              <w:rPr>
+                <w:sz w:val="18"/>
+                <w:szCs w:val="18"/>
+              </w:rPr>
+              <w:t xml:space="preserve"> 3 -ca 4 -</w:t>
+            </w:r>
+            <w:proofErr w:type="spellStart"/>
+            <w:r>
+              <w:rPr>
+                <w:sz w:val="18"/>
+                <w:szCs w:val="18"/>
+              </w:rPr>
+              <w:t>ra</w:t>
+            </w:r>
+            <w:proofErr w:type="spellEnd"/>
+            <w:r>
+              <w:rPr>
+                <w:sz w:val="18"/>
+                <w:szCs w:val="18"/>
+              </w:rPr>
+              <w:t xml:space="preserve"> 5</w:t>
+            </w:r>
+          </w:p>
+        </w:tc>
+      </w:tr>
+    </w:tbl>
+    <w:p>
+      <w:pPr>
+        <w:rPr>
+          <w:rFonts w:hint="eastAsia"/>
+        </w:rPr>
+      </w:pPr>
+    </w:p>
+    <w:p>
+      <w:r>
+        <w:rPr>
+          <w:rFonts w:hint="eastAsia"/>
+        </w:rPr>
+        <w:t>下面是load类操作的帮助</w:t>
+      </w:r>
+    </w:p>
+    <w:tbl>
+      <w:tblPr>
+        <w:tblStyle w:val="ae"/>
+        <w:tblW w:w="0" w:type="auto"/>
+        <w:tblLook w:val="04A0" w:firstRow="1" w:lastRow="0" w:firstColumn="1" w:lastColumn="0" w:noHBand="0" w:noVBand="1"/>
+      </w:tblPr>
+      <w:tblGrid>
+        <w:gridCol w:w="8296"/>
+      </w:tblGrid>
+      <w:tr>
+        <w:tc>
+          <w:tcPr>
+            <w:tcW w:w="8296" w:type="dxa"/>
+          </w:tcPr>
+          <w:p>
+            <w:pPr>
+              <w:rPr>
+                <w:sz w:val="18"/>
+                <w:szCs w:val="18"/>
+              </w:rPr>
+            </w:pPr>
+            <w:r>
+              <w:rPr>
+                <w:sz w:val="18"/>
+                <w:szCs w:val="18"/>
+              </w:rPr>
+              <w:t>&gt; ./spi_tool.exe load -help</w:t>
+            </w:r>
+          </w:p>
+          <w:p>
+            <w:pPr>
+              <w:rPr>
+                <w:sz w:val="18"/>
+                <w:szCs w:val="18"/>
+              </w:rPr>
+            </w:pPr>
+            <w:r>
+              <w:rPr>
+                <w:sz w:val="18"/>
+                <w:szCs w:val="18"/>
+              </w:rPr>
+              <w:t>usage: spi_tool.exe load [-h] -</w:t>
+            </w:r>
+            <w:proofErr w:type="spellStart"/>
+            <w:r>
+              <w:rPr>
+                <w:sz w:val="18"/>
+                <w:szCs w:val="18"/>
+              </w:rPr>
+              <w:t>ch</w:t>
+            </w:r>
+            <w:proofErr w:type="spellEnd"/>
+            <w:r>
+              <w:rPr>
+                <w:sz w:val="18"/>
+                <w:szCs w:val="18"/>
+              </w:rPr>
+              <w:t xml:space="preserve"> CHANNEL -d DATA</w:t>
+            </w:r>
+          </w:p>
+          <w:p>
+            <w:pPr>
+              <w:rPr>
+                <w:sz w:val="18"/>
+                <w:szCs w:val="18"/>
+              </w:rPr>
+            </w:pPr>
+          </w:p>
+          <w:p>
+            <w:pPr>
+              <w:rPr>
+                <w:sz w:val="18"/>
+                <w:szCs w:val="18"/>
+              </w:rPr>
+            </w:pPr>
+            <w:r>
+              <w:rPr>
+                <w:sz w:val="18"/>
+                <w:szCs w:val="18"/>
+              </w:rPr>
+              <w:lastRenderedPageBreak/>
+              <w:t>options:</w:t>
+            </w:r>
+          </w:p>
+          <w:p>
+            <w:pPr>
+              <w:rPr>
+                <w:sz w:val="18"/>
+                <w:szCs w:val="18"/>
+              </w:rPr>
+            </w:pPr>
+            <w:r>
+              <w:rPr>
+                <w:sz w:val="18"/>
+                <w:szCs w:val="18"/>
+              </w:rPr>
+              <w:t xml:space="preserve">  -h, --help            show this help message and exit</w:t>
+            </w:r>
+          </w:p>
+          <w:p>
+            <w:pPr>
+              <w:rPr>
+                <w:sz w:val="18"/>
+                <w:szCs w:val="18"/>
+              </w:rPr>
+            </w:pPr>
+            <w:r>
+              <w:rPr>
+                <w:sz w:val="18"/>
+                <w:szCs w:val="18"/>
+              </w:rPr>
+              <w:t xml:space="preserve">  -</w:t>
+            </w:r>
+            <w:proofErr w:type="spellStart"/>
+            <w:r>
+              <w:rPr>
+                <w:sz w:val="18"/>
+                <w:szCs w:val="18"/>
+              </w:rPr>
+              <w:t>ch</w:t>
+            </w:r>
+            <w:proofErr w:type="spellEnd"/>
+            <w:r>
+              <w:rPr>
+                <w:sz w:val="18"/>
+                <w:szCs w:val="18"/>
+              </w:rPr>
+              <w:t xml:space="preserve"> CHANNEL, --channel </w:t>
+            </w:r>
+            <w:proofErr w:type="spellStart"/>
+            <w:r>
+              <w:rPr>
+                <w:sz w:val="18"/>
+                <w:szCs w:val="18"/>
+              </w:rPr>
+              <w:t>CHANNEL</w:t>
+            </w:r>
+            <w:proofErr w:type="spellEnd"/>
+          </w:p>
+          <w:p>
+            <w:pPr>
+              <w:rPr>
+                <w:sz w:val="18"/>
+                <w:szCs w:val="18"/>
+              </w:rPr>
+            </w:pPr>
+            <w:r>
+              <w:rPr>
+                <w:sz w:val="18"/>
+                <w:szCs w:val="18"/>
+              </w:rPr>
+              <w:t xml:space="preserve">                        </w:t>
+            </w:r>
+            <w:proofErr w:type="spellStart"/>
+            <w:r>
+              <w:rPr>
+                <w:sz w:val="18"/>
+                <w:szCs w:val="18"/>
+              </w:rPr>
+              <w:t>spi</w:t>
+            </w:r>
+            <w:proofErr w:type="spellEnd"/>
+            <w:r>
+              <w:rPr>
+                <w:sz w:val="18"/>
+                <w:szCs w:val="18"/>
+              </w:rPr>
+              <w:t>通道号</w:t>
+            </w:r>
+          </w:p>
+          <w:p>
+            <w:pPr>
+              <w:rPr>
+                <w:rFonts w:hint="eastAsia"/>
+                <w:sz w:val="18"/>
+                <w:szCs w:val="18"/>
+              </w:rPr>
+            </w:pPr>
+            <w:r>
+              <w:rPr>
+                <w:sz w:val="18"/>
+                <w:szCs w:val="18"/>
+              </w:rPr>
+              <w:t xml:space="preserve">  -d DATA, --data </w:t>
+            </w:r>
+            <w:proofErr w:type="spellStart"/>
+            <w:r>
+              <w:rPr>
+                <w:sz w:val="18"/>
+                <w:szCs w:val="18"/>
+              </w:rPr>
+              <w:t>DATA</w:t>
+            </w:r>
+            <w:proofErr w:type="spellEnd"/>
+            <w:r>
+              <w:rPr>
+                <w:sz w:val="18"/>
+                <w:szCs w:val="18"/>
+              </w:rPr>
+              <w:t xml:space="preserve">  load的电平值, 0-低电平, 1-高电平</w:t>
+            </w:r>
+          </w:p>
+        </w:tc>
+      </w:tr>
+    </w:tbl>
+    <w:p>
+      <w:r>
+        <w:rPr>
+          <w:rFonts w:hint="eastAsia"/>
+        </w:rPr>
+        <w:lastRenderedPageBreak/>
+        <w:t>下面是load类操作的举例说明</w:t>
+      </w:r>
+    </w:p>
+    <w:tbl>
+      <w:tblPr>
+        <w:tblStyle w:val="ae"/>
+        <w:tblW w:w="0" w:type="auto"/>
+        <w:tblLook w:val="04A0" w:firstRow="1" w:lastRow="0" w:firstColumn="1" w:lastColumn="0" w:noHBand="0" w:noVBand="1"/>
+      </w:tblPr>
+      <w:tblGrid>
+        <w:gridCol w:w="8296"/>
+      </w:tblGrid>
+      <w:tr>
+        <w:tc>
+          <w:tcPr>
+            <w:tcW w:w="8296" w:type="dxa"/>
+          </w:tcPr>
+          <w:p>
+            <w:pPr>
+              <w:rPr>
+                <w:rFonts w:hint="eastAsia"/>
+              </w:rPr>
+            </w:pPr>
+            <w:r>
+              <w:t>&gt; ./spi_tool.exe -p COM3 load -</w:t>
+            </w:r>
+            <w:proofErr w:type="spellStart"/>
+            <w:r>
+              <w:t>ch</w:t>
+            </w:r>
+            <w:proofErr w:type="spellEnd"/>
+            <w:r>
+              <w:t xml:space="preserve"> 5 -d 1</w:t>
+            </w:r>
+            <w:r>
+              <w:rPr>
+                <w:rFonts w:hint="eastAsia"/>
+              </w:rPr>
+              <w:t xml:space="preserve">       # 设置</w:t>
+            </w:r>
+            <w:proofErr w:type="gramStart"/>
+            <w:r>
+              <w:rPr>
+                <w:rFonts w:hint="eastAsia"/>
+              </w:rPr>
+              <w:t>LOAD[5]=</w:t>
+            </w:r>
+            <w:proofErr w:type="gramEnd"/>
+            <w:r>
+              <w:rPr>
+                <w:rFonts w:hint="eastAsia"/>
+              </w:rPr>
+              <w:t>1</w:t>
+            </w:r>
+          </w:p>
+        </w:tc>
+      </w:tr>
+    </w:tbl>
     <w:p/>
+    <w:p>
+      <w:r>
+        <w:rPr>
+          <w:rFonts w:hint="eastAsia"/>
+        </w:rPr>
+        <w:t>下面是raw类操作的帮助</w:t>
+      </w:r>
+    </w:p>
+    <w:tbl>
+      <w:tblPr>
+        <w:tblStyle w:val="ae"/>
+        <w:tblW w:w="0" w:type="auto"/>
+        <w:tblLook w:val="04A0" w:firstRow="1" w:lastRow="0" w:firstColumn="1" w:lastColumn="0" w:noHBand="0" w:noVBand="1"/>
+      </w:tblPr>
+      <w:tblGrid>
+        <w:gridCol w:w="8296"/>
+      </w:tblGrid>
+      <w:tr>
+        <w:tc>
+          <w:tcPr>
+            <w:tcW w:w="8296" w:type="dxa"/>
+          </w:tcPr>
+          <w:p>
+            <w:pPr>
+              <w:rPr>
+                <w:sz w:val="18"/>
+                <w:szCs w:val="18"/>
+              </w:rPr>
+            </w:pPr>
+            <w:r>
+              <w:rPr>
+                <w:sz w:val="18"/>
+                <w:szCs w:val="18"/>
+              </w:rPr>
+              <w:t xml:space="preserve">&gt; ./spi_tool.exe </w:t>
+            </w:r>
+            <w:proofErr w:type="gramStart"/>
+            <w:r>
+              <w:rPr>
+                <w:sz w:val="18"/>
+                <w:szCs w:val="18"/>
+              </w:rPr>
+              <w:t>raw -help</w:t>
+            </w:r>
+            <w:proofErr w:type="gramEnd"/>
+          </w:p>
+          <w:p>
+            <w:pPr>
+              <w:rPr>
+                <w:sz w:val="18"/>
+                <w:szCs w:val="18"/>
+              </w:rPr>
+            </w:pPr>
+            <w:r>
+              <w:rPr>
+                <w:sz w:val="18"/>
+                <w:szCs w:val="18"/>
+              </w:rPr>
+              <w:t>usage: spi_tool.exe raw [-h] ...</w:t>
+            </w:r>
+          </w:p>
+          <w:p>
+            <w:pPr>
+              <w:rPr>
+                <w:sz w:val="18"/>
+                <w:szCs w:val="18"/>
+              </w:rPr>
+            </w:pPr>
+          </w:p>
+          <w:p>
+            <w:pPr>
+              <w:rPr>
+                <w:sz w:val="18"/>
+                <w:szCs w:val="18"/>
+              </w:rPr>
+            </w:pPr>
+            <w:r>
+              <w:rPr>
+                <w:sz w:val="18"/>
+                <w:szCs w:val="18"/>
+              </w:rPr>
+              <w:t>positional arguments:</w:t>
+            </w:r>
+          </w:p>
+          <w:p>
+            <w:pPr>
+              <w:rPr>
+                <w:sz w:val="18"/>
+                <w:szCs w:val="18"/>
+              </w:rPr>
+            </w:pPr>
+            <w:r>
+              <w:rPr>
+                <w:sz w:val="18"/>
+                <w:szCs w:val="18"/>
+              </w:rPr>
+              <w:t xml:space="preserve">  data        指令的十六进制数据,无需加0x前缀</w:t>
+            </w:r>
+          </w:p>
+          <w:p>
+            <w:pPr>
+              <w:rPr>
+                <w:sz w:val="18"/>
+                <w:szCs w:val="18"/>
+              </w:rPr>
+            </w:pPr>
+          </w:p>
+          <w:p>
+            <w:pPr>
+              <w:rPr>
+                <w:sz w:val="18"/>
+                <w:szCs w:val="18"/>
+              </w:rPr>
+            </w:pPr>
+            <w:r>
+              <w:rPr>
+                <w:sz w:val="18"/>
+                <w:szCs w:val="18"/>
+              </w:rPr>
+              <w:t>options:</w:t>
+            </w:r>
+          </w:p>
+          <w:p>
+            <w:pPr>
+              <w:rPr>
+                <w:rFonts w:hint="eastAsia"/>
+                <w:sz w:val="18"/>
+                <w:szCs w:val="18"/>
+              </w:rPr>
+            </w:pPr>
+            <w:r>
+              <w:rPr>
+                <w:sz w:val="18"/>
+                <w:szCs w:val="18"/>
+              </w:rPr>
+              <w:t xml:space="preserve">  -h, --</w:t>
+            </w:r>
+            <w:proofErr w:type="gramStart"/>
+            <w:r>
+              <w:rPr>
+                <w:sz w:val="18"/>
+                <w:szCs w:val="18"/>
+              </w:rPr>
+              <w:t>help  show</w:t>
+            </w:r>
+            <w:proofErr w:type="gramEnd"/>
+            <w:r>
+              <w:rPr>
+                <w:sz w:val="18"/>
+                <w:szCs w:val="18"/>
+              </w:rPr>
+              <w:t xml:space="preserve"> this help message and exit</w:t>
+            </w:r>
+          </w:p>
+        </w:tc>
+      </w:tr>
+    </w:tbl>
+    <w:p>
+      <w:r>
+        <w:rPr>
+          <w:rFonts w:hint="eastAsia"/>
+        </w:rPr>
+        <w:t>raw类的操作比较复杂，需要完整的包形式，例如</w:t>
+      </w:r>
+    </w:p>
+    <w:tbl>
+      <w:tblPr>
+        <w:tblStyle w:val="ae"/>
+        <w:tblW w:w="0" w:type="auto"/>
+        <w:tblLook w:val="04A0" w:firstRow="1" w:lastRow="0" w:firstColumn="1" w:lastColumn="0" w:noHBand="0" w:noVBand="1"/>
+      </w:tblPr>
+      <w:tblGrid>
+        <w:gridCol w:w="8296"/>
+      </w:tblGrid>
+      <w:tr>
+        <w:tc>
+          <w:tcPr>
+            <w:tcW w:w="8296" w:type="dxa"/>
+          </w:tcPr>
+          <w:p>
+            <w:pPr>
+              <w:rPr>
+                <w:rFonts w:hint="eastAsia"/>
+                <w:sz w:val="18"/>
+                <w:szCs w:val="18"/>
+              </w:rPr>
+            </w:pPr>
+            <w:r>
+              <w:rPr>
+                <w:rFonts w:hint="eastAsia"/>
+                <w:sz w:val="18"/>
+                <w:szCs w:val="18"/>
+              </w:rPr>
+              <w:t xml:space="preserve"># 写寄存器，channel=3, </w:t>
+            </w:r>
+            <w:proofErr w:type="spellStart"/>
+            <w:r>
+              <w:rPr>
+                <w:rFonts w:hint="eastAsia"/>
+                <w:sz w:val="18"/>
+                <w:szCs w:val="18"/>
+              </w:rPr>
+              <w:t>chipaddr</w:t>
+            </w:r>
+            <w:proofErr w:type="spellEnd"/>
+            <w:r>
+              <w:rPr>
+                <w:rFonts w:hint="eastAsia"/>
+                <w:sz w:val="18"/>
+                <w:szCs w:val="18"/>
+              </w:rPr>
+              <w:t xml:space="preserve">=4, </w:t>
+            </w:r>
+            <w:proofErr w:type="spellStart"/>
+            <w:r>
+              <w:rPr>
+                <w:rFonts w:hint="eastAsia"/>
+                <w:sz w:val="18"/>
+                <w:szCs w:val="18"/>
+              </w:rPr>
+              <w:t>regaddr</w:t>
+            </w:r>
+            <w:proofErr w:type="spellEnd"/>
+            <w:r>
+              <w:rPr>
+                <w:rFonts w:hint="eastAsia"/>
+                <w:sz w:val="18"/>
+                <w:szCs w:val="18"/>
+              </w:rPr>
+              <w:t xml:space="preserve">=5, </w:t>
+            </w:r>
+            <w:proofErr w:type="spellStart"/>
+            <w:r>
+              <w:rPr>
+                <w:rFonts w:hint="eastAsia"/>
+                <w:sz w:val="18"/>
+                <w:szCs w:val="18"/>
+              </w:rPr>
+              <w:t>write_data</w:t>
+            </w:r>
+            <w:proofErr w:type="spellEnd"/>
+            <w:r>
+              <w:rPr>
+                <w:rFonts w:hint="eastAsia"/>
+                <w:sz w:val="18"/>
+                <w:szCs w:val="18"/>
+              </w:rPr>
+              <w:t>=0x5a</w:t>
+            </w:r>
+          </w:p>
+          <w:p>
+            <w:pPr>
+              <w:rPr>
+                <w:rFonts w:hint="eastAsia"/>
+              </w:rPr>
+            </w:pPr>
+            <w:r>
+              <w:t>&gt; ./spi_tool.exe -p COM3 raw 01 03 04 05 5a</w:t>
+            </w:r>
+          </w:p>
+        </w:tc>
+      </w:tr>
+    </w:tbl>
     <w:p>
       <w:pPr>
         <w:rPr>
@@ -22712,6 +24458,119 @@
 <file path=word/numbering.xml><?xml version="1.0" encoding="utf-8"?>
 <w:numbering xmlns:wpc="http://schemas.microsoft.com/office/word/2010/wordprocessingCanvas" xmlns:cx="http://schemas.microsoft.com/office/drawing/2014/chartex" xmlns:cx1="http://schemas.microsoft.com/office/drawing/2015/9/8/chartex" xmlns:cx2="http://schemas.microsoft.com/office/drawing/2015/10/21/chartex" xmlns:cx3="http://schemas.microsoft.com/office/drawing/2016/5/9/chartex" xmlns:cx4="http://schemas.microsoft.com/office/drawing/2016/5/10/chartex" xmlns:cx5="http://schemas.microsoft.com/office/drawing/2016/5/11/chartex" xmlns:cx6="http://schemas.microsoft.com/office/drawing/2016/5/12/chartex" xmlns:cx7="http://schemas.microsoft.com/office/drawing/2016/5/13/chartex" xmlns:cx8="http://schemas.microsoft.com/office/drawing/2016/5/14/chartex" xmlns:mc="http://schemas.openxmlformats.org/markup-compatibility/2006" xmlns:aink="http://schemas.microsoft.com/office/drawing/2016/ink" xmlns:am3d="http://schemas.microsoft.com/office/drawing/2017/model3d" xmlns:o="urn:schemas-microsoft-com:office:office" xmlns:oel="http://schemas.microsoft.com/office/2019/extlst" xmlns:r="http://schemas.openxmlformats.org/officeDocument/2006/relationships" xmlns:m="http://schemas.openxmlformats.org/officeDocument/2006/math" xmlns:v="urn:schemas-microsoft-com:vml" xmlns:wp14="http://schemas.microsoft.com/office/word/2010/wordprocessingDrawing" xmlns:wp="http://schemas.openxmlformats.org/drawingml/2006/wordprocessingDrawing" xmlns:w10="urn:schemas-microsoft-com:office:word" xmlns:w="http://schemas.openxmlformats.org/wordprocessingml/2006/main" xmlns:w14="http://schemas.microsoft.com/office/word/2010/wordml" xmlns:w15="http://schemas.microsoft.com/office/word/2012/wordml" xmlns:w16cex="http://schemas.microsoft.com/office/word/2018/wordml/cex" xmlns:w16cid="http://schemas.microsoft.com/office/word/2016/wordml/cid" xmlns:w16="http://schemas.microsoft.com/office/word/2018/wordml" xmlns:w16du="http://schemas.microsoft.com/office/word/2023/wordml/word16du" xmlns:w16sdtdh="http://schemas.microsoft.com/office/word/2020/wordml/sdtdatahash" xmlns:w16sdtfl="http://schemas.microsoft.com/office/word/2024/wordml/sdtformatlock" xmlns:w16se="http://schemas.microsoft.com/office/word/2015/wordml/symex" xmlns:wpg="http://schemas.microsoft.com/office/word/2010/wordprocessingGroup" xmlns:wpi="http://schemas.microsoft.com/office/word/2010/wordprocessingInk" xmlns:wne="http://schemas.microsoft.com/office/word/2006/wordml" xmlns:wps="http://schemas.microsoft.com/office/word/2010/wordprocessingShape" mc:Ignorable="w14 w15 w16se w16cid w16 w16cex w16sdtdh w16sdtfl w16du wp14">
   <w:abstractNum w:abstractNumId="0" w15:restartNumberingAfterBreak="0">
+    <w:nsid w:val="08DF1083"/>
+    <w:multiLevelType w:val="hybridMultilevel"/>
+    <w:tmpl w:val="9182B1BE"/>
+    <w:lvl w:ilvl="0" w:tplc="75641B4C">
+      <w:start w:val="5"/>
+      <w:numFmt w:val="bullet"/>
+      <w:lvlText w:val=""/>
+      <w:lvlJc w:val="left"/>
+      <w:pPr>
+        <w:ind w:left="360" w:hanging="360"/>
+      </w:pPr>
+      <w:rPr>
+        <w:rFonts w:ascii="Wingdings" w:eastAsiaTheme="minorEastAsia" w:hAnsi="Wingdings" w:cstheme="minorBidi" w:hint="default"/>
+      </w:rPr>
+    </w:lvl>
+    <w:lvl w:ilvl="1" w:tplc="04090003" w:tentative="1">
+      <w:start w:val="1"/>
+      <w:numFmt w:val="bullet"/>
+      <w:lvlText w:val=""/>
+      <w:lvlJc w:val="left"/>
+      <w:pPr>
+        <w:ind w:left="880" w:hanging="440"/>
+      </w:pPr>
+      <w:rPr>
+        <w:rFonts w:ascii="Wingdings" w:hAnsi="Wingdings" w:hint="default"/>
+      </w:rPr>
+    </w:lvl>
+    <w:lvl w:ilvl="2" w:tplc="04090005" w:tentative="1">
+      <w:start w:val="1"/>
+      <w:numFmt w:val="bullet"/>
+      <w:lvlText w:val=""/>
+      <w:lvlJc w:val="left"/>
+      <w:pPr>
+        <w:ind w:left="1320" w:hanging="440"/>
+      </w:pPr>
+      <w:rPr>
+        <w:rFonts w:ascii="Wingdings" w:hAnsi="Wingdings" w:hint="default"/>
+      </w:rPr>
+    </w:lvl>
+    <w:lvl w:ilvl="3" w:tplc="04090001" w:tentative="1">
+      <w:start w:val="1"/>
+      <w:numFmt w:val="bullet"/>
+      <w:lvlText w:val=""/>
+      <w:lvlJc w:val="left"/>
+      <w:pPr>
+        <w:ind w:left="1760" w:hanging="440"/>
+      </w:pPr>
+      <w:rPr>
+        <w:rFonts w:ascii="Wingdings" w:hAnsi="Wingdings" w:hint="default"/>
+      </w:rPr>
+    </w:lvl>
+    <w:lvl w:ilvl="4" w:tplc="04090003" w:tentative="1">
+      <w:start w:val="1"/>
+      <w:numFmt w:val="bullet"/>
+      <w:lvlText w:val=""/>
+      <w:lvlJc w:val="left"/>
+      <w:pPr>
+        <w:ind w:left="2200" w:hanging="440"/>
+      </w:pPr>
+      <w:rPr>
+        <w:rFonts w:ascii="Wingdings" w:hAnsi="Wingdings" w:hint="default"/>
+      </w:rPr>
+    </w:lvl>
+    <w:lvl w:ilvl="5" w:tplc="04090005" w:tentative="1">
+      <w:start w:val="1"/>
+      <w:numFmt w:val="bullet"/>
+      <w:lvlText w:val=""/>
+      <w:lvlJc w:val="left"/>
+      <w:pPr>
+        <w:ind w:left="2640" w:hanging="440"/>
+      </w:pPr>
+      <w:rPr>
+        <w:rFonts w:ascii="Wingdings" w:hAnsi="Wingdings" w:hint="default"/>
+      </w:rPr>
+    </w:lvl>
+    <w:lvl w:ilvl="6" w:tplc="04090001" w:tentative="1">
+      <w:start w:val="1"/>
+      <w:numFmt w:val="bullet"/>
+      <w:lvlText w:val=""/>
+      <w:lvlJc w:val="left"/>
+      <w:pPr>
+        <w:ind w:left="3080" w:hanging="440"/>
+      </w:pPr>
+      <w:rPr>
+        <w:rFonts w:ascii="Wingdings" w:hAnsi="Wingdings" w:hint="default"/>
+      </w:rPr>
+    </w:lvl>
+    <w:lvl w:ilvl="7" w:tplc="04090003" w:tentative="1">
+      <w:start w:val="1"/>
+      <w:numFmt w:val="bullet"/>
+      <w:lvlText w:val=""/>
+      <w:lvlJc w:val="left"/>
+      <w:pPr>
+        <w:ind w:left="3520" w:hanging="440"/>
+      </w:pPr>
+      <w:rPr>
+        <w:rFonts w:ascii="Wingdings" w:hAnsi="Wingdings" w:hint="default"/>
+      </w:rPr>
+    </w:lvl>
+    <w:lvl w:ilvl="8" w:tplc="04090005" w:tentative="1">
+      <w:start w:val="1"/>
+      <w:numFmt w:val="bullet"/>
+      <w:lvlText w:val=""/>
+      <w:lvlJc w:val="left"/>
+      <w:pPr>
+        <w:ind w:left="3960" w:hanging="440"/>
+      </w:pPr>
+      <w:rPr>
+        <w:rFonts w:ascii="Wingdings" w:hAnsi="Wingdings" w:hint="default"/>
+      </w:rPr>
+    </w:lvl>
+  </w:abstractNum>
+  <w:abstractNum w:abstractNumId="1" w15:restartNumberingAfterBreak="0">
     <w:nsid w:val="08EF6845"/>
     <w:multiLevelType w:val="multilevel"/>
     <w:tmpl w:val="FB9A01C0"/>
@@ -22832,7 +24691,7 @@
       </w:rPr>
     </w:lvl>
   </w:abstractNum>
-  <w:abstractNum w:abstractNumId="1" w15:restartNumberingAfterBreak="0">
+  <w:abstractNum w:abstractNumId="2" w15:restartNumberingAfterBreak="0">
     <w:nsid w:val="0C281840"/>
     <w:multiLevelType w:val="hybridMultilevel"/>
     <w:tmpl w:val="5406BA06"/>
@@ -22921,7 +24780,7 @@
       </w:pPr>
     </w:lvl>
   </w:abstractNum>
-  <w:abstractNum w:abstractNumId="2" w15:restartNumberingAfterBreak="0">
+  <w:abstractNum w:abstractNumId="3" w15:restartNumberingAfterBreak="0">
     <w:nsid w:val="0F880875"/>
     <w:multiLevelType w:val="multilevel"/>
     <w:tmpl w:val="FB9A01C0"/>
@@ -23042,7 +24901,120 @@
       </w:rPr>
     </w:lvl>
   </w:abstractNum>
-  <w:abstractNum w:abstractNumId="3" w15:restartNumberingAfterBreak="0">
+  <w:abstractNum w:abstractNumId="4" w15:restartNumberingAfterBreak="0">
+    <w:nsid w:val="0FFF6A8A"/>
+    <w:multiLevelType w:val="hybridMultilevel"/>
+    <w:tmpl w:val="FE78CC2C"/>
+    <w:lvl w:ilvl="0" w:tplc="C00C4554">
+      <w:start w:val="5"/>
+      <w:numFmt w:val="bullet"/>
+      <w:lvlText w:val=""/>
+      <w:lvlJc w:val="left"/>
+      <w:pPr>
+        <w:ind w:left="360" w:hanging="360"/>
+      </w:pPr>
+      <w:rPr>
+        <w:rFonts w:ascii="Wingdings" w:eastAsiaTheme="minorEastAsia" w:hAnsi="Wingdings" w:cstheme="minorBidi" w:hint="default"/>
+      </w:rPr>
+    </w:lvl>
+    <w:lvl w:ilvl="1" w:tplc="04090003" w:tentative="1">
+      <w:start w:val="1"/>
+      <w:numFmt w:val="bullet"/>
+      <w:lvlText w:val=""/>
+      <w:lvlJc w:val="left"/>
+      <w:pPr>
+        <w:ind w:left="880" w:hanging="440"/>
+      </w:pPr>
+      <w:rPr>
+        <w:rFonts w:ascii="Wingdings" w:hAnsi="Wingdings" w:hint="default"/>
+      </w:rPr>
+    </w:lvl>
+    <w:lvl w:ilvl="2" w:tplc="04090005" w:tentative="1">
+      <w:start w:val="1"/>
+      <w:numFmt w:val="bullet"/>
+      <w:lvlText w:val=""/>
+      <w:lvlJc w:val="left"/>
+      <w:pPr>
+        <w:ind w:left="1320" w:hanging="440"/>
+      </w:pPr>
+      <w:rPr>
+        <w:rFonts w:ascii="Wingdings" w:hAnsi="Wingdings" w:hint="default"/>
+      </w:rPr>
+    </w:lvl>
+    <w:lvl w:ilvl="3" w:tplc="04090001" w:tentative="1">
+      <w:start w:val="1"/>
+      <w:numFmt w:val="bullet"/>
+      <w:lvlText w:val=""/>
+      <w:lvlJc w:val="left"/>
+      <w:pPr>
+        <w:ind w:left="1760" w:hanging="440"/>
+      </w:pPr>
+      <w:rPr>
+        <w:rFonts w:ascii="Wingdings" w:hAnsi="Wingdings" w:hint="default"/>
+      </w:rPr>
+    </w:lvl>
+    <w:lvl w:ilvl="4" w:tplc="04090003" w:tentative="1">
+      <w:start w:val="1"/>
+      <w:numFmt w:val="bullet"/>
+      <w:lvlText w:val=""/>
+      <w:lvlJc w:val="left"/>
+      <w:pPr>
+        <w:ind w:left="2200" w:hanging="440"/>
+      </w:pPr>
+      <w:rPr>
+        <w:rFonts w:ascii="Wingdings" w:hAnsi="Wingdings" w:hint="default"/>
+      </w:rPr>
+    </w:lvl>
+    <w:lvl w:ilvl="5" w:tplc="04090005" w:tentative="1">
+      <w:start w:val="1"/>
+      <w:numFmt w:val="bullet"/>
+      <w:lvlText w:val=""/>
+      <w:lvlJc w:val="left"/>
+      <w:pPr>
+        <w:ind w:left="2640" w:hanging="440"/>
+      </w:pPr>
+      <w:rPr>
+        <w:rFonts w:ascii="Wingdings" w:hAnsi="Wingdings" w:hint="default"/>
+      </w:rPr>
+    </w:lvl>
+    <w:lvl w:ilvl="6" w:tplc="04090001" w:tentative="1">
+      <w:start w:val="1"/>
+      <w:numFmt w:val="bullet"/>
+      <w:lvlText w:val=""/>
+      <w:lvlJc w:val="left"/>
+      <w:pPr>
+        <w:ind w:left="3080" w:hanging="440"/>
+      </w:pPr>
+      <w:rPr>
+        <w:rFonts w:ascii="Wingdings" w:hAnsi="Wingdings" w:hint="default"/>
+      </w:rPr>
+    </w:lvl>
+    <w:lvl w:ilvl="7" w:tplc="04090003" w:tentative="1">
+      <w:start w:val="1"/>
+      <w:numFmt w:val="bullet"/>
+      <w:lvlText w:val=""/>
+      <w:lvlJc w:val="left"/>
+      <w:pPr>
+        <w:ind w:left="3520" w:hanging="440"/>
+      </w:pPr>
+      <w:rPr>
+        <w:rFonts w:ascii="Wingdings" w:hAnsi="Wingdings" w:hint="default"/>
+      </w:rPr>
+    </w:lvl>
+    <w:lvl w:ilvl="8" w:tplc="04090005" w:tentative="1">
+      <w:start w:val="1"/>
+      <w:numFmt w:val="bullet"/>
+      <w:lvlText w:val=""/>
+      <w:lvlJc w:val="left"/>
+      <w:pPr>
+        <w:ind w:left="3960" w:hanging="440"/>
+      </w:pPr>
+      <w:rPr>
+        <w:rFonts w:ascii="Wingdings" w:hAnsi="Wingdings" w:hint="default"/>
+      </w:rPr>
+    </w:lvl>
+  </w:abstractNum>
+  <w:abstractNum w:abstractNumId="5" w15:restartNumberingAfterBreak="0">
     <w:nsid w:val="10914C05"/>
     <w:multiLevelType w:val="multilevel"/>
     <w:tmpl w:val="FB9A01C0"/>
@@ -23163,7 +25135,7 @@
       </w:rPr>
     </w:lvl>
   </w:abstractNum>
-  <w:abstractNum w:abstractNumId="4" w15:restartNumberingAfterBreak="0">
+  <w:abstractNum w:abstractNumId="6" w15:restartNumberingAfterBreak="0">
     <w:nsid w:val="1B042324"/>
     <w:multiLevelType w:val="hybridMultilevel"/>
     <w:tmpl w:val="5AD4E920"/>
@@ -23249,19 +25221,141 @@
       </w:pPr>
     </w:lvl>
   </w:abstractNum>
+  <w:abstractNum w:abstractNumId="7" w15:restartNumberingAfterBreak="0">
+    <w:nsid w:val="53424813"/>
+    <w:multiLevelType w:val="hybridMultilevel"/>
+    <w:tmpl w:val="BFA81026"/>
+    <w:lvl w:ilvl="0" w:tplc="14BE2F9C">
+      <w:start w:val="5"/>
+      <w:numFmt w:val="bullet"/>
+      <w:lvlText w:val=""/>
+      <w:lvlJc w:val="left"/>
+      <w:pPr>
+        <w:ind w:left="360" w:hanging="360"/>
+      </w:pPr>
+      <w:rPr>
+        <w:rFonts w:ascii="Wingdings" w:eastAsiaTheme="minorEastAsia" w:hAnsi="Wingdings" w:cstheme="minorBidi" w:hint="default"/>
+      </w:rPr>
+    </w:lvl>
+    <w:lvl w:ilvl="1" w:tplc="04090003" w:tentative="1">
+      <w:start w:val="1"/>
+      <w:numFmt w:val="bullet"/>
+      <w:lvlText w:val=""/>
+      <w:lvlJc w:val="left"/>
+      <w:pPr>
+        <w:ind w:left="880" w:hanging="440"/>
+      </w:pPr>
+      <w:rPr>
+        <w:rFonts w:ascii="Wingdings" w:hAnsi="Wingdings" w:hint="default"/>
+      </w:rPr>
+    </w:lvl>
+    <w:lvl w:ilvl="2" w:tplc="04090005" w:tentative="1">
+      <w:start w:val="1"/>
+      <w:numFmt w:val="bullet"/>
+      <w:lvlText w:val=""/>
+      <w:lvlJc w:val="left"/>
+      <w:pPr>
+        <w:ind w:left="1320" w:hanging="440"/>
+      </w:pPr>
+      <w:rPr>
+        <w:rFonts w:ascii="Wingdings" w:hAnsi="Wingdings" w:hint="default"/>
+      </w:rPr>
+    </w:lvl>
+    <w:lvl w:ilvl="3" w:tplc="04090001" w:tentative="1">
+      <w:start w:val="1"/>
+      <w:numFmt w:val="bullet"/>
+      <w:lvlText w:val=""/>
+      <w:lvlJc w:val="left"/>
+      <w:pPr>
+        <w:ind w:left="1760" w:hanging="440"/>
+      </w:pPr>
+      <w:rPr>
+        <w:rFonts w:ascii="Wingdings" w:hAnsi="Wingdings" w:hint="default"/>
+      </w:rPr>
+    </w:lvl>
+    <w:lvl w:ilvl="4" w:tplc="04090003" w:tentative="1">
+      <w:start w:val="1"/>
+      <w:numFmt w:val="bullet"/>
+      <w:lvlText w:val=""/>
+      <w:lvlJc w:val="left"/>
+      <w:pPr>
+        <w:ind w:left="2200" w:hanging="440"/>
+      </w:pPr>
+      <w:rPr>
+        <w:rFonts w:ascii="Wingdings" w:hAnsi="Wingdings" w:hint="default"/>
+      </w:rPr>
+    </w:lvl>
+    <w:lvl w:ilvl="5" w:tplc="04090005" w:tentative="1">
+      <w:start w:val="1"/>
+      <w:numFmt w:val="bullet"/>
+      <w:lvlText w:val=""/>
+      <w:lvlJc w:val="left"/>
+      <w:pPr>
+        <w:ind w:left="2640" w:hanging="440"/>
+      </w:pPr>
+      <w:rPr>
+        <w:rFonts w:ascii="Wingdings" w:hAnsi="Wingdings" w:hint="default"/>
+      </w:rPr>
+    </w:lvl>
+    <w:lvl w:ilvl="6" w:tplc="04090001" w:tentative="1">
+      <w:start w:val="1"/>
+      <w:numFmt w:val="bullet"/>
+      <w:lvlText w:val=""/>
+      <w:lvlJc w:val="left"/>
+      <w:pPr>
+        <w:ind w:left="3080" w:hanging="440"/>
+      </w:pPr>
+      <w:rPr>
+        <w:rFonts w:ascii="Wingdings" w:hAnsi="Wingdings" w:hint="default"/>
+      </w:rPr>
+    </w:lvl>
+    <w:lvl w:ilvl="7" w:tplc="04090003" w:tentative="1">
+      <w:start w:val="1"/>
+      <w:numFmt w:val="bullet"/>
+      <w:lvlText w:val=""/>
+      <w:lvlJc w:val="left"/>
+      <w:pPr>
+        <w:ind w:left="3520" w:hanging="440"/>
+      </w:pPr>
+      <w:rPr>
+        <w:rFonts w:ascii="Wingdings" w:hAnsi="Wingdings" w:hint="default"/>
+      </w:rPr>
+    </w:lvl>
+    <w:lvl w:ilvl="8" w:tplc="04090005" w:tentative="1">
+      <w:start w:val="1"/>
+      <w:numFmt w:val="bullet"/>
+      <w:lvlText w:val=""/>
+      <w:lvlJc w:val="left"/>
+      <w:pPr>
+        <w:ind w:left="3960" w:hanging="440"/>
+      </w:pPr>
+      <w:rPr>
+        <w:rFonts w:ascii="Wingdings" w:hAnsi="Wingdings" w:hint="default"/>
+      </w:rPr>
+    </w:lvl>
+  </w:abstractNum>
   <w:num w:numId="1" w16cid:durableId="1536456157">
+    <w:abstractNumId w:val="1"/>
+  </w:num>
+  <w:num w:numId="2" w16cid:durableId="1687438828">
+    <w:abstractNumId w:val="2"/>
+  </w:num>
+  <w:num w:numId="3" w16cid:durableId="829909219">
+    <w:abstractNumId w:val="3"/>
+  </w:num>
+  <w:num w:numId="4" w16cid:durableId="18288590">
+    <w:abstractNumId w:val="5"/>
+  </w:num>
+  <w:num w:numId="5" w16cid:durableId="1512640493">
+    <w:abstractNumId w:val="6"/>
+  </w:num>
+  <w:num w:numId="6" w16cid:durableId="370114302">
     <w:abstractNumId w:val="0"/>
   </w:num>
-  <w:num w:numId="2" w16cid:durableId="1687438828">
-    <w:abstractNumId w:val="1"/>
+  <w:num w:numId="7" w16cid:durableId="2097509130">
+    <w:abstractNumId w:val="7"/>
   </w:num>
-  <w:num w:numId="3" w16cid:durableId="829909219">
-    <w:abstractNumId w:val="2"/>
-  </w:num>
-  <w:num w:numId="4" w16cid:durableId="18288590">
-    <w:abstractNumId w:val="3"/>
-  </w:num>
-  <w:num w:numId="5" w16cid:durableId="1512640493">
+  <w:num w:numId="8" w16cid:durableId="1205024149">
     <w:abstractNumId w:val="4"/>
   </w:num>
 </w:numbering>
@@ -23662,7 +25756,7 @@
   <w:style w:type="paragraph" w:default="1" w:styleId="a">
     <w:name w:val="Normal"/>
     <w:qFormat/>
-    <w:rsid w:val="002C63CB"/>
+    <w:rsid w:val="00CA44A2"/>
     <w:pPr>
       <w:widowControl w:val="0"/>
       <w:jc w:val="both"/>
